--- a/templates/Islanding_Certificate_template.docx
+++ b/templates/Islanding_Certificate_template.docx
@@ -1,65 +1,6 @@
 
-<file path=customXml\item1.xml><?xml version="1.0" encoding="utf-8"?>
-<b:Sources xmlns:b="http://schemas.openxmlformats.org/officeDocument/2006/bibliography" xmlns="http://schemas.openxmlformats.org/officeDocument/2006/bibliography" SelectedStyle="\APA.XSL" StyleName="APA"/>
-</file>
-
-<file path=customXml\itemProps1.xml><?xml version="1.0" encoding="utf-8"?>
-<ds:datastoreItem xmlns:ds="http://schemas.openxmlformats.org/officeDocument/2006/customXml" ds:itemID="{3E4D47A2-15CB-4879-A8F5-A991E66A0441}">
-  <ds:schemaRefs>
-    <ds:schemaRef ds:uri="http://schemas.openxmlformats.org/officeDocument/2006/bibliography"/>
-  </ds:schemaRefs>
-</ds:datastoreItem>
-</file>
-
-<file path=docProps\app.xml><?xml version="1.0" encoding="utf-8"?>
-<Properties xmlns="http://schemas.openxmlformats.org/officeDocument/2006/extended-properties" xmlns:vt="http://schemas.openxmlformats.org/officeDocument/2006/docPropsVTypes">
-  <Template>Normal</Template>
-  <TotalTime>5</TotalTime>
-  <Pages>1</Pages>
-  <Words>372</Words>
-  <Characters>2124</Characters>
-  <Application>Microsoft Office Word</Application>
-  <DocSecurity>0</DocSecurity>
-  <Lines>17</Lines>
-  <Paragraphs>4</Paragraphs>
-  <ScaleCrop>false</ScaleCrop>
-  <HeadingPairs>
-    <vt:vector size="2" baseType="variant">
-      <vt:variant>
-        <vt:lpstr>Title</vt:lpstr>
-      </vt:variant>
-      <vt:variant>
-        <vt:i4>1</vt:i4>
-      </vt:variant>
-    </vt:vector>
-  </HeadingPairs>
-  <TitlesOfParts>
-    <vt:vector size="1" baseType="lpstr">
-      <vt:lpstr/>
-    </vt:vector>
-  </TitlesOfParts>
-  <Company/>
-  <LinksUpToDate>false</LinksUpToDate>
-  <CharactersWithSpaces>2492</CharactersWithSpaces>
-  <SharedDoc>false</SharedDoc>
-  <HyperlinksChanged>false</HyperlinksChanged>
-  <AppVersion>14.0000</AppVersion>
-</Properties>
-</file>
-
-<file path=docProps\core.xml><?xml version="1.0" encoding="utf-8"?>
-<cp:coreProperties xmlns:cp="http://schemas.openxmlformats.org/package/2006/metadata/core-properties" xmlns:dc="http://purl.org/dc/elements/1.1/" xmlns:dcterms="http://purl.org/dc/terms/" xmlns:dcmitype="http://purl.org/dc/dcmitype/" xmlns:xsi="http://www.w3.org/2001/XMLSchema-instance">
-  <dc:creator>ab</dc:creator>
-  <cp:lastModifiedBy>Windows User</cp:lastModifiedBy>
-  <cp:revision>4</cp:revision>
-  <cp:lastPrinted>2025-11-26T09:12:00Z</cp:lastPrinted>
-  <dcterms:created xsi:type="dcterms:W3CDTF">2025-08-16T14:20:00Z</dcterms:created>
-  <dcterms:modified xsi:type="dcterms:W3CDTF">2025-11-26T09:13:00Z</dcterms:modified>
-</cp:coreProperties>
-</file>
-
-<file path=word\document.xml><?xml version="1.0" encoding="utf-8"?>
-<w:document xmlns:wpc="http://schemas.microsoft.com/office/word/2010/wordprocessingCanvas" xmlns:mc="http://schemas.openxmlformats.org/markup-compatibility/2006" xmlns:o="urn:schemas-microsoft-com:office:office" xmlns:r="http://schemas.openxmlformats.org/officeDocument/2006/relationships" xmlns:m="http://schemas.openxmlformats.org/officeDocument/2006/math" xmlns:v="urn:schemas-microsoft-com:vml" xmlns:wp14="http://schemas.microsoft.com/office/word/2010/wordprocessingDrawing" xmlns:wp="http://schemas.openxmlformats.org/drawingml/2006/wordprocessingDrawing" xmlns:w10="urn:schemas-microsoft-com:office:word" xmlns:w="http://schemas.openxmlformats.org/wordprocessingml/2006/main" xmlns:w14="http://schemas.microsoft.com/office/word/2010/wordml" xmlns:wpg="http://schemas.microsoft.com/office/word/2010/wordprocessingGroup" xmlns:wpi="http://schemas.microsoft.com/office/word/2010/wordprocessingInk" xmlns:wne="http://schemas.microsoft.com/office/word/2006/wordml" xmlns:wps="http://schemas.microsoft.com/office/word/2010/wordprocessingShape" mc:Ignorable="w14 wp14">
+<file path=word/document.xml><?xml version="1.0" encoding="utf-8"?>
+<w:document xmlns:wpc="http://schemas.microsoft.com/office/word/2010/wordprocessingCanvas" xmlns:cx="http://schemas.microsoft.com/office/drawing/2014/chartex" xmlns:cx1="http://schemas.microsoft.com/office/drawing/2015/9/8/chartex" xmlns:cx2="http://schemas.microsoft.com/office/drawing/2015/10/21/chartex" xmlns:cx3="http://schemas.microsoft.com/office/drawing/2016/5/9/chartex" xmlns:cx4="http://schemas.microsoft.com/office/drawing/2016/5/10/chartex" xmlns:cx5="http://schemas.microsoft.com/office/drawing/2016/5/11/chartex" xmlns:cx6="http://schemas.microsoft.com/office/drawing/2016/5/12/chartex" xmlns:cx7="http://schemas.microsoft.com/office/drawing/2016/5/13/chartex" xmlns:cx8="http://schemas.microsoft.com/office/drawing/2016/5/14/chartex" xmlns:mc="http://schemas.openxmlformats.org/markup-compatibility/2006" xmlns:aink="http://schemas.microsoft.com/office/drawing/2016/ink" xmlns:am3d="http://schemas.microsoft.com/office/drawing/2017/model3d" xmlns:o="urn:schemas-microsoft-com:office:office" xmlns:oel="http://schemas.microsoft.com/office/2019/extlst" xmlns:r="http://schemas.openxmlformats.org/officeDocument/2006/relationships" xmlns:m="http://schemas.openxmlformats.org/officeDocument/2006/math" xmlns:v="urn:schemas-microsoft-com:vml" xmlns:wp14="http://schemas.microsoft.com/office/word/2010/wordprocessingDrawing" xmlns:wp="http://schemas.openxmlformats.org/drawingml/2006/wordprocessingDrawing" xmlns:w10="urn:schemas-microsoft-com:office:word" xmlns:w="http://schemas.openxmlformats.org/wordprocessingml/2006/main" xmlns:w14="http://schemas.microsoft.com/office/word/2010/wordml" xmlns:w15="http://schemas.microsoft.com/office/word/2012/wordml" xmlns:w16cex="http://schemas.microsoft.com/office/word/2018/wordml/cex" xmlns:w16cid="http://schemas.microsoft.com/office/word/2016/wordml/cid" xmlns:w16="http://schemas.microsoft.com/office/word/2018/wordml" xmlns:w16du="http://schemas.microsoft.com/office/word/2023/wordml/word16du" xmlns:w16sdtdh="http://schemas.microsoft.com/office/word/2020/wordml/sdtdatahash" xmlns:w16sdtfl="http://schemas.microsoft.com/office/word/2024/wordml/sdtformatlock" xmlns:w16se="http://schemas.microsoft.com/office/word/2015/wordml/symex" xmlns:wpg="http://schemas.microsoft.com/office/word/2010/wordprocessingGroup" xmlns:wpi="http://schemas.microsoft.com/office/word/2010/wordprocessingInk" xmlns:wne="http://schemas.microsoft.com/office/word/2006/wordml" xmlns:wps="http://schemas.microsoft.com/office/word/2010/wordprocessingShape" mc:Ignorable="w14 w15 w16se w16cid w16 w16cex w16sdtdh w16sdtfl w16du wp14">
   <w:body>
     <w:p>
       <w:pPr>
@@ -102,7 +43,7 @@
                     </pic:cNvPicPr>
                   </pic:nvPicPr>
                   <pic:blipFill>
-                    <a:blip r:embed="rId9" cstate="print"/>
+                    <a:blip r:embed="rId8" cstate="print"/>
                     <a:srcRect/>
                     <a:stretch>
                       <a:fillRect/>
@@ -143,7 +84,6 @@
         </w:rPr>
         <w:t xml:space="preserve">                            </w:t>
       </w:r>
-      <w:proofErr w:type="gramStart"/>
       <w:r>
         <w:rPr>
           <w:rFonts w:asciiTheme="majorHAnsi" w:hAnsiTheme="majorHAnsi"/>
@@ -153,9 +93,8 @@
           <w:szCs w:val="52"/>
           <w:u w:val="single"/>
         </w:rPr>
-        <w:t>{{vendor_name}}</w:t>
-      </w:r>
-      <w:proofErr w:type="gramEnd"/>
+        <w:t>IMPRESS SOLAR POINT</w:t>
+      </w:r>
     </w:p>
     <w:p>
       <w:pPr>
@@ -185,7 +124,7 @@
           <w:color w:val="000000" w:themeColor="text1"/>
           <w:sz w:val="20"/>
         </w:rPr>
-        <w:t>IN FRONT OF TAHESIL OFFICE, BARSHITAKLI</w:t>
+        <w:t>Building No. 454, Qasadpura, Daryapur Banosa</w:t>
       </w:r>
       <w:r>
         <w:rPr>
@@ -388,23 +327,7 @@
           <w:sz w:val="24"/>
           <w:szCs w:val="24"/>
         </w:rPr>
-        <w:t>{{vendor_gstin}}</w:t>
-      </w:r>
-      <w:r>
-        <w:rPr>
-          <w:b/>
-          <w:sz w:val="24"/>
-          <w:szCs w:val="24"/>
-        </w:rPr>
-        <w:t/>
-      </w:r>
-      <w:r>
-        <w:rPr>
-          <w:b/>
-          <w:sz w:val="24"/>
-          <w:szCs w:val="24"/>
-        </w:rPr>
-        <w:t xml:space="preserve">             </w:t>
+        <w:t xml:space="preserve">27AUEPH3173P1Z8             </w:t>
       </w:r>
       <w:r>
         <w:rPr>
@@ -428,34 +351,6 @@
           <w:b/>
         </w:rPr>
         <w:t>Email - {{vendor_email}}</w:t>
-      </w:r>
-      <w:r>
-        <w:rPr>
-          <w:rFonts w:asciiTheme="majorHAnsi" w:hAnsiTheme="majorHAnsi"/>
-          <w:b/>
-        </w:rPr>
-        <w:t xml:space="preserve"/>
-      </w:r>
-      <w:r>
-        <w:rPr>
-          <w:rFonts w:asciiTheme="majorHAnsi" w:hAnsiTheme="majorHAnsi"/>
-          <w:b/>
-        </w:rPr>
-        <w:t xml:space="preserve"/>
-      </w:r>
-      <w:r>
-        <w:rPr>
-          <w:rFonts w:asciiTheme="majorHAnsi" w:hAnsiTheme="majorHAnsi"/>
-          <w:b/>
-        </w:rPr>
-        <w:t/>
-      </w:r>
-      <w:r>
-        <w:rPr>
-          <w:rFonts w:asciiTheme="majorHAnsi" w:hAnsiTheme="majorHAnsi"/>
-          <w:b/>
-        </w:rPr>
-        <w:t/>
       </w:r>
     </w:p>
     <w:p>
@@ -478,7 +373,7 @@
         <mc:AlternateContent>
           <mc:Choice Requires="wps">
             <w:drawing>
-              <wp:anchor distT="4294967295" distB="4294967295" distL="114300" distR="114300" simplePos="0" relativeHeight="251661312" behindDoc="0" locked="0" layoutInCell="1" allowOverlap="1">
+              <wp:anchor distT="4294967295" distB="4294967295" distL="114300" distR="114300" simplePos="0" relativeHeight="251661312" behindDoc="0" locked="0" layoutInCell="1" allowOverlap="1" wp14:anchorId="18523970" wp14:editId="25723E6D">
                 <wp:simplePos x="0" y="0"/>
                 <wp:positionH relativeFrom="column">
                   <wp:posOffset>-377190</wp:posOffset>
@@ -539,11 +434,11 @@
           </mc:Choice>
           <mc:Fallback>
             <w:pict>
-              <v:shapetype id="_x0000_t32" coordsize="21600,21600" o:spt="32" o:oned="t" path="m,l21600,21600e" filled="f">
+              <v:shapetype w14:anchorId="59418D9B" id="_x0000_t32" coordsize="21600,21600" o:spt="32" o:oned="t" path="m,l21600,21600e" filled="f">
                 <v:path arrowok="t" fillok="f" o:connecttype="none"/>
                 <o:lock v:ext="edit" shapetype="t"/>
               </v:shapetype>
-              <v:shape id="Straight Arrow Connector 4" o:spid="_x0000_s1026" type="#_x0000_t32" style="position:absolute;margin-left:-29.7pt;margin-top:6.2pt;width:546.7pt;height:0;z-index:251661312;visibility:visible;mso-wrap-style:square;mso-width-percent:0;mso-height-percent:0;mso-wrap-distance-left:9pt;mso-wrap-distance-top:-3e-5mm;mso-wrap-distance-right:9pt;mso-wrap-distance-bottom:-3e-5mm;mso-position-horizontal:absolute;mso-position-horizontal-relative:text;mso-position-vertical:absolute;mso-position-vertical-relative:text;mso-width-percent:0;mso-height-percent:0;mso-width-relative:page;mso-height-relative:page" o:gfxdata="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"/>
+              <v:shape id="Straight Arrow Connector 4" o:spid="_x0000_s1026" type="#_x0000_t32" style="position:absolute;margin-left:-29.7pt;margin-top:6.2pt;width:546.7pt;height:0;z-index:251661312;visibility:visible;mso-wrap-style:square;mso-width-percent:0;mso-height-percent:0;mso-wrap-distance-left:9pt;mso-wrap-distance-top:-3e-5mm;mso-wrap-distance-right:9pt;mso-wrap-distance-bottom:-3e-5mm;mso-position-horizontal:absolute;mso-position-horizontal-relative:text;mso-position-vertical:absolute;mso-position-vertical-relative:text;mso-width-percent:0;mso-height-percent:0;mso-width-relative:page;mso-height-relative:page" o:gfxdata="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"/>
             </w:pict>
           </mc:Fallback>
         </mc:AlternateContent>
@@ -655,45 +550,7 @@
           <w:sz w:val="24"/>
           <w:szCs w:val="28"/>
         </w:rPr>
-        <w:t xml:space="preserve">Name of Consumer :- {{customer_name}}</w:t>
-      </w:r>
-      <w:proofErr w:type="gramStart"/>
-      <w:r>
-        <w:rPr>
-          <w:sz w:val="24"/>
-          <w:szCs w:val="28"/>
-        </w:rPr>
-        <w:t/>
-      </w:r>
-      <w:r>
-        <w:rPr>
-          <w:sz w:val="24"/>
-          <w:szCs w:val="28"/>
-        </w:rPr>
-        <w:t xml:space="preserve"/>
-      </w:r>
-      <w:r>
-        <w:rPr>
-          <w:sz w:val="24"/>
-          <w:szCs w:val="28"/>
-        </w:rPr>
-        <w:t/>
-      </w:r>
-      <w:proofErr w:type="gramEnd"/>
-      <w:r>
-        <w:rPr>
-          <w:sz w:val="24"/>
-          <w:szCs w:val="28"/>
-        </w:rPr>
-        <w:t xml:space="preserve"/>
-      </w:r>
-      <w:r>
-        <w:rPr>
-          <w:b/>
-          <w:sz w:val="24"/>
-          <w:szCs w:val="28"/>
-        </w:rPr>
-        <w:t xml:space="preserve"/>
+        <w:t>Name of Consumer :- {{customer_name}}</w:t>
       </w:r>
       <w:r>
         <w:rPr>
@@ -728,20 +585,13 @@
         </w:rPr>
         <w:t xml:space="preserve"> :</w:t>
       </w:r>
-      <w:r>
-        <w:rPr>
-          <w:sz w:val="24"/>
-          <w:szCs w:val="28"/>
-        </w:rPr>
-        <w:t>-</w:t>
-      </w:r>
       <w:proofErr w:type="gramEnd"/>
       <w:r>
         <w:rPr>
           <w:sz w:val="24"/>
           <w:szCs w:val="28"/>
         </w:rPr>
-        <w:t xml:space="preserve"> </w:t>
+        <w:t xml:space="preserve">- </w:t>
       </w:r>
       <w:r>
         <w:rPr>
@@ -749,48 +599,6 @@
           <w:szCs w:val="28"/>
         </w:rPr>
         <w:t>{{customer_address}}</w:t>
-      </w:r>
-      <w:r>
-        <w:rPr>
-          <w:sz w:val="24"/>
-          <w:szCs w:val="28"/>
-        </w:rPr>
-        <w:t xml:space="preserve"/>
-      </w:r>
-      <w:r>
-        <w:rPr>
-          <w:sz w:val="24"/>
-          <w:szCs w:val="28"/>
-        </w:rPr>
-        <w:t/>
-      </w:r>
-      <w:r>
-        <w:rPr>
-          <w:sz w:val="24"/>
-          <w:szCs w:val="28"/>
-        </w:rPr>
-        <w:t xml:space="preserve"/>
-      </w:r>
-      <w:r>
-        <w:rPr>
-          <w:sz w:val="24"/>
-          <w:szCs w:val="28"/>
-        </w:rPr>
-        <w:t xml:space="preserve"/>
-      </w:r>
-      <w:r>
-        <w:rPr>
-          <w:sz w:val="24"/>
-          <w:szCs w:val="28"/>
-        </w:rPr>
-        <w:t/>
-      </w:r>
-      <w:r>
-        <w:rPr>
-          <w:sz w:val="24"/>
-          <w:szCs w:val="28"/>
-        </w:rPr>
-        <w:t/>
       </w:r>
     </w:p>
     <w:p>
@@ -824,20 +632,13 @@
         </w:rPr>
         <w:t xml:space="preserve"> :</w:t>
       </w:r>
-      <w:r>
-        <w:rPr>
-          <w:sz w:val="24"/>
-          <w:szCs w:val="28"/>
-        </w:rPr>
-        <w:t>-</w:t>
-      </w:r>
       <w:proofErr w:type="gramEnd"/>
       <w:r>
         <w:rPr>
           <w:sz w:val="24"/>
           <w:szCs w:val="28"/>
         </w:rPr>
-        <w:t xml:space="preserve"> </w:t>
+        <w:t xml:space="preserve">- </w:t>
       </w:r>
       <w:r>
         <w:rPr>
@@ -846,14 +647,6 @@
           <w:szCs w:val="28"/>
         </w:rPr>
         <w:t>{{consumer_number}}</w:t>
-      </w:r>
-      <w:r>
-        <w:rPr>
-          <w:b/>
-          <w:sz w:val="24"/>
-          <w:szCs w:val="28"/>
-        </w:rPr>
-        <w:t/>
       </w:r>
     </w:p>
     <w:p>
@@ -870,7 +663,7 @@
           <w:sz w:val="24"/>
           <w:szCs w:val="28"/>
         </w:rPr>
-        <w:t xml:space="preserve">Sanction Load :- {{sanctioned_capacity}}</w:t>
+        <w:t xml:space="preserve">Sanction </w:t>
       </w:r>
       <w:proofErr w:type="gramStart"/>
       <w:r>
@@ -878,21 +671,7 @@
           <w:sz w:val="24"/>
           <w:szCs w:val="28"/>
         </w:rPr>
-        <w:t/>
-      </w:r>
-      <w:r>
-        <w:rPr>
-          <w:sz w:val="24"/>
-          <w:szCs w:val="28"/>
-        </w:rPr>
-        <w:t xml:space="preserve"/>
-      </w:r>
-      <w:r>
-        <w:rPr>
-          <w:sz w:val="24"/>
-          <w:szCs w:val="28"/>
-        </w:rPr>
-        <w:t/>
+        <w:t>Load :</w:t>
       </w:r>
       <w:proofErr w:type="gramEnd"/>
       <w:r>
@@ -900,35 +679,7 @@
           <w:sz w:val="24"/>
           <w:szCs w:val="28"/>
         </w:rPr>
-        <w:t xml:space="preserve"/>
-      </w:r>
-      <w:r>
-        <w:rPr>
-          <w:sz w:val="24"/>
-          <w:szCs w:val="28"/>
-        </w:rPr>
-        <w:t xml:space="preserve"/>
-      </w:r>
-      <w:r>
-        <w:rPr>
-          <w:sz w:val="24"/>
-          <w:szCs w:val="28"/>
-        </w:rPr>
-        <w:t/>
-      </w:r>
-      <w:r>
-        <w:rPr>
-          <w:sz w:val="24"/>
-          <w:szCs w:val="28"/>
-        </w:rPr>
-        <w:t xml:space="preserve"/>
-      </w:r>
-      <w:r>
-        <w:rPr>
-          <w:sz w:val="24"/>
-          <w:szCs w:val="28"/>
-        </w:rPr>
-        <w:t/>
+        <w:t>- {{sanctioned_capacity}}</w:t>
       </w:r>
     </w:p>
     <w:p>
@@ -945,7 +696,7 @@
           <w:sz w:val="24"/>
           <w:szCs w:val="28"/>
         </w:rPr>
-        <w:t xml:space="preserve">Voltage Level :- {{grid_voltage}}</w:t>
+        <w:t xml:space="preserve">Voltage </w:t>
       </w:r>
       <w:proofErr w:type="gramStart"/>
       <w:r>
@@ -953,21 +704,7 @@
           <w:sz w:val="24"/>
           <w:szCs w:val="28"/>
         </w:rPr>
-        <w:t/>
-      </w:r>
-      <w:r>
-        <w:rPr>
-          <w:sz w:val="24"/>
-          <w:szCs w:val="28"/>
-        </w:rPr>
-        <w:t xml:space="preserve"/>
-      </w:r>
-      <w:r>
-        <w:rPr>
-          <w:sz w:val="24"/>
-          <w:szCs w:val="28"/>
-        </w:rPr>
-        <w:t/>
+        <w:t>Level :</w:t>
       </w:r>
       <w:proofErr w:type="gramEnd"/>
       <w:r>
@@ -975,21 +712,7 @@
           <w:sz w:val="24"/>
           <w:szCs w:val="28"/>
         </w:rPr>
-        <w:t xml:space="preserve"/>
-      </w:r>
-      <w:r>
-        <w:rPr>
-          <w:sz w:val="24"/>
-          <w:szCs w:val="28"/>
-        </w:rPr>
-        <w:t xml:space="preserve"/>
-      </w:r>
-      <w:r>
-        <w:rPr>
-          <w:sz w:val="24"/>
-          <w:szCs w:val="28"/>
-        </w:rPr>
-        <w:t/>
+        <w:t>- {{grid_voltage}}</w:t>
       </w:r>
     </w:p>
     <w:p>
@@ -1007,7 +730,7 @@
           <w:sz w:val="24"/>
           <w:szCs w:val="28"/>
         </w:rPr>
-        <w:t xml:space="preserve">Application Number and Date :- {{application_number}} {{application_date}}</w:t>
+        <w:t xml:space="preserve">Application Number and </w:t>
       </w:r>
       <w:proofErr w:type="gramStart"/>
       <w:r>
@@ -1015,122 +738,15 @@
           <w:sz w:val="24"/>
           <w:szCs w:val="28"/>
         </w:rPr>
-        <w:t/>
-      </w:r>
-      <w:r>
-        <w:rPr>
-          <w:sz w:val="24"/>
-          <w:szCs w:val="28"/>
-        </w:rPr>
-        <w:t xml:space="preserve"/>
-      </w:r>
-      <w:r>
-        <w:rPr>
-          <w:sz w:val="24"/>
-          <w:szCs w:val="28"/>
-        </w:rPr>
-        <w:t/>
+        <w:t>Date :</w:t>
       </w:r>
       <w:proofErr w:type="gramEnd"/>
       <w:r>
-        <w:t xml:space="preserve"/>
-      </w:r>
-      <w:r>
-        <w:rPr>
-          <w:rFonts w:ascii="Arial" w:hAnsi="Arial" w:cs="Arial"/>
-          <w:b/>
-          <w:iCs/>
-          <w:color w:val="000000"/>
-          <w:shd w:val="clear" w:color="auto" w:fill="FFFFFF"/>
-        </w:rPr>
-        <w:t xml:space="preserve"/>
-      </w:r>
-      <w:r>
-        <w:rPr>
-          <w:rFonts w:ascii="Arial" w:hAnsi="Arial" w:cs="Arial"/>
-          <w:b/>
-          <w:iCs/>
-          <w:color w:val="000000"/>
-          <w:shd w:val="clear" w:color="auto" w:fill="FFFFFF"/>
-        </w:rPr>
-        <w:t xml:space="preserve"/>
-      </w:r>
-      <w:r>
-        <w:rPr>
-          <w:b/>
-          <w:sz w:val="24"/>
-          <w:szCs w:val="24"/>
-          <w:highlight w:val="yellow"/>
-        </w:rPr>
-        <w:t/>
-      </w:r>
-      <w:r>
-        <w:rPr>
-          <w:b/>
-          <w:sz w:val="24"/>
-          <w:szCs w:val="24"/>
-        </w:rPr>
-        <w:t xml:space="preserve"/>
-      </w:r>
-      <w:r>
-        <w:rPr>
-          <w:rFonts w:ascii="Arial" w:hAnsi="Arial" w:cs="Arial"/>
-          <w:b/>
-          <w:iCs/>
-          <w:color w:val="000000"/>
-          <w:shd w:val="clear" w:color="auto" w:fill="FFFFFF"/>
-        </w:rPr>
-        <w:t/>
-      </w:r>
-      <w:r>
-        <w:rPr>
-          <w:rFonts w:ascii="Arial" w:hAnsi="Arial" w:cs="Arial"/>
-          <w:b/>
-          <w:iCs/>
-          <w:color w:val="000000"/>
-          <w:shd w:val="clear" w:color="auto" w:fill="FFFFFF"/>
-        </w:rPr>
-        <w:t xml:space="preserve"/>
-      </w:r>
-      <w:r>
-        <w:rPr>
-          <w:b/>
-          <w:sz w:val="24"/>
-          <w:szCs w:val="28"/>
-        </w:rPr>
-        <w:t/>
-      </w:r>
-      <w:r>
-        <w:rPr>
-          <w:b/>
-          <w:sz w:val="24"/>
-          <w:szCs w:val="28"/>
-        </w:rPr>
-        <w:t xml:space="preserve"/>
-      </w:r>
-      <w:r>
-        <w:rPr>
-          <w:b/>
-          <w:sz w:val="24"/>
-          <w:szCs w:val="28"/>
-        </w:rPr>
-        <w:t/>
-      </w:r>
-      <w:r>
-        <w:rPr>
-          <w:b/>
-          <w:sz w:val="24"/>
-          <w:szCs w:val="28"/>
-        </w:rPr>
-        <w:t xml:space="preserve"/>
-      </w:r>
-      <w:r>
-        <w:rPr>
-          <w:b/>
-          <w:sz w:val="24"/>
-          <w:szCs w:val="28"/>
-        </w:rPr>
-        <w:t/>
+        <w:rPr>
+          <w:sz w:val="24"/>
+          <w:szCs w:val="28"/>
+        </w:rPr>
+        <w:t>- {{application_number}} {{application_date}}</w:t>
       </w:r>
     </w:p>
     <w:p>
@@ -1147,7 +763,7 @@
           <w:sz w:val="24"/>
           <w:szCs w:val="28"/>
         </w:rPr>
-        <w:t xml:space="preserve">Registration Fees paid :- {{registration_fees}}</w:t>
+        <w:t xml:space="preserve">Registration Fees </w:t>
       </w:r>
       <w:proofErr w:type="gramStart"/>
       <w:r>
@@ -1155,21 +771,7 @@
           <w:sz w:val="24"/>
           <w:szCs w:val="28"/>
         </w:rPr>
-        <w:t/>
-      </w:r>
-      <w:r>
-        <w:rPr>
-          <w:sz w:val="24"/>
-          <w:szCs w:val="28"/>
-        </w:rPr>
-        <w:t xml:space="preserve"/>
-      </w:r>
-      <w:r>
-        <w:rPr>
-          <w:sz w:val="24"/>
-          <w:szCs w:val="28"/>
-        </w:rPr>
-        <w:t/>
+        <w:t>paid :</w:t>
       </w:r>
       <w:proofErr w:type="gramEnd"/>
       <w:r>
@@ -1177,7 +779,7 @@
           <w:sz w:val="24"/>
           <w:szCs w:val="28"/>
         </w:rPr>
-        <w:t xml:space="preserve"/>
+        <w:t>- {{registration_fees}}</w:t>
       </w:r>
     </w:p>
     <w:p>
@@ -1202,18 +804,19 @@
     <w:tbl>
       <w:tblPr>
         <w:tblStyle w:val="TableGrid"/>
-        <w:tblW w:w="10386" w:type="dxa"/>
-        <w:tblInd w:w="-72" w:type="dxa"/>
+        <w:tblW w:w="10632" w:type="dxa"/>
+        <w:tblInd w:w="-318" w:type="dxa"/>
+        <w:tblLayout w:type="fixed"/>
         <w:tblLook w:val="04A0" w:firstRow="1" w:lastRow="0" w:firstColumn="1" w:lastColumn="0" w:noHBand="0" w:noVBand="1"/>
       </w:tblPr>
       <w:tblGrid>
-        <w:gridCol w:w="1530"/>
-        <w:gridCol w:w="2340"/>
-        <w:gridCol w:w="1080"/>
-        <w:gridCol w:w="810"/>
-        <w:gridCol w:w="1710"/>
-        <w:gridCol w:w="1357"/>
-        <w:gridCol w:w="1559"/>
+        <w:gridCol w:w="1135"/>
+        <w:gridCol w:w="2126"/>
+        <w:gridCol w:w="1843"/>
+        <w:gridCol w:w="851"/>
+        <w:gridCol w:w="992"/>
+        <w:gridCol w:w="1984"/>
+        <w:gridCol w:w="1701"/>
       </w:tblGrid>
       <w:tr>
         <w:trPr>
@@ -1221,7 +824,7 @@
         </w:trPr>
         <w:tc>
           <w:tcPr>
-            <w:tcW w:w="1530" w:type="dxa"/>
+            <w:tcW w:w="1135" w:type="dxa"/>
             <w:vAlign w:val="center"/>
           </w:tcPr>
           <w:p>
@@ -1236,7 +839,7 @@
         </w:tc>
         <w:tc>
           <w:tcPr>
-            <w:tcW w:w="2340" w:type="dxa"/>
+            <w:tcW w:w="2126" w:type="dxa"/>
             <w:vAlign w:val="center"/>
           </w:tcPr>
           <w:p>
@@ -1259,7 +862,7 @@
         </w:tc>
         <w:tc>
           <w:tcPr>
-            <w:tcW w:w="1080" w:type="dxa"/>
+            <w:tcW w:w="1843" w:type="dxa"/>
             <w:vAlign w:val="center"/>
           </w:tcPr>
           <w:p>
@@ -1282,7 +885,7 @@
         </w:tc>
         <w:tc>
           <w:tcPr>
-            <w:tcW w:w="810" w:type="dxa"/>
+            <w:tcW w:w="851" w:type="dxa"/>
             <w:vAlign w:val="center"/>
           </w:tcPr>
           <w:p>
@@ -1305,7 +908,7 @@
         </w:tc>
         <w:tc>
           <w:tcPr>
-            <w:tcW w:w="1710" w:type="dxa"/>
+            <w:tcW w:w="992" w:type="dxa"/>
             <w:vAlign w:val="center"/>
           </w:tcPr>
           <w:p>
@@ -1328,7 +931,7 @@
         </w:tc>
         <w:tc>
           <w:tcPr>
-            <w:tcW w:w="1357" w:type="dxa"/>
+            <w:tcW w:w="1984" w:type="dxa"/>
             <w:vAlign w:val="center"/>
           </w:tcPr>
           <w:p>
@@ -1351,7 +954,7 @@
         </w:tc>
         <w:tc>
           <w:tcPr>
-            <w:tcW w:w="1559" w:type="dxa"/>
+            <w:tcW w:w="1701" w:type="dxa"/>
             <w:vAlign w:val="center"/>
           </w:tcPr>
           <w:p>
@@ -1379,7 +982,7 @@
         </w:trPr>
         <w:tc>
           <w:tcPr>
-            <w:tcW w:w="1530" w:type="dxa"/>
+            <w:tcW w:w="1135" w:type="dxa"/>
             <w:vAlign w:val="center"/>
           </w:tcPr>
           <w:p>
@@ -1396,13 +999,13 @@
                 <w:sz w:val="24"/>
                 <w:szCs w:val="28"/>
               </w:rPr>
-              <w:t>Inverter{{inverter_make}} {{inverter_model}} {{inverter_capacity_display}} {{inverter_phase}} {{grid_voltage_display}}</w:t>
+              <w:t xml:space="preserve">Inverter </w:t>
             </w:r>
           </w:p>
         </w:tc>
         <w:tc>
           <w:tcPr>
-            <w:tcW w:w="2340" w:type="dxa"/>
+            <w:tcW w:w="2126" w:type="dxa"/>
             <w:vAlign w:val="center"/>
           </w:tcPr>
           <w:p>
@@ -1419,29 +1022,65 @@
                 <w:sz w:val="24"/>
                 <w:szCs w:val="28"/>
               </w:rPr>
-              <w:t/>
-            </w:r>
-            <w:r>
-              <w:rPr>
-                <w:b/>
-                <w:sz w:val="24"/>
-                <w:szCs w:val="28"/>
-              </w:rPr>
-              <w:t xml:space="preserve"/>
-            </w:r>
-            <w:r>
-              <w:rPr>
-                <w:b/>
-                <w:sz w:val="24"/>
-                <w:szCs w:val="28"/>
-              </w:rPr>
-              <w:t xml:space="preserve"/>
+              <w:t>{{</w:t>
+            </w:r>
+            <w:proofErr w:type="spellStart"/>
+            <w:r>
+              <w:rPr>
+                <w:b/>
+                <w:sz w:val="24"/>
+                <w:szCs w:val="28"/>
+              </w:rPr>
+              <w:t>inverter_make</w:t>
+            </w:r>
+            <w:proofErr w:type="spellEnd"/>
+            <w:r>
+              <w:rPr>
+                <w:b/>
+                <w:sz w:val="24"/>
+                <w:szCs w:val="28"/>
+              </w:rPr>
+              <w:t>}}</w:t>
+            </w:r>
+            <w:r>
+              <w:rPr>
+                <w:b/>
+                <w:sz w:val="24"/>
+                <w:szCs w:val="28"/>
+              </w:rPr>
+              <w:t xml:space="preserve"> </w:t>
+            </w:r>
+            <w:r>
+              <w:rPr>
+                <w:b/>
+                <w:sz w:val="24"/>
+                <w:szCs w:val="28"/>
+              </w:rPr>
+              <w:t>{{</w:t>
+            </w:r>
+            <w:proofErr w:type="spellStart"/>
+            <w:r>
+              <w:rPr>
+                <w:b/>
+                <w:sz w:val="24"/>
+                <w:szCs w:val="28"/>
+              </w:rPr>
+              <w:t>inverter_model</w:t>
+            </w:r>
+            <w:proofErr w:type="spellEnd"/>
+            <w:r>
+              <w:rPr>
+                <w:b/>
+                <w:sz w:val="24"/>
+                <w:szCs w:val="28"/>
+              </w:rPr>
+              <w:t>}}</w:t>
             </w:r>
           </w:p>
         </w:tc>
         <w:tc>
           <w:tcPr>
-            <w:tcW w:w="1080" w:type="dxa"/>
+            <w:tcW w:w="1843" w:type="dxa"/>
             <w:vAlign w:val="center"/>
           </w:tcPr>
           <w:p>
@@ -1458,37 +1097,31 @@
                 <w:sz w:val="24"/>
                 <w:szCs w:val="28"/>
               </w:rPr>
-              <w:t xml:space="preserve"/>
-            </w:r>
-            <w:r>
-              <w:rPr>
-                <w:b/>
-                <w:sz w:val="24"/>
-                <w:szCs w:val="28"/>
-              </w:rPr>
-              <w:t/>
-            </w:r>
-            <w:r>
-              <w:rPr>
-                <w:b/>
-                <w:sz w:val="24"/>
-                <w:szCs w:val="28"/>
-              </w:rPr>
-              <w:t xml:space="preserve"/>
-            </w:r>
-            <w:r>
-              <w:rPr>
-                <w:b/>
-                <w:sz w:val="24"/>
-                <w:szCs w:val="28"/>
-              </w:rPr>
-              <w:t/>
+              <w:t>{{</w:t>
+            </w:r>
+            <w:proofErr w:type="spellStart"/>
+            <w:r>
+              <w:rPr>
+                <w:b/>
+                <w:sz w:val="24"/>
+                <w:szCs w:val="28"/>
+              </w:rPr>
+              <w:t>inverter_capacity_display</w:t>
+            </w:r>
+            <w:proofErr w:type="spellEnd"/>
+            <w:r>
+              <w:rPr>
+                <w:b/>
+                <w:sz w:val="24"/>
+                <w:szCs w:val="28"/>
+              </w:rPr>
+              <w:t>}}</w:t>
             </w:r>
           </w:p>
         </w:tc>
         <w:tc>
           <w:tcPr>
-            <w:tcW w:w="810" w:type="dxa"/>
+            <w:tcW w:w="851" w:type="dxa"/>
             <w:vAlign w:val="center"/>
           </w:tcPr>
           <w:p>
@@ -1505,13 +1138,31 @@
                 <w:sz w:val="24"/>
                 <w:szCs w:val="28"/>
               </w:rPr>
-              <w:t/>
+              <w:t>{{</w:t>
+            </w:r>
+            <w:proofErr w:type="spellStart"/>
+            <w:r>
+              <w:rPr>
+                <w:b/>
+                <w:sz w:val="24"/>
+                <w:szCs w:val="28"/>
+              </w:rPr>
+              <w:t>inverter_phase</w:t>
+            </w:r>
+            <w:proofErr w:type="spellEnd"/>
+            <w:r>
+              <w:rPr>
+                <w:b/>
+                <w:sz w:val="24"/>
+                <w:szCs w:val="28"/>
+              </w:rPr>
+              <w:t>}}</w:t>
             </w:r>
           </w:p>
         </w:tc>
         <w:tc>
           <w:tcPr>
-            <w:tcW w:w="1710" w:type="dxa"/>
+            <w:tcW w:w="992" w:type="dxa"/>
             <w:vAlign w:val="center"/>
           </w:tcPr>
           <w:p>
@@ -1528,13 +1179,31 @@
                 <w:sz w:val="24"/>
                 <w:szCs w:val="28"/>
               </w:rPr>
-              <w:t/>
+              <w:t>{{</w:t>
+            </w:r>
+            <w:proofErr w:type="spellStart"/>
+            <w:r>
+              <w:rPr>
+                <w:b/>
+                <w:sz w:val="24"/>
+                <w:szCs w:val="28"/>
+              </w:rPr>
+              <w:t>grid_voltage_display</w:t>
+            </w:r>
+            <w:proofErr w:type="spellEnd"/>
+            <w:r>
+              <w:rPr>
+                <w:b/>
+                <w:sz w:val="24"/>
+                <w:szCs w:val="28"/>
+              </w:rPr>
+              <w:t>}}</w:t>
             </w:r>
           </w:p>
         </w:tc>
         <w:tc>
           <w:tcPr>
-            <w:tcW w:w="1357" w:type="dxa"/>
+            <w:tcW w:w="1984" w:type="dxa"/>
             <w:vAlign w:val="center"/>
           </w:tcPr>
           <w:p>
@@ -1557,7 +1226,7 @@
         </w:tc>
         <w:tc>
           <w:tcPr>
-            <w:tcW w:w="1559" w:type="dxa"/>
+            <w:tcW w:w="1701" w:type="dxa"/>
             <w:vAlign w:val="center"/>
           </w:tcPr>
           <w:p>
@@ -1585,7 +1254,7 @@
         </w:trPr>
         <w:tc>
           <w:tcPr>
-            <w:tcW w:w="1530" w:type="dxa"/>
+            <w:tcW w:w="1135" w:type="dxa"/>
             <w:vAlign w:val="center"/>
           </w:tcPr>
           <w:p>
@@ -1602,13 +1271,29 @@
                 <w:sz w:val="24"/>
                 <w:szCs w:val="28"/>
               </w:rPr>
-              <w:t>Solar Panels{{module_make}} {{module_model}} {{module_total_capacity}}</w:t>
+              <w:t>Solar Panels</w:t>
+            </w:r>
+            <w:r>
+              <w:rPr>
+                <w:b/>
+                <w:sz w:val="24"/>
+                <w:szCs w:val="28"/>
+              </w:rPr>
+              <w:br/>
+            </w:r>
+            <w:r>
+              <w:rPr>
+                <w:b/>
+                <w:sz w:val="24"/>
+                <w:szCs w:val="28"/>
+              </w:rPr>
+              <w:br/>
             </w:r>
           </w:p>
         </w:tc>
         <w:tc>
           <w:tcPr>
-            <w:tcW w:w="2340" w:type="dxa"/>
+            <w:tcW w:w="2126" w:type="dxa"/>
             <w:vAlign w:val="center"/>
           </w:tcPr>
           <w:p>
@@ -1625,21 +1310,49 @@
                 <w:sz w:val="24"/>
                 <w:szCs w:val="28"/>
               </w:rPr>
-              <w:t/>
-            </w:r>
-            <w:r>
-              <w:rPr>
-                <w:b/>
-                <w:sz w:val="24"/>
-                <w:szCs w:val="28"/>
-              </w:rPr>
-              <w:t xml:space="preserve"/>
+              <w:t>{{</w:t>
+            </w:r>
+            <w:proofErr w:type="spellStart"/>
+            <w:r>
+              <w:rPr>
+                <w:b/>
+                <w:sz w:val="24"/>
+                <w:szCs w:val="28"/>
+              </w:rPr>
+              <w:t>module_make</w:t>
+            </w:r>
+            <w:proofErr w:type="spellEnd"/>
+            <w:r>
+              <w:rPr>
+                <w:b/>
+                <w:sz w:val="24"/>
+                <w:szCs w:val="28"/>
+              </w:rPr>
+              <w:t>}} {{</w:t>
+            </w:r>
+            <w:proofErr w:type="spellStart"/>
+            <w:r>
+              <w:rPr>
+                <w:b/>
+                <w:sz w:val="24"/>
+                <w:szCs w:val="28"/>
+              </w:rPr>
+              <w:t>module_model</w:t>
+            </w:r>
+            <w:proofErr w:type="spellEnd"/>
+            <w:r>
+              <w:rPr>
+                <w:b/>
+                <w:sz w:val="24"/>
+                <w:szCs w:val="28"/>
+              </w:rPr>
+              <w:t>}}</w:t>
             </w:r>
           </w:p>
         </w:tc>
         <w:tc>
           <w:tcPr>
-            <w:tcW w:w="1080" w:type="dxa"/>
+            <w:tcW w:w="1843" w:type="dxa"/>
             <w:vAlign w:val="center"/>
           </w:tcPr>
           <w:p>
@@ -1656,29 +1369,31 @@
                 <w:sz w:val="24"/>
                 <w:szCs w:val="28"/>
               </w:rPr>
-              <w:t xml:space="preserve"/>
-            </w:r>
-            <w:r>
-              <w:rPr>
-                <w:b/>
-                <w:sz w:val="24"/>
-                <w:szCs w:val="28"/>
-              </w:rPr>
-              <w:t xml:space="preserve"/>
-            </w:r>
-            <w:r>
-              <w:rPr>
-                <w:b/>
-                <w:sz w:val="24"/>
-                <w:szCs w:val="28"/>
-              </w:rPr>
-              <w:t/>
+              <w:t>{{</w:t>
+            </w:r>
+            <w:proofErr w:type="spellStart"/>
+            <w:r>
+              <w:rPr>
+                <w:b/>
+                <w:sz w:val="24"/>
+                <w:szCs w:val="28"/>
+              </w:rPr>
+              <w:t>module_total_capacity</w:t>
+            </w:r>
+            <w:proofErr w:type="spellEnd"/>
+            <w:r>
+              <w:rPr>
+                <w:b/>
+                <w:sz w:val="24"/>
+                <w:szCs w:val="28"/>
+              </w:rPr>
+              <w:t>}}</w:t>
             </w:r>
           </w:p>
         </w:tc>
         <w:tc>
           <w:tcPr>
-            <w:tcW w:w="810" w:type="dxa"/>
+            <w:tcW w:w="851" w:type="dxa"/>
             <w:vAlign w:val="center"/>
           </w:tcPr>
           <w:p>
@@ -1701,7 +1416,7 @@
         </w:tc>
         <w:tc>
           <w:tcPr>
-            <w:tcW w:w="1710" w:type="dxa"/>
+            <w:tcW w:w="992" w:type="dxa"/>
             <w:vAlign w:val="center"/>
           </w:tcPr>
           <w:p>
@@ -1724,7 +1439,7 @@
         </w:tc>
         <w:tc>
           <w:tcPr>
-            <w:tcW w:w="1357" w:type="dxa"/>
+            <w:tcW w:w="1984" w:type="dxa"/>
             <w:vAlign w:val="center"/>
           </w:tcPr>
           <w:p>
@@ -1741,39 +1456,49 @@
                 <w:sz w:val="24"/>
                 <w:szCs w:val="28"/>
               </w:rPr>
-              <w:t xml:space="preserve">{{module_quantity}} x {{module_wattage_display}} {{module_total_capacity_display}}</w:t>
-            </w:r>
-            <w:bookmarkStart w:id="0" w:name="_GoBack"/>
-            <w:bookmarkEnd w:id="0"/>
-            <w:r>
-              <w:rPr>
-                <w:b/>
-                <w:sz w:val="24"/>
-                <w:szCs w:val="28"/>
-              </w:rPr>
-              <w:t/>
-            </w:r>
-            <w:r>
-              <w:rPr>
-                <w:b/>
-                <w:sz w:val="24"/>
-                <w:szCs w:val="28"/>
-              </w:rPr>
-              <w:t xml:space="preserve"/>
-            </w:r>
-            <w:r>
-              <w:rPr>
-                <w:b/>
-                <w:sz w:val="24"/>
-                <w:szCs w:val="28"/>
-              </w:rPr>
-              <w:t/>
+              <w:t>{{</w:t>
+            </w:r>
+            <w:proofErr w:type="spellStart"/>
+            <w:r>
+              <w:rPr>
+                <w:b/>
+                <w:sz w:val="24"/>
+                <w:szCs w:val="28"/>
+              </w:rPr>
+              <w:t>module_quantity</w:t>
+            </w:r>
+            <w:proofErr w:type="spellEnd"/>
+            <w:r>
+              <w:rPr>
+                <w:b/>
+                <w:sz w:val="24"/>
+                <w:szCs w:val="28"/>
+              </w:rPr>
+              <w:t>}} x {{</w:t>
+            </w:r>
+            <w:proofErr w:type="spellStart"/>
+            <w:r>
+              <w:rPr>
+                <w:b/>
+                <w:sz w:val="24"/>
+                <w:szCs w:val="28"/>
+              </w:rPr>
+              <w:t>module_wattage_display</w:t>
+            </w:r>
+            <w:proofErr w:type="spellEnd"/>
+            <w:r>
+              <w:rPr>
+                <w:b/>
+                <w:sz w:val="24"/>
+                <w:szCs w:val="28"/>
+              </w:rPr>
+              <w:t>}}</w:t>
             </w:r>
           </w:p>
         </w:tc>
         <w:tc>
           <w:tcPr>
-            <w:tcW w:w="1559" w:type="dxa"/>
+            <w:tcW w:w="1701" w:type="dxa"/>
             <w:vAlign w:val="center"/>
           </w:tcPr>
           <w:p>
@@ -1790,31 +1515,25 @@
                 <w:sz w:val="24"/>
                 <w:szCs w:val="28"/>
               </w:rPr>
-              <w:t xml:space="preserve"/>
-            </w:r>
-            <w:r>
-              <w:rPr>
-                <w:b/>
-                <w:sz w:val="24"/>
-                <w:szCs w:val="28"/>
-              </w:rPr>
-              <w:t/>
-            </w:r>
-            <w:r>
-              <w:rPr>
-                <w:b/>
-                <w:sz w:val="24"/>
-                <w:szCs w:val="28"/>
-              </w:rPr>
-              <w:t xml:space="preserve"/>
-            </w:r>
-            <w:r>
-              <w:rPr>
-                <w:b/>
-                <w:sz w:val="24"/>
-                <w:szCs w:val="28"/>
-              </w:rPr>
-              <w:t/>
+              <w:t>{{</w:t>
+            </w:r>
+            <w:proofErr w:type="spellStart"/>
+            <w:r>
+              <w:rPr>
+                <w:b/>
+                <w:sz w:val="24"/>
+                <w:szCs w:val="28"/>
+              </w:rPr>
+              <w:t>module_total_capacity_display</w:t>
+            </w:r>
+            <w:proofErr w:type="spellEnd"/>
+            <w:r>
+              <w:rPr>
+                <w:b/>
+                <w:sz w:val="24"/>
+                <w:szCs w:val="28"/>
+              </w:rPr>
+              <w:t>}}</w:t>
             </w:r>
           </w:p>
         </w:tc>
@@ -1864,13 +1583,6 @@
           <w:szCs w:val="28"/>
         </w:rPr>
         <w:t>{{power_output_before}} power output at inverter.</w:t>
-      </w:r>
-      <w:r>
-        <w:rPr>
-          <w:sz w:val="24"/>
-          <w:szCs w:val="28"/>
-        </w:rPr>
-        <w:t xml:space="preserve"/>
       </w:r>
     </w:p>
     <w:p>
@@ -1941,9 +1653,9 @@
         <w:tblLook w:val="04A0" w:firstRow="1" w:lastRow="0" w:firstColumn="1" w:lastColumn="0" w:noHBand="0" w:noVBand="1"/>
       </w:tblPr>
       <w:tblGrid>
-        <w:gridCol w:w="3195"/>
-        <w:gridCol w:w="3204"/>
-        <w:gridCol w:w="3204"/>
+        <w:gridCol w:w="3124"/>
+        <w:gridCol w:w="3221"/>
+        <w:gridCol w:w="3258"/>
       </w:tblGrid>
       <w:tr>
         <w:tc>
@@ -2044,7 +1756,7 @@
                 <w:sz w:val="24"/>
                 <w:szCs w:val="28"/>
               </w:rPr>
-              <w:t>R-N{{grid_side_voltage}}{{inverter_side_voltage}}</w:t>
+              <w:t>R-N</w:t>
             </w:r>
           </w:p>
         </w:tc>
@@ -2065,7 +1777,23 @@
                 <w:sz w:val="24"/>
                 <w:szCs w:val="28"/>
               </w:rPr>
-              <w:t/>
+              <w:t>{{</w:t>
+            </w:r>
+            <w:proofErr w:type="spellStart"/>
+            <w:r>
+              <w:rPr>
+                <w:sz w:val="24"/>
+                <w:szCs w:val="28"/>
+              </w:rPr>
+              <w:t>grid_side_voltage</w:t>
+            </w:r>
+            <w:proofErr w:type="spellEnd"/>
+            <w:r>
+              <w:rPr>
+                <w:sz w:val="24"/>
+                <w:szCs w:val="28"/>
+              </w:rPr>
+              <w:t>}}</w:t>
             </w:r>
           </w:p>
         </w:tc>
@@ -2086,7 +1814,23 @@
                 <w:sz w:val="24"/>
                 <w:szCs w:val="28"/>
               </w:rPr>
-              <w:t/>
+              <w:t>{{</w:t>
+            </w:r>
+            <w:proofErr w:type="spellStart"/>
+            <w:r>
+              <w:rPr>
+                <w:sz w:val="24"/>
+                <w:szCs w:val="28"/>
+              </w:rPr>
+              <w:t>inverter_side_voltage</w:t>
+            </w:r>
+            <w:proofErr w:type="spellEnd"/>
+            <w:r>
+              <w:rPr>
+                <w:sz w:val="24"/>
+                <w:szCs w:val="28"/>
+              </w:rPr>
+              <w:t>}}</w:t>
             </w:r>
           </w:p>
         </w:tc>
@@ -2123,77 +1867,15 @@
           <w:sz w:val="24"/>
           <w:szCs w:val="28"/>
         </w:rPr>
-        <w:t xml:space="preserve"> the power output when disconnection with utility power grid his above mention install rooftop solar PV system can be connected to MSEDCL grid as per present condition. The equipment connected to MSEDCL distribution system shall be complaint with relevant international IEEE/Indian standards BIS as the case maybe and installation of electrical equipment shall comply with the requirements specified by the central electricity authority regarding safety and electricity supply the above parameters are observed on date {{observation_date}}</w:t>
-      </w:r>
-      <w:r>
-        <w:rPr>
-          <w:sz w:val="24"/>
-          <w:szCs w:val="28"/>
-        </w:rPr>
-        <w:t xml:space="preserve"/>
-      </w:r>
-      <w:r>
-        <w:rPr>
-          <w:sz w:val="24"/>
-          <w:szCs w:val="28"/>
-        </w:rPr>
-        <w:t xml:space="preserve"/>
-      </w:r>
-      <w:r>
-        <w:rPr>
-          <w:sz w:val="24"/>
-          <w:szCs w:val="28"/>
-        </w:rPr>
-        <w:t xml:space="preserve"/>
-      </w:r>
-      <w:r>
-        <w:rPr>
-          <w:sz w:val="24"/>
-          <w:szCs w:val="28"/>
-        </w:rPr>
-        <w:t xml:space="preserve"/>
-      </w:r>
-      <w:r>
-        <w:rPr>
-          <w:sz w:val="24"/>
-          <w:szCs w:val="28"/>
-        </w:rPr>
-        <w:t xml:space="preserve"/>
-      </w:r>
-      <w:r>
-        <w:rPr>
-          <w:sz w:val="24"/>
-          <w:szCs w:val="28"/>
-        </w:rPr>
-        <w:t xml:space="preserve"/>
-      </w:r>
-      <w:r>
-        <w:rPr>
-          <w:sz w:val="24"/>
-          <w:szCs w:val="28"/>
-        </w:rPr>
-        <w:t xml:space="preserve"/>
-      </w:r>
-      <w:r>
-        <w:rPr>
-          <w:sz w:val="24"/>
-          <w:szCs w:val="28"/>
-        </w:rPr>
-        <w:t/>
-      </w:r>
-      <w:r>
-        <w:rPr>
-          <w:sz w:val="24"/>
-          <w:szCs w:val="28"/>
-        </w:rPr>
-        <w:t xml:space="preserve"/>
-      </w:r>
-      <w:r>
-        <w:rPr>
-          <w:sz w:val="24"/>
-          <w:szCs w:val="28"/>
-        </w:rPr>
-        <w:t/>
+        <w:t xml:space="preserve"> the power output when disconnection with utility power grid his above mention install rooftop solar PV system can be connected to MSEDCL grid as per present condition. The equipment connected to MSEDCL distribution system shall be complaint with relevant international IEEE/Indian standards BIS as </w:t>
+      </w:r>
+      <w:r>
+        <w:rPr>
+          <w:sz w:val="24"/>
+          <w:szCs w:val="28"/>
+        </w:rPr>
+        <w:lastRenderedPageBreak/>
+        <w:t>the case maybe and installation of electrical equipment shall comply with the requirements specified by the central electricity authority regarding safety and electricity supply the above parameters are observed on date {{observation_date}}</w:t>
       </w:r>
     </w:p>
     <w:p>
@@ -2208,7 +1890,7 @@
       </w:pPr>
     </w:p>
     <w:sectPr>
-      <w:footerReference w:type="default" r:id="rId10"/>
+      <w:footerReference w:type="default" r:id="rId9"/>
       <w:pgSz w:w="11907" w:h="16839" w:code="9"/>
       <w:pgMar w:top="1440" w:right="1080" w:bottom="1440" w:left="1080" w:header="720" w:footer="720" w:gutter="0"/>
       <w:pgBorders w:offsetFrom="page">
@@ -2224,8 +1906,8 @@
 </w:document>
 </file>
 
-<file path=word\endnotes.xml><?xml version="1.0" encoding="utf-8"?>
-<w:endnotes xmlns:wpc="http://schemas.microsoft.com/office/word/2010/wordprocessingCanvas" xmlns:mc="http://schemas.openxmlformats.org/markup-compatibility/2006" xmlns:o="urn:schemas-microsoft-com:office:office" xmlns:r="http://schemas.openxmlformats.org/officeDocument/2006/relationships" xmlns:m="http://schemas.openxmlformats.org/officeDocument/2006/math" xmlns:v="urn:schemas-microsoft-com:vml" xmlns:wp14="http://schemas.microsoft.com/office/word/2010/wordprocessingDrawing" xmlns:wp="http://schemas.openxmlformats.org/drawingml/2006/wordprocessingDrawing" xmlns:w10="urn:schemas-microsoft-com:office:word" xmlns:w="http://schemas.openxmlformats.org/wordprocessingml/2006/main" xmlns:w14="http://schemas.microsoft.com/office/word/2010/wordml" xmlns:wpg="http://schemas.microsoft.com/office/word/2010/wordprocessingGroup" xmlns:wpi="http://schemas.microsoft.com/office/word/2010/wordprocessingInk" xmlns:wne="http://schemas.microsoft.com/office/word/2006/wordml" xmlns:wps="http://schemas.microsoft.com/office/word/2010/wordprocessingShape" mc:Ignorable="w14 wp14">
+<file path=word/endnotes.xml><?xml version="1.0" encoding="utf-8"?>
+<w:endnotes xmlns:wpc="http://schemas.microsoft.com/office/word/2010/wordprocessingCanvas" xmlns:cx="http://schemas.microsoft.com/office/drawing/2014/chartex" xmlns:cx1="http://schemas.microsoft.com/office/drawing/2015/9/8/chartex" xmlns:cx2="http://schemas.microsoft.com/office/drawing/2015/10/21/chartex" xmlns:cx3="http://schemas.microsoft.com/office/drawing/2016/5/9/chartex" xmlns:cx4="http://schemas.microsoft.com/office/drawing/2016/5/10/chartex" xmlns:cx5="http://schemas.microsoft.com/office/drawing/2016/5/11/chartex" xmlns:cx6="http://schemas.microsoft.com/office/drawing/2016/5/12/chartex" xmlns:cx7="http://schemas.microsoft.com/office/drawing/2016/5/13/chartex" xmlns:cx8="http://schemas.microsoft.com/office/drawing/2016/5/14/chartex" xmlns:mc="http://schemas.openxmlformats.org/markup-compatibility/2006" xmlns:aink="http://schemas.microsoft.com/office/drawing/2016/ink" xmlns:am3d="http://schemas.microsoft.com/office/drawing/2017/model3d" xmlns:o="urn:schemas-microsoft-com:office:office" xmlns:oel="http://schemas.microsoft.com/office/2019/extlst" xmlns:r="http://schemas.openxmlformats.org/officeDocument/2006/relationships" xmlns:m="http://schemas.openxmlformats.org/officeDocument/2006/math" xmlns:v="urn:schemas-microsoft-com:vml" xmlns:wp14="http://schemas.microsoft.com/office/word/2010/wordprocessingDrawing" xmlns:wp="http://schemas.openxmlformats.org/drawingml/2006/wordprocessingDrawing" xmlns:w10="urn:schemas-microsoft-com:office:word" xmlns:w="http://schemas.openxmlformats.org/wordprocessingml/2006/main" xmlns:w14="http://schemas.microsoft.com/office/word/2010/wordml" xmlns:w15="http://schemas.microsoft.com/office/word/2012/wordml" xmlns:w16cex="http://schemas.microsoft.com/office/word/2018/wordml/cex" xmlns:w16cid="http://schemas.microsoft.com/office/word/2016/wordml/cid" xmlns:w16="http://schemas.microsoft.com/office/word/2018/wordml" xmlns:w16du="http://schemas.microsoft.com/office/word/2023/wordml/word16du" xmlns:w16sdtdh="http://schemas.microsoft.com/office/word/2020/wordml/sdtdatahash" xmlns:w16sdtfl="http://schemas.microsoft.com/office/word/2024/wordml/sdtformatlock" xmlns:w16se="http://schemas.microsoft.com/office/word/2015/wordml/symex" xmlns:wpg="http://schemas.microsoft.com/office/word/2010/wordprocessingGroup" xmlns:wpi="http://schemas.microsoft.com/office/word/2010/wordprocessingInk" xmlns:wne="http://schemas.microsoft.com/office/word/2006/wordml" xmlns:wps="http://schemas.microsoft.com/office/word/2010/wordprocessingShape" mc:Ignorable="w14 w15 w16se w16cid w16 w16cex w16sdtdh w16sdtfl w16du wp14">
   <w:endnote w:type="separator" w:id="-1">
     <w:p>
       <w:pPr>
@@ -2249,78 +1931,8 @@
 </w:endnotes>
 </file>
 
-<file path=word\fontTable.xml><?xml version="1.0" encoding="utf-8"?>
-<w:fonts xmlns:mc="http://schemas.openxmlformats.org/markup-compatibility/2006" xmlns:r="http://schemas.openxmlformats.org/officeDocument/2006/relationships" xmlns:w="http://schemas.openxmlformats.org/wordprocessingml/2006/main" xmlns:w14="http://schemas.microsoft.com/office/word/2010/wordml" mc:Ignorable="w14">
-  <w:font w:name="Times New Roman">
-    <w:panose1 w:val="02020603050405020304"/>
-    <w:charset w:val="00"/>
-    <w:family w:val="roman"/>
-    <w:pitch w:val="variable"/>
-    <w:sig w:usb0="E0002EFF" w:usb1="C000785B" w:usb2="00000009" w:usb3="00000000" w:csb0="000001FF" w:csb1="00000000"/>
-  </w:font>
-  <w:font w:name="Wingdings">
-    <w:panose1 w:val="05000000000000000000"/>
-    <w:charset w:val="02"/>
-    <w:family w:val="auto"/>
-    <w:pitch w:val="variable"/>
-    <w:sig w:usb0="00000000" w:usb1="10000000" w:usb2="00000000" w:usb3="00000000" w:csb0="80000000" w:csb1="00000000"/>
-  </w:font>
-  <w:font w:name="Courier New">
-    <w:panose1 w:val="02070309020205020404"/>
-    <w:charset w:val="00"/>
-    <w:family w:val="modern"/>
-    <w:pitch w:val="fixed"/>
-    <w:sig w:usb0="E0002EFF" w:usb1="C0007843" w:usb2="00000009" w:usb3="00000000" w:csb0="000001FF" w:csb1="00000000"/>
-  </w:font>
-  <w:font w:name="Symbol">
-    <w:panose1 w:val="05050102010706020507"/>
-    <w:charset w:val="02"/>
-    <w:family w:val="roman"/>
-    <w:pitch w:val="variable"/>
-    <w:sig w:usb0="00000000" w:usb1="10000000" w:usb2="00000000" w:usb3="00000000" w:csb0="80000000" w:csb1="00000000"/>
-  </w:font>
-  <w:font w:name="Calibri">
-    <w:panose1 w:val="020F0502020204030204"/>
-    <w:charset w:val="00"/>
-    <w:family w:val="swiss"/>
-    <w:pitch w:val="variable"/>
-    <w:sig w:usb0="E4002EFF" w:usb1="C000247B" w:usb2="00000009" w:usb3="00000000" w:csb0="000001FF" w:csb1="00000000"/>
-  </w:font>
-  <w:font w:name="Mangal">
-    <w:altName w:val="Courier New"/>
-    <w:panose1 w:val="00000400000000000000"/>
-    <w:charset w:val="01"/>
-    <w:family w:val="roman"/>
-    <w:notTrueType/>
-    <w:pitch w:val="variable"/>
-    <w:sig w:usb0="00002000" w:usb1="00000000" w:usb2="00000000" w:usb3="00000000" w:csb0="00000000" w:csb1="00000000"/>
-  </w:font>
-  <w:font w:name="Cambria">
-    <w:panose1 w:val="02040503050406030204"/>
-    <w:charset w:val="00"/>
-    <w:family w:val="roman"/>
-    <w:pitch w:val="variable"/>
-    <w:sig w:usb0="E00006FF" w:usb1="420024FF" w:usb2="02000000" w:usb3="00000000" w:csb0="0000019F" w:csb1="00000000"/>
-  </w:font>
-  <w:font w:name="Tahoma">
-    <w:panose1 w:val="020B0604030504040204"/>
-    <w:charset w:val="00"/>
-    <w:family w:val="swiss"/>
-    <w:pitch w:val="variable"/>
-    <w:sig w:usb0="E1002EFF" w:usb1="C000605B" w:usb2="00000029" w:usb3="00000000" w:csb0="000101FF" w:csb1="00000000"/>
-  </w:font>
-  <w:font w:name="Arial">
-    <w:panose1 w:val="020B0604020202020204"/>
-    <w:charset w:val="00"/>
-    <w:family w:val="swiss"/>
-    <w:pitch w:val="variable"/>
-    <w:sig w:usb0="E0002EFF" w:usb1="C000785B" w:usb2="00000009" w:usb3="00000000" w:csb0="000001FF" w:csb1="00000000"/>
-  </w:font>
-</w:fonts>
-</file>
-
-<file path=word\footer1.xml><?xml version="1.0" encoding="utf-8"?>
-<w:ftr xmlns:wpc="http://schemas.microsoft.com/office/word/2010/wordprocessingCanvas" xmlns:mc="http://schemas.openxmlformats.org/markup-compatibility/2006" xmlns:o="urn:schemas-microsoft-com:office:office" xmlns:r="http://schemas.openxmlformats.org/officeDocument/2006/relationships" xmlns:m="http://schemas.openxmlformats.org/officeDocument/2006/math" xmlns:v="urn:schemas-microsoft-com:vml" xmlns:wp14="http://schemas.microsoft.com/office/word/2010/wordprocessingDrawing" xmlns:wp="http://schemas.openxmlformats.org/drawingml/2006/wordprocessingDrawing" xmlns:w10="urn:schemas-microsoft-com:office:word" xmlns:w="http://schemas.openxmlformats.org/wordprocessingml/2006/main" xmlns:w14="http://schemas.microsoft.com/office/word/2010/wordml" xmlns:wpg="http://schemas.microsoft.com/office/word/2010/wordprocessingGroup" xmlns:wpi="http://schemas.microsoft.com/office/word/2010/wordprocessingInk" xmlns:wne="http://schemas.microsoft.com/office/word/2006/wordml" xmlns:wps="http://schemas.microsoft.com/office/word/2010/wordprocessingShape" mc:Ignorable="w14 wp14">
+<file path=word/footer1.xml><?xml version="1.0" encoding="utf-8"?>
+<w:ftr xmlns:wpc="http://schemas.microsoft.com/office/word/2010/wordprocessingCanvas" xmlns:cx="http://schemas.microsoft.com/office/drawing/2014/chartex" xmlns:cx1="http://schemas.microsoft.com/office/drawing/2015/9/8/chartex" xmlns:cx2="http://schemas.microsoft.com/office/drawing/2015/10/21/chartex" xmlns:cx3="http://schemas.microsoft.com/office/drawing/2016/5/9/chartex" xmlns:cx4="http://schemas.microsoft.com/office/drawing/2016/5/10/chartex" xmlns:cx5="http://schemas.microsoft.com/office/drawing/2016/5/11/chartex" xmlns:cx6="http://schemas.microsoft.com/office/drawing/2016/5/12/chartex" xmlns:cx7="http://schemas.microsoft.com/office/drawing/2016/5/13/chartex" xmlns:cx8="http://schemas.microsoft.com/office/drawing/2016/5/14/chartex" xmlns:mc="http://schemas.openxmlformats.org/markup-compatibility/2006" xmlns:aink="http://schemas.microsoft.com/office/drawing/2016/ink" xmlns:am3d="http://schemas.microsoft.com/office/drawing/2017/model3d" xmlns:o="urn:schemas-microsoft-com:office:office" xmlns:oel="http://schemas.microsoft.com/office/2019/extlst" xmlns:r="http://schemas.openxmlformats.org/officeDocument/2006/relationships" xmlns:m="http://schemas.openxmlformats.org/officeDocument/2006/math" xmlns:v="urn:schemas-microsoft-com:vml" xmlns:wp14="http://schemas.microsoft.com/office/word/2010/wordprocessingDrawing" xmlns:wp="http://schemas.openxmlformats.org/drawingml/2006/wordprocessingDrawing" xmlns:w10="urn:schemas-microsoft-com:office:word" xmlns:w="http://schemas.openxmlformats.org/wordprocessingml/2006/main" xmlns:w14="http://schemas.microsoft.com/office/word/2010/wordml" xmlns:w15="http://schemas.microsoft.com/office/word/2012/wordml" xmlns:w16cex="http://schemas.microsoft.com/office/word/2018/wordml/cex" xmlns:w16cid="http://schemas.microsoft.com/office/word/2016/wordml/cid" xmlns:w16="http://schemas.microsoft.com/office/word/2018/wordml" xmlns:w16du="http://schemas.microsoft.com/office/word/2023/wordml/word16du" xmlns:w16sdtdh="http://schemas.microsoft.com/office/word/2020/wordml/sdtdatahash" xmlns:w16sdtfl="http://schemas.microsoft.com/office/word/2024/wordml/sdtformatlock" xmlns:w16se="http://schemas.microsoft.com/office/word/2015/wordml/symex" xmlns:wpg="http://schemas.microsoft.com/office/word/2010/wordprocessingGroup" xmlns:wpi="http://schemas.microsoft.com/office/word/2010/wordprocessingInk" xmlns:wne="http://schemas.microsoft.com/office/word/2006/wordml" xmlns:wps="http://schemas.microsoft.com/office/word/2010/wordprocessingShape" mc:Ignorable="w14 w15 w16se w16cid w16 w16cex w16sdtdh w16sdtfl w16du wp14">
   <w:p>
     <w:pPr>
       <w:pStyle w:val="Footer"/>
@@ -2330,8 +1942,8 @@
 </w:ftr>
 </file>
 
-<file path=word\footnotes.xml><?xml version="1.0" encoding="utf-8"?>
-<w:footnotes xmlns:wpc="http://schemas.microsoft.com/office/word/2010/wordprocessingCanvas" xmlns:mc="http://schemas.openxmlformats.org/markup-compatibility/2006" xmlns:o="urn:schemas-microsoft-com:office:office" xmlns:r="http://schemas.openxmlformats.org/officeDocument/2006/relationships" xmlns:m="http://schemas.openxmlformats.org/officeDocument/2006/math" xmlns:v="urn:schemas-microsoft-com:vml" xmlns:wp14="http://schemas.microsoft.com/office/word/2010/wordprocessingDrawing" xmlns:wp="http://schemas.openxmlformats.org/drawingml/2006/wordprocessingDrawing" xmlns:w10="urn:schemas-microsoft-com:office:word" xmlns:w="http://schemas.openxmlformats.org/wordprocessingml/2006/main" xmlns:w14="http://schemas.microsoft.com/office/word/2010/wordml" xmlns:wpg="http://schemas.microsoft.com/office/word/2010/wordprocessingGroup" xmlns:wpi="http://schemas.microsoft.com/office/word/2010/wordprocessingInk" xmlns:wne="http://schemas.microsoft.com/office/word/2006/wordml" xmlns:wps="http://schemas.microsoft.com/office/word/2010/wordprocessingShape" mc:Ignorable="w14 wp14">
+<file path=word/footnotes.xml><?xml version="1.0" encoding="utf-8"?>
+<w:footnotes xmlns:wpc="http://schemas.microsoft.com/office/word/2010/wordprocessingCanvas" xmlns:cx="http://schemas.microsoft.com/office/drawing/2014/chartex" xmlns:cx1="http://schemas.microsoft.com/office/drawing/2015/9/8/chartex" xmlns:cx2="http://schemas.microsoft.com/office/drawing/2015/10/21/chartex" xmlns:cx3="http://schemas.microsoft.com/office/drawing/2016/5/9/chartex" xmlns:cx4="http://schemas.microsoft.com/office/drawing/2016/5/10/chartex" xmlns:cx5="http://schemas.microsoft.com/office/drawing/2016/5/11/chartex" xmlns:cx6="http://schemas.microsoft.com/office/drawing/2016/5/12/chartex" xmlns:cx7="http://schemas.microsoft.com/office/drawing/2016/5/13/chartex" xmlns:cx8="http://schemas.microsoft.com/office/drawing/2016/5/14/chartex" xmlns:mc="http://schemas.openxmlformats.org/markup-compatibility/2006" xmlns:aink="http://schemas.microsoft.com/office/drawing/2016/ink" xmlns:am3d="http://schemas.microsoft.com/office/drawing/2017/model3d" xmlns:o="urn:schemas-microsoft-com:office:office" xmlns:oel="http://schemas.microsoft.com/office/2019/extlst" xmlns:r="http://schemas.openxmlformats.org/officeDocument/2006/relationships" xmlns:m="http://schemas.openxmlformats.org/officeDocument/2006/math" xmlns:v="urn:schemas-microsoft-com:vml" xmlns:wp14="http://schemas.microsoft.com/office/word/2010/wordprocessingDrawing" xmlns:wp="http://schemas.openxmlformats.org/drawingml/2006/wordprocessingDrawing" xmlns:w10="urn:schemas-microsoft-com:office:word" xmlns:w="http://schemas.openxmlformats.org/wordprocessingml/2006/main" xmlns:w14="http://schemas.microsoft.com/office/word/2010/wordml" xmlns:w15="http://schemas.microsoft.com/office/word/2012/wordml" xmlns:w16cex="http://schemas.microsoft.com/office/word/2018/wordml/cex" xmlns:w16cid="http://schemas.microsoft.com/office/word/2016/wordml/cid" xmlns:w16="http://schemas.microsoft.com/office/word/2018/wordml" xmlns:w16du="http://schemas.microsoft.com/office/word/2023/wordml/word16du" xmlns:w16sdtdh="http://schemas.microsoft.com/office/word/2020/wordml/sdtdatahash" xmlns:w16sdtfl="http://schemas.microsoft.com/office/word/2024/wordml/sdtformatlock" xmlns:w16se="http://schemas.microsoft.com/office/word/2015/wordml/symex" xmlns:wpg="http://schemas.microsoft.com/office/word/2010/wordprocessingGroup" xmlns:wpi="http://schemas.microsoft.com/office/word/2010/wordprocessingInk" xmlns:wne="http://schemas.microsoft.com/office/word/2006/wordml" xmlns:wps="http://schemas.microsoft.com/office/word/2010/wordprocessingShape" mc:Ignorable="w14 w15 w16se w16cid w16 w16cex w16sdtdh w16sdtfl w16du wp14">
   <w:footnote w:type="separator" w:id="-1">
     <w:p>
       <w:pPr>
@@ -2355,9 +1967,9 @@
 </w:footnotes>
 </file>
 
-<file path=word\numbering.xml><?xml version="1.0" encoding="utf-8"?>
-<w:numbering xmlns:wpc="http://schemas.microsoft.com/office/word/2010/wordprocessingCanvas" xmlns:mc="http://schemas.openxmlformats.org/markup-compatibility/2006" xmlns:o="urn:schemas-microsoft-com:office:office" xmlns:r="http://schemas.openxmlformats.org/officeDocument/2006/relationships" xmlns:m="http://schemas.openxmlformats.org/officeDocument/2006/math" xmlns:v="urn:schemas-microsoft-com:vml" xmlns:wp14="http://schemas.microsoft.com/office/word/2010/wordprocessingDrawing" xmlns:wp="http://schemas.openxmlformats.org/drawingml/2006/wordprocessingDrawing" xmlns:w10="urn:schemas-microsoft-com:office:word" xmlns:w="http://schemas.openxmlformats.org/wordprocessingml/2006/main" xmlns:w14="http://schemas.microsoft.com/office/word/2010/wordml" xmlns:wpg="http://schemas.microsoft.com/office/word/2010/wordprocessingGroup" xmlns:wpi="http://schemas.microsoft.com/office/word/2010/wordprocessingInk" xmlns:wne="http://schemas.microsoft.com/office/word/2006/wordml" xmlns:wps="http://schemas.microsoft.com/office/word/2010/wordprocessingShape" mc:Ignorable="w14 wp14">
-  <w:abstractNum w:abstractNumId="0">
+<file path=word/numbering.xml><?xml version="1.0" encoding="utf-8"?>
+<w:numbering xmlns:wpc="http://schemas.microsoft.com/office/word/2010/wordprocessingCanvas" xmlns:cx="http://schemas.microsoft.com/office/drawing/2014/chartex" xmlns:cx1="http://schemas.microsoft.com/office/drawing/2015/9/8/chartex" xmlns:cx2="http://schemas.microsoft.com/office/drawing/2015/10/21/chartex" xmlns:cx3="http://schemas.microsoft.com/office/drawing/2016/5/9/chartex" xmlns:cx4="http://schemas.microsoft.com/office/drawing/2016/5/10/chartex" xmlns:cx5="http://schemas.microsoft.com/office/drawing/2016/5/11/chartex" xmlns:cx6="http://schemas.microsoft.com/office/drawing/2016/5/12/chartex" xmlns:cx7="http://schemas.microsoft.com/office/drawing/2016/5/13/chartex" xmlns:cx8="http://schemas.microsoft.com/office/drawing/2016/5/14/chartex" xmlns:mc="http://schemas.openxmlformats.org/markup-compatibility/2006" xmlns:aink="http://schemas.microsoft.com/office/drawing/2016/ink" xmlns:am3d="http://schemas.microsoft.com/office/drawing/2017/model3d" xmlns:o="urn:schemas-microsoft-com:office:office" xmlns:oel="http://schemas.microsoft.com/office/2019/extlst" xmlns:r="http://schemas.openxmlformats.org/officeDocument/2006/relationships" xmlns:m="http://schemas.openxmlformats.org/officeDocument/2006/math" xmlns:v="urn:schemas-microsoft-com:vml" xmlns:wp14="http://schemas.microsoft.com/office/word/2010/wordprocessingDrawing" xmlns:wp="http://schemas.openxmlformats.org/drawingml/2006/wordprocessingDrawing" xmlns:w10="urn:schemas-microsoft-com:office:word" xmlns:w="http://schemas.openxmlformats.org/wordprocessingml/2006/main" xmlns:w14="http://schemas.microsoft.com/office/word/2010/wordml" xmlns:w15="http://schemas.microsoft.com/office/word/2012/wordml" xmlns:w16cex="http://schemas.microsoft.com/office/word/2018/wordml/cex" xmlns:w16cid="http://schemas.microsoft.com/office/word/2016/wordml/cid" xmlns:w16="http://schemas.microsoft.com/office/word/2018/wordml" xmlns:w16du="http://schemas.microsoft.com/office/word/2023/wordml/word16du" xmlns:w16sdtdh="http://schemas.microsoft.com/office/word/2020/wordml/sdtdatahash" xmlns:w16sdtfl="http://schemas.microsoft.com/office/word/2024/wordml/sdtformatlock" xmlns:w16se="http://schemas.microsoft.com/office/word/2015/wordml/symex" xmlns:wpg="http://schemas.microsoft.com/office/word/2010/wordprocessingGroup" xmlns:wpi="http://schemas.microsoft.com/office/word/2010/wordprocessingInk" xmlns:wne="http://schemas.microsoft.com/office/word/2006/wordml" xmlns:wps="http://schemas.microsoft.com/office/word/2010/wordprocessingShape" mc:Ignorable="w14 w15 w16se w16cid w16 w16cex w16sdtdh w16sdtfl w16du wp14">
+  <w:abstractNum w:abstractNumId="0" w15:restartNumberingAfterBreak="0">
     <w:nsid w:val="004D25F8"/>
     <w:multiLevelType w:val="hybridMultilevel"/>
     <w:tmpl w:val="9BEE74B4"/>
@@ -2446,7 +2058,7 @@
       </w:pPr>
     </w:lvl>
   </w:abstractNum>
-  <w:abstractNum w:abstractNumId="1">
+  <w:abstractNum w:abstractNumId="1" w15:restartNumberingAfterBreak="0">
     <w:nsid w:val="08B95329"/>
     <w:multiLevelType w:val="hybridMultilevel"/>
     <w:tmpl w:val="3DB8155C"/>
@@ -2559,7 +2171,7 @@
       </w:rPr>
     </w:lvl>
   </w:abstractNum>
-  <w:abstractNum w:abstractNumId="2">
+  <w:abstractNum w:abstractNumId="2" w15:restartNumberingAfterBreak="0">
     <w:nsid w:val="0A093135"/>
     <w:multiLevelType w:val="hybridMultilevel"/>
     <w:tmpl w:val="14FC4D20"/>
@@ -2648,7 +2260,7 @@
       </w:pPr>
     </w:lvl>
   </w:abstractNum>
-  <w:abstractNum w:abstractNumId="3">
+  <w:abstractNum w:abstractNumId="3" w15:restartNumberingAfterBreak="0">
     <w:nsid w:val="0FBE0EC6"/>
     <w:multiLevelType w:val="hybridMultilevel"/>
     <w:tmpl w:val="7A06A548"/>
@@ -2738,7 +2350,7 @@
       </w:pPr>
     </w:lvl>
   </w:abstractNum>
-  <w:abstractNum w:abstractNumId="4">
+  <w:abstractNum w:abstractNumId="4" w15:restartNumberingAfterBreak="0">
     <w:nsid w:val="275B7E1A"/>
     <w:multiLevelType w:val="hybridMultilevel"/>
     <w:tmpl w:val="179ACB16"/>
@@ -2851,7 +2463,7 @@
       </w:rPr>
     </w:lvl>
   </w:abstractNum>
-  <w:abstractNum w:abstractNumId="5">
+  <w:abstractNum w:abstractNumId="5" w15:restartNumberingAfterBreak="0">
     <w:nsid w:val="346D6D64"/>
     <w:multiLevelType w:val="hybridMultilevel"/>
     <w:tmpl w:val="33BE7A5A"/>
@@ -2940,7 +2552,7 @@
       </w:pPr>
     </w:lvl>
   </w:abstractNum>
-  <w:abstractNum w:abstractNumId="6">
+  <w:abstractNum w:abstractNumId="6" w15:restartNumberingAfterBreak="0">
     <w:nsid w:val="3D551681"/>
     <w:multiLevelType w:val="hybridMultilevel"/>
     <w:tmpl w:val="511AE60C"/>
@@ -3029,7 +2641,7 @@
       </w:pPr>
     </w:lvl>
   </w:abstractNum>
-  <w:abstractNum w:abstractNumId="7">
+  <w:abstractNum w:abstractNumId="7" w15:restartNumberingAfterBreak="0">
     <w:nsid w:val="45CD7EE1"/>
     <w:multiLevelType w:val="hybridMultilevel"/>
     <w:tmpl w:val="0F36E7D4"/>
@@ -3118,7 +2730,7 @@
       </w:pPr>
     </w:lvl>
   </w:abstractNum>
-  <w:abstractNum w:abstractNumId="8">
+  <w:abstractNum w:abstractNumId="8" w15:restartNumberingAfterBreak="0">
     <w:nsid w:val="53FB0B27"/>
     <w:multiLevelType w:val="hybridMultilevel"/>
     <w:tmpl w:val="31EEE76C"/>
@@ -3231,7 +2843,7 @@
       </w:rPr>
     </w:lvl>
   </w:abstractNum>
-  <w:abstractNum w:abstractNumId="9">
+  <w:abstractNum w:abstractNumId="9" w15:restartNumberingAfterBreak="0">
     <w:nsid w:val="546743D6"/>
     <w:multiLevelType w:val="hybridMultilevel"/>
     <w:tmpl w:val="EE9438DC"/>
@@ -3321,7 +2933,7 @@
       </w:pPr>
     </w:lvl>
   </w:abstractNum>
-  <w:abstractNum w:abstractNumId="10">
+  <w:abstractNum w:abstractNumId="10" w15:restartNumberingAfterBreak="0">
     <w:nsid w:val="560678DE"/>
     <w:multiLevelType w:val="hybridMultilevel"/>
     <w:tmpl w:val="7A06A548"/>
@@ -3411,7 +3023,7 @@
       </w:pPr>
     </w:lvl>
   </w:abstractNum>
-  <w:abstractNum w:abstractNumId="11">
+  <w:abstractNum w:abstractNumId="11" w15:restartNumberingAfterBreak="0">
     <w:nsid w:val="5CB00F0B"/>
     <w:multiLevelType w:val="hybridMultilevel"/>
     <w:tmpl w:val="2F40334E"/>
@@ -3500,7 +3112,7 @@
       </w:pPr>
     </w:lvl>
   </w:abstractNum>
-  <w:abstractNum w:abstractNumId="12">
+  <w:abstractNum w:abstractNumId="12" w15:restartNumberingAfterBreak="0">
     <w:nsid w:val="6C4C687C"/>
     <w:multiLevelType w:val="hybridMultilevel"/>
     <w:tmpl w:val="CBC83CB2"/>
@@ -3590,7 +3202,7 @@
       </w:pPr>
     </w:lvl>
   </w:abstractNum>
-  <w:abstractNum w:abstractNumId="13">
+  <w:abstractNum w:abstractNumId="13" w15:restartNumberingAfterBreak="0">
     <w:nsid w:val="7252172D"/>
     <w:multiLevelType w:val="hybridMultilevel"/>
     <w:tmpl w:val="92C04440"/>
@@ -3676,459 +3288,53 @@
       </w:pPr>
     </w:lvl>
   </w:abstractNum>
-  <w:num w:numId="1">
+  <w:num w:numId="1" w16cid:durableId="520628994">
     <w:abstractNumId w:val="5"/>
   </w:num>
-  <w:num w:numId="2">
+  <w:num w:numId="2" w16cid:durableId="1797213085">
     <w:abstractNumId w:val="0"/>
   </w:num>
-  <w:num w:numId="3">
+  <w:num w:numId="3" w16cid:durableId="797726876">
     <w:abstractNumId w:val="3"/>
   </w:num>
-  <w:num w:numId="4">
+  <w:num w:numId="4" w16cid:durableId="610093875">
     <w:abstractNumId w:val="7"/>
   </w:num>
-  <w:num w:numId="5">
+  <w:num w:numId="5" w16cid:durableId="913202505">
     <w:abstractNumId w:val="13"/>
   </w:num>
-  <w:num w:numId="6">
+  <w:num w:numId="6" w16cid:durableId="1398429926">
     <w:abstractNumId w:val="8"/>
   </w:num>
-  <w:num w:numId="7">
+  <w:num w:numId="7" w16cid:durableId="845677700">
     <w:abstractNumId w:val="4"/>
   </w:num>
-  <w:num w:numId="8">
+  <w:num w:numId="8" w16cid:durableId="181165097">
     <w:abstractNumId w:val="1"/>
   </w:num>
-  <w:num w:numId="9">
+  <w:num w:numId="9" w16cid:durableId="1426344092">
     <w:abstractNumId w:val="10"/>
   </w:num>
-  <w:num w:numId="10">
+  <w:num w:numId="10" w16cid:durableId="1545680651">
     <w:abstractNumId w:val="9"/>
   </w:num>
-  <w:num w:numId="11">
+  <w:num w:numId="11" w16cid:durableId="668749613">
     <w:abstractNumId w:val="2"/>
   </w:num>
-  <w:num w:numId="12">
+  <w:num w:numId="12" w16cid:durableId="2069566889">
     <w:abstractNumId w:val="6"/>
   </w:num>
-  <w:num w:numId="13">
+  <w:num w:numId="13" w16cid:durableId="1733504350">
     <w:abstractNumId w:val="12"/>
   </w:num>
-  <w:num w:numId="14">
+  <w:num w:numId="14" w16cid:durableId="1105614768">
     <w:abstractNumId w:val="11"/>
   </w:num>
 </w:numbering>
 </file>
 
-<file path=word\settings.xml><?xml version="1.0" encoding="utf-8"?>
-<w:settings xmlns:mc="http://schemas.openxmlformats.org/markup-compatibility/2006" xmlns:o="urn:schemas-microsoft-com:office:office" xmlns:r="http://schemas.openxmlformats.org/officeDocument/2006/relationships" xmlns:m="http://schemas.openxmlformats.org/officeDocument/2006/math" xmlns:v="urn:schemas-microsoft-com:vml" xmlns:w10="urn:schemas-microsoft-com:office:word" xmlns:w="http://schemas.openxmlformats.org/wordprocessingml/2006/main" xmlns:w14="http://schemas.microsoft.com/office/word/2010/wordml" xmlns:sl="http://schemas.openxmlformats.org/schemaLibrary/2006/main" mc:Ignorable="w14">
-  <w:zoom w:percent="100"/>
-  <w:proofState w:spelling="clean" w:grammar="clean"/>
-  <w:defaultTabStop w:val="720"/>
-  <w:drawingGridHorizontalSpacing w:val="110"/>
-  <w:displayHorizontalDrawingGridEvery w:val="2"/>
-  <w:characterSpacingControl w:val="doNotCompress"/>
-  <w:footnotePr>
-    <w:footnote w:id="-1"/>
-    <w:footnote w:id="0"/>
-  </w:footnotePr>
-  <w:endnotePr>
-    <w:endnote w:id="-1"/>
-    <w:endnote w:id="0"/>
-  </w:endnotePr>
-  <w:compat>
-    <w:useFELayout/>
-    <w:compatSetting w:name="compatibilityMode" w:uri="http://schemas.microsoft.com/office/word" w:val="14"/>
-    <w:compatSetting w:name="overrideTableStyleFontSizeAndJustification" w:uri="http://schemas.microsoft.com/office/word" w:val="1"/>
-    <w:compatSetting w:name="enableOpenTypeFeatures" w:uri="http://schemas.microsoft.com/office/word" w:val="1"/>
-    <w:compatSetting w:name="doNotFlipMirrorIndents" w:uri="http://schemas.microsoft.com/office/word" w:val="1"/>
-  </w:compat>
-  <w:rsids>
-    <w:rsidRoot w:val="002C0CF1"/>
-    <w:rsid w:val="000014AA"/>
-    <w:rsid w:val="00011F43"/>
-    <w:rsid w:val="00050171"/>
-    <w:rsid w:val="00063E3E"/>
-    <w:rsid w:val="0006512F"/>
-    <w:rsid w:val="000828F9"/>
-    <w:rsid w:val="00085603"/>
-    <w:rsid w:val="00085B3C"/>
-    <w:rsid w:val="000A739E"/>
-    <w:rsid w:val="000B217D"/>
-    <w:rsid w:val="000C3BFB"/>
-    <w:rsid w:val="000D4E79"/>
-    <w:rsid w:val="000D7040"/>
-    <w:rsid w:val="000D7AE0"/>
-    <w:rsid w:val="000E5AE0"/>
-    <w:rsid w:val="001026AC"/>
-    <w:rsid w:val="00110E51"/>
-    <w:rsid w:val="00113253"/>
-    <w:rsid w:val="00123DDB"/>
-    <w:rsid w:val="0012617B"/>
-    <w:rsid w:val="001363BB"/>
-    <w:rsid w:val="0014297E"/>
-    <w:rsid w:val="00152D11"/>
-    <w:rsid w:val="001539AF"/>
-    <w:rsid w:val="001568A2"/>
-    <w:rsid w:val="00175571"/>
-    <w:rsid w:val="00197B49"/>
-    <w:rsid w:val="00197F0F"/>
-    <w:rsid w:val="001A0540"/>
-    <w:rsid w:val="001B0C96"/>
-    <w:rsid w:val="001B31D8"/>
-    <w:rsid w:val="001D53C0"/>
-    <w:rsid w:val="001F0EE7"/>
-    <w:rsid w:val="001F7AD6"/>
-    <w:rsid w:val="00210273"/>
-    <w:rsid w:val="00215B47"/>
-    <w:rsid w:val="0022139F"/>
-    <w:rsid w:val="0022444C"/>
-    <w:rsid w:val="00233F2D"/>
-    <w:rsid w:val="002344D6"/>
-    <w:rsid w:val="00234CCC"/>
-    <w:rsid w:val="0023510E"/>
-    <w:rsid w:val="00236051"/>
-    <w:rsid w:val="002666A8"/>
-    <w:rsid w:val="00270C48"/>
-    <w:rsid w:val="00275312"/>
-    <w:rsid w:val="00276982"/>
-    <w:rsid w:val="002853A5"/>
-    <w:rsid w:val="00285CBE"/>
-    <w:rsid w:val="00287172"/>
-    <w:rsid w:val="002902D8"/>
-    <w:rsid w:val="002A0A31"/>
-    <w:rsid w:val="002B0E72"/>
-    <w:rsid w:val="002B32AE"/>
-    <w:rsid w:val="002C0CF1"/>
-    <w:rsid w:val="002C12A4"/>
-    <w:rsid w:val="002C1AA8"/>
-    <w:rsid w:val="002C5F3E"/>
-    <w:rsid w:val="002C6551"/>
-    <w:rsid w:val="002C7183"/>
-    <w:rsid w:val="002D4D2E"/>
-    <w:rsid w:val="002D7A0E"/>
-    <w:rsid w:val="002E428B"/>
-    <w:rsid w:val="002F65CB"/>
-    <w:rsid w:val="00301D8B"/>
-    <w:rsid w:val="00320AEC"/>
-    <w:rsid w:val="003238D6"/>
-    <w:rsid w:val="00323FB9"/>
-    <w:rsid w:val="00333C41"/>
-    <w:rsid w:val="00340370"/>
-    <w:rsid w:val="003439C4"/>
-    <w:rsid w:val="0035746E"/>
-    <w:rsid w:val="00360983"/>
-    <w:rsid w:val="00372197"/>
-    <w:rsid w:val="003953F6"/>
-    <w:rsid w:val="00395FB9"/>
-    <w:rsid w:val="003A2F07"/>
-    <w:rsid w:val="003B078A"/>
-    <w:rsid w:val="003B1B98"/>
-    <w:rsid w:val="003B4849"/>
-    <w:rsid w:val="003C28BA"/>
-    <w:rsid w:val="003C5CB0"/>
-    <w:rsid w:val="003C6905"/>
-    <w:rsid w:val="003C7C2A"/>
-    <w:rsid w:val="003D0548"/>
-    <w:rsid w:val="003D73B4"/>
-    <w:rsid w:val="003E2DE6"/>
-    <w:rsid w:val="003E626B"/>
-    <w:rsid w:val="003E6F5C"/>
-    <w:rsid w:val="003F1797"/>
-    <w:rsid w:val="003F27D3"/>
-    <w:rsid w:val="003F4B59"/>
-    <w:rsid w:val="00404E39"/>
-    <w:rsid w:val="00406D22"/>
-    <w:rsid w:val="00413D9C"/>
-    <w:rsid w:val="004152A0"/>
-    <w:rsid w:val="004339C2"/>
-    <w:rsid w:val="00434DD8"/>
-    <w:rsid w:val="0046052C"/>
-    <w:rsid w:val="004654DC"/>
-    <w:rsid w:val="004671A0"/>
-    <w:rsid w:val="00467FFE"/>
-    <w:rsid w:val="00474337"/>
-    <w:rsid w:val="00474FA5"/>
-    <w:rsid w:val="004A5B15"/>
-    <w:rsid w:val="004B05BB"/>
-    <w:rsid w:val="004B3C45"/>
-    <w:rsid w:val="004B3E1D"/>
-    <w:rsid w:val="004B45E3"/>
-    <w:rsid w:val="004C1BF3"/>
-    <w:rsid w:val="004C39BA"/>
-    <w:rsid w:val="00505670"/>
-    <w:rsid w:val="00536D92"/>
-    <w:rsid w:val="00540439"/>
-    <w:rsid w:val="00543466"/>
-    <w:rsid w:val="00544596"/>
-    <w:rsid w:val="0055593C"/>
-    <w:rsid w:val="00555D5A"/>
-    <w:rsid w:val="005618FC"/>
-    <w:rsid w:val="00563EA5"/>
-    <w:rsid w:val="00563EE1"/>
-    <w:rsid w:val="00572471"/>
-    <w:rsid w:val="00577723"/>
-    <w:rsid w:val="00583689"/>
-    <w:rsid w:val="005866DE"/>
-    <w:rsid w:val="005A5C28"/>
-    <w:rsid w:val="005B0C05"/>
-    <w:rsid w:val="005B642C"/>
-    <w:rsid w:val="005C4636"/>
-    <w:rsid w:val="005E0EAD"/>
-    <w:rsid w:val="005F2A16"/>
-    <w:rsid w:val="005F7292"/>
-    <w:rsid w:val="005F75A8"/>
-    <w:rsid w:val="00612DC7"/>
-    <w:rsid w:val="00614D24"/>
-    <w:rsid w:val="00626452"/>
-    <w:rsid w:val="00631431"/>
-    <w:rsid w:val="00664ABC"/>
-    <w:rsid w:val="00664C22"/>
-    <w:rsid w:val="00670E1D"/>
-    <w:rsid w:val="00674318"/>
-    <w:rsid w:val="00682C54"/>
-    <w:rsid w:val="006874F1"/>
-    <w:rsid w:val="00696B61"/>
-    <w:rsid w:val="006B3CC6"/>
-    <w:rsid w:val="006C49D0"/>
-    <w:rsid w:val="006D2D8C"/>
-    <w:rsid w:val="006D7CFD"/>
-    <w:rsid w:val="006F5037"/>
-    <w:rsid w:val="006F7498"/>
-    <w:rsid w:val="006F7D65"/>
-    <w:rsid w:val="007042FF"/>
-    <w:rsid w:val="00704D81"/>
-    <w:rsid w:val="00706838"/>
-    <w:rsid w:val="0071190F"/>
-    <w:rsid w:val="007140ED"/>
-    <w:rsid w:val="00727EDB"/>
-    <w:rsid w:val="00731D1A"/>
-    <w:rsid w:val="007331E9"/>
-    <w:rsid w:val="007401AE"/>
-    <w:rsid w:val="00742B0D"/>
-    <w:rsid w:val="00747288"/>
-    <w:rsid w:val="007540FB"/>
-    <w:rsid w:val="00765955"/>
-    <w:rsid w:val="0077062F"/>
-    <w:rsid w:val="00770C32"/>
-    <w:rsid w:val="007859BD"/>
-    <w:rsid w:val="007910AC"/>
-    <w:rsid w:val="007A3164"/>
-    <w:rsid w:val="007A56C4"/>
-    <w:rsid w:val="007B169E"/>
-    <w:rsid w:val="007C2E2B"/>
-    <w:rsid w:val="007D07E2"/>
-    <w:rsid w:val="007D4BC6"/>
-    <w:rsid w:val="007F49E8"/>
-    <w:rsid w:val="007F69B7"/>
-    <w:rsid w:val="00802C4F"/>
-    <w:rsid w:val="008108F7"/>
-    <w:rsid w:val="00812B01"/>
-    <w:rsid w:val="0081645D"/>
-    <w:rsid w:val="00827892"/>
-    <w:rsid w:val="00832E90"/>
-    <w:rsid w:val="00845BCE"/>
-    <w:rsid w:val="00857EF2"/>
-    <w:rsid w:val="0087423A"/>
-    <w:rsid w:val="008843D9"/>
-    <w:rsid w:val="00887560"/>
-    <w:rsid w:val="00894E2A"/>
-    <w:rsid w:val="008B4F8F"/>
-    <w:rsid w:val="008B5549"/>
-    <w:rsid w:val="008D221B"/>
-    <w:rsid w:val="008E76F8"/>
-    <w:rsid w:val="008F3118"/>
-    <w:rsid w:val="008F3D9A"/>
-    <w:rsid w:val="008F5405"/>
-    <w:rsid w:val="00904309"/>
-    <w:rsid w:val="00914241"/>
-    <w:rsid w:val="009207FE"/>
-    <w:rsid w:val="00934F93"/>
-    <w:rsid w:val="00954B19"/>
-    <w:rsid w:val="0096568B"/>
-    <w:rsid w:val="00967DC0"/>
-    <w:rsid w:val="00973F9B"/>
-    <w:rsid w:val="009827DD"/>
-    <w:rsid w:val="009A50FC"/>
-    <w:rsid w:val="009A7FD5"/>
-    <w:rsid w:val="009C07E0"/>
-    <w:rsid w:val="009D0292"/>
-    <w:rsid w:val="009D625A"/>
-    <w:rsid w:val="009F5CA5"/>
-    <w:rsid w:val="00A03E77"/>
-    <w:rsid w:val="00A14300"/>
-    <w:rsid w:val="00A2147B"/>
-    <w:rsid w:val="00A424F1"/>
-    <w:rsid w:val="00A46A57"/>
-    <w:rsid w:val="00A50F43"/>
-    <w:rsid w:val="00A5799A"/>
-    <w:rsid w:val="00A57B84"/>
-    <w:rsid w:val="00A9022B"/>
-    <w:rsid w:val="00A92F26"/>
-    <w:rsid w:val="00AA11DD"/>
-    <w:rsid w:val="00AB1140"/>
-    <w:rsid w:val="00AC639F"/>
-    <w:rsid w:val="00AD38E4"/>
-    <w:rsid w:val="00AD4289"/>
-    <w:rsid w:val="00AD5230"/>
-    <w:rsid w:val="00AE006D"/>
-    <w:rsid w:val="00AE5EA2"/>
-    <w:rsid w:val="00AF0799"/>
-    <w:rsid w:val="00AF4FBB"/>
-    <w:rsid w:val="00AF5846"/>
-    <w:rsid w:val="00B02355"/>
-    <w:rsid w:val="00B060BF"/>
-    <w:rsid w:val="00B1218C"/>
-    <w:rsid w:val="00B15BC7"/>
-    <w:rsid w:val="00B238B6"/>
-    <w:rsid w:val="00B24799"/>
-    <w:rsid w:val="00B27ACD"/>
-    <w:rsid w:val="00B32399"/>
-    <w:rsid w:val="00B33183"/>
-    <w:rsid w:val="00B3799A"/>
-    <w:rsid w:val="00B4019C"/>
-    <w:rsid w:val="00B42B8A"/>
-    <w:rsid w:val="00B56294"/>
-    <w:rsid w:val="00B6300E"/>
-    <w:rsid w:val="00B64724"/>
-    <w:rsid w:val="00B828E2"/>
-    <w:rsid w:val="00BA3C6F"/>
-    <w:rsid w:val="00BA5D1A"/>
-    <w:rsid w:val="00BB6611"/>
-    <w:rsid w:val="00BC608E"/>
-    <w:rsid w:val="00BC790C"/>
-    <w:rsid w:val="00BC7DBA"/>
-    <w:rsid w:val="00BD108B"/>
-    <w:rsid w:val="00BE1C29"/>
-    <w:rsid w:val="00BE7E2E"/>
-    <w:rsid w:val="00BF3A0F"/>
-    <w:rsid w:val="00C041D2"/>
-    <w:rsid w:val="00C13B9A"/>
-    <w:rsid w:val="00C22F9D"/>
-    <w:rsid w:val="00C41A5E"/>
-    <w:rsid w:val="00C46831"/>
-    <w:rsid w:val="00C5143F"/>
-    <w:rsid w:val="00C5700E"/>
-    <w:rsid w:val="00C73721"/>
-    <w:rsid w:val="00C74BB2"/>
-    <w:rsid w:val="00C74EF1"/>
-    <w:rsid w:val="00C777D0"/>
-    <w:rsid w:val="00C8115B"/>
-    <w:rsid w:val="00C958E2"/>
-    <w:rsid w:val="00CA03DD"/>
-    <w:rsid w:val="00CA16C7"/>
-    <w:rsid w:val="00CA267F"/>
-    <w:rsid w:val="00CE0CA9"/>
-    <w:rsid w:val="00CE13D3"/>
-    <w:rsid w:val="00CE3D1D"/>
-    <w:rsid w:val="00D007E3"/>
-    <w:rsid w:val="00D05BDD"/>
-    <w:rsid w:val="00D17FC8"/>
-    <w:rsid w:val="00D22F1C"/>
-    <w:rsid w:val="00D23EB4"/>
-    <w:rsid w:val="00D250B7"/>
-    <w:rsid w:val="00D34D55"/>
-    <w:rsid w:val="00D366F5"/>
-    <w:rsid w:val="00D44E14"/>
-    <w:rsid w:val="00D57DB0"/>
-    <w:rsid w:val="00D60ED3"/>
-    <w:rsid w:val="00D61D3C"/>
-    <w:rsid w:val="00D647AC"/>
-    <w:rsid w:val="00D655B4"/>
-    <w:rsid w:val="00D73D48"/>
-    <w:rsid w:val="00D83F15"/>
-    <w:rsid w:val="00D97B8B"/>
-    <w:rsid w:val="00DA3041"/>
-    <w:rsid w:val="00DA38E0"/>
-    <w:rsid w:val="00DA75CB"/>
-    <w:rsid w:val="00DB0E56"/>
-    <w:rsid w:val="00DB7DFC"/>
-    <w:rsid w:val="00DC1A9B"/>
-    <w:rsid w:val="00DC6ED9"/>
-    <w:rsid w:val="00DD51E4"/>
-    <w:rsid w:val="00DF66DB"/>
-    <w:rsid w:val="00DF74AA"/>
-    <w:rsid w:val="00E012A9"/>
-    <w:rsid w:val="00E072FA"/>
-    <w:rsid w:val="00E11184"/>
-    <w:rsid w:val="00E2057F"/>
-    <w:rsid w:val="00E2224C"/>
-    <w:rsid w:val="00E227DB"/>
-    <w:rsid w:val="00E361C5"/>
-    <w:rsid w:val="00E55BB5"/>
-    <w:rsid w:val="00E618CB"/>
-    <w:rsid w:val="00E62A74"/>
-    <w:rsid w:val="00E66472"/>
-    <w:rsid w:val="00E76A25"/>
-    <w:rsid w:val="00E80F4D"/>
-    <w:rsid w:val="00E8777A"/>
-    <w:rsid w:val="00E92F19"/>
-    <w:rsid w:val="00EB0809"/>
-    <w:rsid w:val="00EB46DC"/>
-    <w:rsid w:val="00ED421D"/>
-    <w:rsid w:val="00ED6A95"/>
-    <w:rsid w:val="00EE65D1"/>
-    <w:rsid w:val="00EE735E"/>
-    <w:rsid w:val="00EF5E65"/>
-    <w:rsid w:val="00EF60B6"/>
-    <w:rsid w:val="00EF60BB"/>
-    <w:rsid w:val="00F0402F"/>
-    <w:rsid w:val="00F22C18"/>
-    <w:rsid w:val="00F26135"/>
-    <w:rsid w:val="00F357F8"/>
-    <w:rsid w:val="00F47F7C"/>
-    <w:rsid w:val="00F50180"/>
-    <w:rsid w:val="00F52D64"/>
-    <w:rsid w:val="00F621B8"/>
-    <w:rsid w:val="00F63E3F"/>
-    <w:rsid w:val="00F6756F"/>
-    <w:rsid w:val="00F70E0C"/>
-    <w:rsid w:val="00F7229E"/>
-    <w:rsid w:val="00F911B4"/>
-    <w:rsid w:val="00F91AA9"/>
-    <w:rsid w:val="00F92E5D"/>
-    <w:rsid w:val="00F92FA1"/>
-    <w:rsid w:val="00F9468B"/>
-    <w:rsid w:val="00F94EE0"/>
-    <w:rsid w:val="00FA562A"/>
-    <w:rsid w:val="00FB3794"/>
-    <w:rsid w:val="00FB6DEF"/>
-    <w:rsid w:val="00FC1DBE"/>
-    <w:rsid w:val="00FE5701"/>
-    <w:rsid w:val="00FE5D20"/>
-    <w:rsid w:val="00FE6FB0"/>
-    <w:rsid w:val="00FF03FE"/>
-    <w:rsid w:val="00FF1F8A"/>
-  </w:rsids>
-  <m:mathPr>
-    <m:mathFont m:val="Cambria Math"/>
-    <m:brkBin m:val="before"/>
-    <m:brkBinSub m:val="--"/>
-    <m:smallFrac/>
-    <m:dispDef/>
-    <m:lMargin m:val="0"/>
-    <m:rMargin m:val="0"/>
-    <m:defJc m:val="centerGroup"/>
-    <m:wrapIndent m:val="1440"/>
-    <m:intLim m:val="subSup"/>
-    <m:naryLim m:val="undOvr"/>
-  </m:mathPr>
-  <w:themeFontLang w:val="en-US" w:bidi="mr-IN"/>
-  <w:clrSchemeMapping w:bg1="light1" w:t1="dark1" w:bg2="light2" w:t2="dark2" w:accent1="accent1" w:accent2="accent2" w:accent3="accent3" w:accent4="accent4" w:accent5="accent5" w:accent6="accent6" w:hyperlink="hyperlink" w:followedHyperlink="followedHyperlink"/>
-  <w:shapeDefaults>
-    <o:shapedefaults v:ext="edit" spidmax="1026"/>
-    <o:shapelayout v:ext="edit">
-      <o:idmap v:ext="edit" data="1"/>
-    </o:shapelayout>
-  </w:shapeDefaults>
-  <w:decimalSymbol w:val="."/>
-  <w:listSeparator w:val=","/>
-</w:settings>
-</file>
-
-<file path=word\styles.xml><?xml version="1.0" encoding="utf-8"?>
-<w:styles xmlns:mc="http://schemas.openxmlformats.org/markup-compatibility/2006" xmlns:r="http://schemas.openxmlformats.org/officeDocument/2006/relationships" xmlns:w="http://schemas.openxmlformats.org/wordprocessingml/2006/main" xmlns:w14="http://schemas.microsoft.com/office/word/2010/wordml" mc:Ignorable="w14">
+<file path=word/styles.xml><?xml version="1.0" encoding="utf-8"?>
+<w:styles xmlns:mc="http://schemas.openxmlformats.org/markup-compatibility/2006" xmlns:r="http://schemas.openxmlformats.org/officeDocument/2006/relationships" xmlns:w="http://schemas.openxmlformats.org/wordprocessingml/2006/main" xmlns:w14="http://schemas.microsoft.com/office/word/2010/wordml" xmlns:w15="http://schemas.microsoft.com/office/word/2012/wordml" xmlns:w16cex="http://schemas.microsoft.com/office/word/2018/wordml/cex" xmlns:w16cid="http://schemas.microsoft.com/office/word/2016/wordml/cid" xmlns:w16="http://schemas.microsoft.com/office/word/2018/wordml" xmlns:w16du="http://schemas.microsoft.com/office/word/2023/wordml/word16du" xmlns:w16sdtdh="http://schemas.microsoft.com/office/word/2020/wordml/sdtdatahash" xmlns:w16sdtfl="http://schemas.microsoft.com/office/word/2024/wordml/sdtformatlock" xmlns:w16se="http://schemas.microsoft.com/office/word/2015/wordml/symex" mc:Ignorable="w14 w15 w16se w16cid w16 w16cex w16sdtdh w16sdtfl w16du">
   <w:docDefaults>
     <w:rPrDefault>
       <w:rPr>
@@ -4144,145 +3350,383 @@
       </w:pPr>
     </w:pPrDefault>
   </w:docDefaults>
-  <w:latentStyles w:defLockedState="0" w:defUIPriority="99" w:defSemiHidden="1" w:defUnhideWhenUsed="1" w:defQFormat="0" w:count="267">
-    <w:lsdException w:name="Normal" w:semiHidden="0" w:uiPriority="0" w:unhideWhenUsed="0" w:qFormat="1"/>
-    <w:lsdException w:name="heading 1" w:semiHidden="0" w:uiPriority="1" w:unhideWhenUsed="0" w:qFormat="1"/>
-    <w:lsdException w:name="heading 2" w:uiPriority="9" w:qFormat="1"/>
-    <w:lsdException w:name="heading 3" w:uiPriority="9" w:qFormat="1"/>
-    <w:lsdException w:name="heading 4" w:uiPriority="9" w:qFormat="1"/>
-    <w:lsdException w:name="heading 5" w:uiPriority="9" w:qFormat="1"/>
-    <w:lsdException w:name="heading 6" w:uiPriority="9" w:qFormat="1"/>
-    <w:lsdException w:name="heading 7" w:uiPriority="9" w:qFormat="1"/>
-    <w:lsdException w:name="heading 8" w:uiPriority="9" w:qFormat="1"/>
-    <w:lsdException w:name="heading 9" w:uiPriority="9" w:qFormat="1"/>
-    <w:lsdException w:name="toc 1" w:uiPriority="39"/>
-    <w:lsdException w:name="toc 2" w:uiPriority="39"/>
-    <w:lsdException w:name="toc 3" w:uiPriority="39"/>
-    <w:lsdException w:name="toc 4" w:uiPriority="39"/>
-    <w:lsdException w:name="toc 5" w:uiPriority="39"/>
-    <w:lsdException w:name="toc 6" w:uiPriority="39"/>
-    <w:lsdException w:name="toc 7" w:uiPriority="39"/>
-    <w:lsdException w:name="toc 8" w:uiPriority="39"/>
-    <w:lsdException w:name="toc 9" w:uiPriority="39"/>
-    <w:lsdException w:name="caption" w:uiPriority="35" w:qFormat="1"/>
-    <w:lsdException w:name="Title" w:semiHidden="0" w:uiPriority="10" w:unhideWhenUsed="0" w:qFormat="1"/>
-    <w:lsdException w:name="Default Paragraph Font" w:uiPriority="1"/>
-    <w:lsdException w:name="Body Text" w:uiPriority="1" w:qFormat="1"/>
-    <w:lsdException w:name="Subtitle" w:semiHidden="0" w:uiPriority="11" w:unhideWhenUsed="0" w:qFormat="1"/>
-    <w:lsdException w:name="Strong" w:semiHidden="0" w:uiPriority="22" w:unhideWhenUsed="0" w:qFormat="1"/>
-    <w:lsdException w:name="Emphasis" w:semiHidden="0" w:uiPriority="20" w:unhideWhenUsed="0" w:qFormat="1"/>
-    <w:lsdException w:name="Table Grid" w:semiHidden="0" w:uiPriority="59" w:unhideWhenUsed="0"/>
-    <w:lsdException w:name="Placeholder Text" w:unhideWhenUsed="0"/>
-    <w:lsdException w:name="No Spacing" w:semiHidden="0" w:uiPriority="1" w:unhideWhenUsed="0" w:qFormat="1"/>
-    <w:lsdException w:name="Light Shading" w:semiHidden="0" w:uiPriority="60" w:unhideWhenUsed="0"/>
-    <w:lsdException w:name="Light List" w:semiHidden="0" w:uiPriority="61" w:unhideWhenUsed="0"/>
-    <w:lsdException w:name="Light Grid" w:semiHidden="0" w:uiPriority="62" w:unhideWhenUsed="0"/>
-    <w:lsdException w:name="Medium Shading 1" w:semiHidden="0" w:uiPriority="63" w:unhideWhenUsed="0"/>
-    <w:lsdException w:name="Medium Shading 2" w:semiHidden="0" w:uiPriority="64" w:unhideWhenUsed="0"/>
-    <w:lsdException w:name="Medium List 1" w:semiHidden="0" w:uiPriority="65" w:unhideWhenUsed="0"/>
-    <w:lsdException w:name="Medium List 2" w:semiHidden="0" w:uiPriority="66" w:unhideWhenUsed="0"/>
-    <w:lsdException w:name="Medium Grid 1" w:semiHidden="0" w:uiPriority="67" w:unhideWhenUsed="0"/>
-    <w:lsdException w:name="Medium Grid 2" w:semiHidden="0" w:uiPriority="68" w:unhideWhenUsed="0"/>
-    <w:lsdException w:name="Medium Grid 3" w:semiHidden="0" w:uiPriority="69" w:unhideWhenUsed="0"/>
-    <w:lsdException w:name="Dark List" w:semiHidden="0" w:uiPriority="70" w:unhideWhenUsed="0"/>
-    <w:lsdException w:name="Colorful Shading" w:semiHidden="0" w:uiPriority="71" w:unhideWhenUsed="0"/>
-    <w:lsdException w:name="Colorful List" w:semiHidden="0" w:uiPriority="72" w:unhideWhenUsed="0"/>
-    <w:lsdException w:name="Colorful Grid" w:semiHidden="0" w:uiPriority="73" w:unhideWhenUsed="0"/>
-    <w:lsdException w:name="Light Shading Accent 1" w:semiHidden="0" w:uiPriority="60" w:unhideWhenUsed="0"/>
-    <w:lsdException w:name="Light List Accent 1" w:semiHidden="0" w:uiPriority="61" w:unhideWhenUsed="0"/>
-    <w:lsdException w:name="Light Grid Accent 1" w:semiHidden="0" w:uiPriority="62" w:unhideWhenUsed="0"/>
-    <w:lsdException w:name="Medium Shading 1 Accent 1" w:semiHidden="0" w:uiPriority="63" w:unhideWhenUsed="0"/>
-    <w:lsdException w:name="Medium Shading 2 Accent 1" w:semiHidden="0" w:uiPriority="64" w:unhideWhenUsed="0"/>
-    <w:lsdException w:name="Medium List 1 Accent 1" w:semiHidden="0" w:uiPriority="65" w:unhideWhenUsed="0"/>
-    <w:lsdException w:name="Revision" w:unhideWhenUsed="0"/>
-    <w:lsdException w:name="List Paragraph" w:semiHidden="0" w:uiPriority="1" w:unhideWhenUsed="0" w:qFormat="1"/>
-    <w:lsdException w:name="Quote" w:semiHidden="0" w:uiPriority="29" w:unhideWhenUsed="0" w:qFormat="1"/>
-    <w:lsdException w:name="Intense Quote" w:semiHidden="0" w:uiPriority="30" w:unhideWhenUsed="0" w:qFormat="1"/>
-    <w:lsdException w:name="Medium List 2 Accent 1" w:semiHidden="0" w:uiPriority="66" w:unhideWhenUsed="0"/>
-    <w:lsdException w:name="Medium Grid 1 Accent 1" w:semiHidden="0" w:uiPriority="67" w:unhideWhenUsed="0"/>
-    <w:lsdException w:name="Medium Grid 2 Accent 1" w:semiHidden="0" w:uiPriority="68" w:unhideWhenUsed="0"/>
-    <w:lsdException w:name="Medium Grid 3 Accent 1" w:semiHidden="0" w:uiPriority="69" w:unhideWhenUsed="0"/>
-    <w:lsdException w:name="Dark List Accent 1" w:semiHidden="0" w:uiPriority="70" w:unhideWhenUsed="0"/>
-    <w:lsdException w:name="Colorful Shading Accent 1" w:semiHidden="0" w:uiPriority="71" w:unhideWhenUsed="0"/>
-    <w:lsdException w:name="Colorful List Accent 1" w:semiHidden="0" w:uiPriority="72" w:unhideWhenUsed="0"/>
-    <w:lsdException w:name="Colorful Grid Accent 1" w:semiHidden="0" w:uiPriority="73" w:unhideWhenUsed="0"/>
-    <w:lsdException w:name="Light Shading Accent 2" w:semiHidden="0" w:uiPriority="60" w:unhideWhenUsed="0"/>
-    <w:lsdException w:name="Light List Accent 2" w:semiHidden="0" w:uiPriority="61" w:unhideWhenUsed="0"/>
-    <w:lsdException w:name="Light Grid Accent 2" w:semiHidden="0" w:uiPriority="62" w:unhideWhenUsed="0"/>
-    <w:lsdException w:name="Medium Shading 1 Accent 2" w:semiHidden="0" w:uiPriority="63" w:unhideWhenUsed="0"/>
-    <w:lsdException w:name="Medium Shading 2 Accent 2" w:semiHidden="0" w:uiPriority="64" w:unhideWhenUsed="0"/>
-    <w:lsdException w:name="Medium List 1 Accent 2" w:semiHidden="0" w:uiPriority="65" w:unhideWhenUsed="0"/>
-    <w:lsdException w:name="Medium List 2 Accent 2" w:semiHidden="0" w:uiPriority="66" w:unhideWhenUsed="0"/>
-    <w:lsdException w:name="Medium Grid 1 Accent 2" w:semiHidden="0" w:uiPriority="67" w:unhideWhenUsed="0"/>
-    <w:lsdException w:name="Medium Grid 2 Accent 2" w:semiHidden="0" w:uiPriority="68" w:unhideWhenUsed="0"/>
-    <w:lsdException w:name="Medium Grid 3 Accent 2" w:semiHidden="0" w:uiPriority="69" w:unhideWhenUsed="0"/>
-    <w:lsdException w:name="Dark List Accent 2" w:semiHidden="0" w:uiPriority="70" w:unhideWhenUsed="0"/>
-    <w:lsdException w:name="Colorful Shading Accent 2" w:semiHidden="0" w:uiPriority="71" w:unhideWhenUsed="0"/>
-    <w:lsdException w:name="Colorful List Accent 2" w:semiHidden="0" w:uiPriority="72" w:unhideWhenUsed="0"/>
-    <w:lsdException w:name="Colorful Grid Accent 2" w:semiHidden="0" w:uiPriority="73" w:unhideWhenUsed="0"/>
-    <w:lsdException w:name="Light Shading Accent 3" w:semiHidden="0" w:uiPriority="60" w:unhideWhenUsed="0"/>
-    <w:lsdException w:name="Light List Accent 3" w:semiHidden="0" w:uiPriority="61" w:unhideWhenUsed="0"/>
-    <w:lsdException w:name="Light Grid Accent 3" w:semiHidden="0" w:uiPriority="62" w:unhideWhenUsed="0"/>
-    <w:lsdException w:name="Medium Shading 1 Accent 3" w:semiHidden="0" w:uiPriority="63" w:unhideWhenUsed="0"/>
-    <w:lsdException w:name="Medium Shading 2 Accent 3" w:semiHidden="0" w:uiPriority="64" w:unhideWhenUsed="0"/>
-    <w:lsdException w:name="Medium List 1 Accent 3" w:semiHidden="0" w:uiPriority="65" w:unhideWhenUsed="0"/>
-    <w:lsdException w:name="Medium List 2 Accent 3" w:semiHidden="0" w:uiPriority="66" w:unhideWhenUsed="0"/>
-    <w:lsdException w:name="Medium Grid 1 Accent 3" w:semiHidden="0" w:uiPriority="67" w:unhideWhenUsed="0"/>
-    <w:lsdException w:name="Medium Grid 2 Accent 3" w:semiHidden="0" w:uiPriority="68" w:unhideWhenUsed="0"/>
-    <w:lsdException w:name="Medium Grid 3 Accent 3" w:semiHidden="0" w:uiPriority="69" w:unhideWhenUsed="0"/>
-    <w:lsdException w:name="Dark List Accent 3" w:semiHidden="0" w:uiPriority="70" w:unhideWhenUsed="0"/>
-    <w:lsdException w:name="Colorful Shading Accent 3" w:semiHidden="0" w:uiPriority="71" w:unhideWhenUsed="0"/>
-    <w:lsdException w:name="Colorful List Accent 3" w:semiHidden="0" w:uiPriority="72" w:unhideWhenUsed="0"/>
-    <w:lsdException w:name="Colorful Grid Accent 3" w:semiHidden="0" w:uiPriority="73" w:unhideWhenUsed="0"/>
-    <w:lsdException w:name="Light Shading Accent 4" w:semiHidden="0" w:uiPriority="60" w:unhideWhenUsed="0"/>
-    <w:lsdException w:name="Light List Accent 4" w:semiHidden="0" w:uiPriority="61" w:unhideWhenUsed="0"/>
-    <w:lsdException w:name="Light Grid Accent 4" w:semiHidden="0" w:uiPriority="62" w:unhideWhenUsed="0"/>
-    <w:lsdException w:name="Medium Shading 1 Accent 4" w:semiHidden="0" w:uiPriority="63" w:unhideWhenUsed="0"/>
-    <w:lsdException w:name="Medium Shading 2 Accent 4" w:semiHidden="0" w:uiPriority="64" w:unhideWhenUsed="0"/>
-    <w:lsdException w:name="Medium List 1 Accent 4" w:semiHidden="0" w:uiPriority="65" w:unhideWhenUsed="0"/>
-    <w:lsdException w:name="Medium List 2 Accent 4" w:semiHidden="0" w:uiPriority="66" w:unhideWhenUsed="0"/>
-    <w:lsdException w:name="Medium Grid 1 Accent 4" w:semiHidden="0" w:uiPriority="67" w:unhideWhenUsed="0"/>
-    <w:lsdException w:name="Medium Grid 2 Accent 4" w:semiHidden="0" w:uiPriority="68" w:unhideWhenUsed="0"/>
-    <w:lsdException w:name="Medium Grid 3 Accent 4" w:semiHidden="0" w:uiPriority="69" w:unhideWhenUsed="0"/>
-    <w:lsdException w:name="Dark List Accent 4" w:semiHidden="0" w:uiPriority="70" w:unhideWhenUsed="0"/>
-    <w:lsdException w:name="Colorful Shading Accent 4" w:semiHidden="0" w:uiPriority="71" w:unhideWhenUsed="0"/>
-    <w:lsdException w:name="Colorful List Accent 4" w:semiHidden="0" w:uiPriority="72" w:unhideWhenUsed="0"/>
-    <w:lsdException w:name="Colorful Grid Accent 4" w:semiHidden="0" w:uiPriority="73" w:unhideWhenUsed="0"/>
-    <w:lsdException w:name="Light Shading Accent 5" w:semiHidden="0" w:uiPriority="60" w:unhideWhenUsed="0"/>
-    <w:lsdException w:name="Light List Accent 5" w:semiHidden="0" w:uiPriority="61" w:unhideWhenUsed="0"/>
-    <w:lsdException w:name="Light Grid Accent 5" w:semiHidden="0" w:uiPriority="62" w:unhideWhenUsed="0"/>
-    <w:lsdException w:name="Medium Shading 1 Accent 5" w:semiHidden="0" w:uiPriority="63" w:unhideWhenUsed="0"/>
-    <w:lsdException w:name="Medium Shading 2 Accent 5" w:semiHidden="0" w:uiPriority="64" w:unhideWhenUsed="0"/>
-    <w:lsdException w:name="Medium List 1 Accent 5" w:semiHidden="0" w:uiPriority="65" w:unhideWhenUsed="0"/>
-    <w:lsdException w:name="Medium List 2 Accent 5" w:semiHidden="0" w:uiPriority="66" w:unhideWhenUsed="0"/>
-    <w:lsdException w:name="Medium Grid 1 Accent 5" w:semiHidden="0" w:uiPriority="67" w:unhideWhenUsed="0"/>
-    <w:lsdException w:name="Medium Grid 2 Accent 5" w:semiHidden="0" w:uiPriority="68" w:unhideWhenUsed="0"/>
-    <w:lsdException w:name="Medium Grid 3 Accent 5" w:semiHidden="0" w:uiPriority="69" w:unhideWhenUsed="0"/>
-    <w:lsdException w:name="Dark List Accent 5" w:semiHidden="0" w:uiPriority="70" w:unhideWhenUsed="0"/>
-    <w:lsdException w:name="Colorful Shading Accent 5" w:semiHidden="0" w:uiPriority="71" w:unhideWhenUsed="0"/>
-    <w:lsdException w:name="Colorful List Accent 5" w:semiHidden="0" w:uiPriority="72" w:unhideWhenUsed="0"/>
-    <w:lsdException w:name="Colorful Grid Accent 5" w:semiHidden="0" w:uiPriority="73" w:unhideWhenUsed="0"/>
-    <w:lsdException w:name="Light Shading Accent 6" w:semiHidden="0" w:uiPriority="60" w:unhideWhenUsed="0"/>
-    <w:lsdException w:name="Light List Accent 6" w:semiHidden="0" w:uiPriority="61" w:unhideWhenUsed="0"/>
-    <w:lsdException w:name="Light Grid Accent 6" w:semiHidden="0" w:uiPriority="62" w:unhideWhenUsed="0"/>
-    <w:lsdException w:name="Medium Shading 1 Accent 6" w:semiHidden="0" w:uiPriority="63" w:unhideWhenUsed="0"/>
-    <w:lsdException w:name="Medium Shading 2 Accent 6" w:semiHidden="0" w:uiPriority="64" w:unhideWhenUsed="0"/>
-    <w:lsdException w:name="Medium List 1 Accent 6" w:semiHidden="0" w:uiPriority="65" w:unhideWhenUsed="0"/>
-    <w:lsdException w:name="Medium List 2 Accent 6" w:semiHidden="0" w:uiPriority="66" w:unhideWhenUsed="0"/>
-    <w:lsdException w:name="Medium Grid 1 Accent 6" w:semiHidden="0" w:uiPriority="67" w:unhideWhenUsed="0"/>
-    <w:lsdException w:name="Medium Grid 2 Accent 6" w:semiHidden="0" w:uiPriority="68" w:unhideWhenUsed="0"/>
-    <w:lsdException w:name="Medium Grid 3 Accent 6" w:semiHidden="0" w:uiPriority="69" w:unhideWhenUsed="0"/>
-    <w:lsdException w:name="Dark List Accent 6" w:semiHidden="0" w:uiPriority="70" w:unhideWhenUsed="0"/>
-    <w:lsdException w:name="Colorful Shading Accent 6" w:semiHidden="0" w:uiPriority="71" w:unhideWhenUsed="0"/>
-    <w:lsdException w:name="Colorful List Accent 6" w:semiHidden="0" w:uiPriority="72" w:unhideWhenUsed="0"/>
-    <w:lsdException w:name="Colorful Grid Accent 6" w:semiHidden="0" w:uiPriority="73" w:unhideWhenUsed="0"/>
-    <w:lsdException w:name="Subtle Emphasis" w:semiHidden="0" w:uiPriority="19" w:unhideWhenUsed="0" w:qFormat="1"/>
-    <w:lsdException w:name="Intense Emphasis" w:semiHidden="0" w:uiPriority="21" w:unhideWhenUsed="0" w:qFormat="1"/>
-    <w:lsdException w:name="Subtle Reference" w:semiHidden="0" w:uiPriority="31" w:unhideWhenUsed="0" w:qFormat="1"/>
-    <w:lsdException w:name="Intense Reference" w:semiHidden="0" w:uiPriority="32" w:unhideWhenUsed="0" w:qFormat="1"/>
-    <w:lsdException w:name="Book Title" w:semiHidden="0" w:uiPriority="33" w:unhideWhenUsed="0" w:qFormat="1"/>
-    <w:lsdException w:name="Bibliography" w:uiPriority="37"/>
-    <w:lsdException w:name="TOC Heading" w:uiPriority="39" w:qFormat="1"/>
+  <w:latentStyles w:defLockedState="0" w:defUIPriority="99" w:defSemiHidden="0" w:defUnhideWhenUsed="0" w:defQFormat="0" w:count="376">
+    <w:lsdException w:name="Normal" w:uiPriority="0" w:qFormat="1"/>
+    <w:lsdException w:name="heading 1" w:uiPriority="1" w:qFormat="1"/>
+    <w:lsdException w:name="heading 2" w:semiHidden="1" w:uiPriority="9" w:unhideWhenUsed="1" w:qFormat="1"/>
+    <w:lsdException w:name="heading 3" w:semiHidden="1" w:uiPriority="9" w:unhideWhenUsed="1" w:qFormat="1"/>
+    <w:lsdException w:name="heading 4" w:semiHidden="1" w:uiPriority="9" w:unhideWhenUsed="1" w:qFormat="1"/>
+    <w:lsdException w:name="heading 5" w:semiHidden="1" w:uiPriority="9" w:unhideWhenUsed="1" w:qFormat="1"/>
+    <w:lsdException w:name="heading 6" w:semiHidden="1" w:uiPriority="9" w:unhideWhenUsed="1" w:qFormat="1"/>
+    <w:lsdException w:name="heading 7" w:semiHidden="1" w:uiPriority="9" w:unhideWhenUsed="1" w:qFormat="1"/>
+    <w:lsdException w:name="heading 8" w:semiHidden="1" w:uiPriority="9" w:unhideWhenUsed="1" w:qFormat="1"/>
+    <w:lsdException w:name="heading 9" w:semiHidden="1" w:uiPriority="9" w:unhideWhenUsed="1" w:qFormat="1"/>
+    <w:lsdException w:name="index 1" w:semiHidden="1" w:unhideWhenUsed="1"/>
+    <w:lsdException w:name="index 2" w:semiHidden="1" w:unhideWhenUsed="1"/>
+    <w:lsdException w:name="index 3" w:semiHidden="1" w:unhideWhenUsed="1"/>
+    <w:lsdException w:name="index 4" w:semiHidden="1" w:unhideWhenUsed="1"/>
+    <w:lsdException w:name="index 5" w:semiHidden="1" w:unhideWhenUsed="1"/>
+    <w:lsdException w:name="index 6" w:semiHidden="1" w:unhideWhenUsed="1"/>
+    <w:lsdException w:name="index 7" w:semiHidden="1" w:unhideWhenUsed="1"/>
+    <w:lsdException w:name="index 8" w:semiHidden="1" w:unhideWhenUsed="1"/>
+    <w:lsdException w:name="index 9" w:semiHidden="1" w:unhideWhenUsed="1"/>
+    <w:lsdException w:name="toc 1" w:semiHidden="1" w:uiPriority="39" w:unhideWhenUsed="1"/>
+    <w:lsdException w:name="toc 2" w:semiHidden="1" w:uiPriority="39" w:unhideWhenUsed="1"/>
+    <w:lsdException w:name="toc 3" w:semiHidden="1" w:uiPriority="39" w:unhideWhenUsed="1"/>
+    <w:lsdException w:name="toc 4" w:semiHidden="1" w:uiPriority="39" w:unhideWhenUsed="1"/>
+    <w:lsdException w:name="toc 5" w:semiHidden="1" w:uiPriority="39" w:unhideWhenUsed="1"/>
+    <w:lsdException w:name="toc 6" w:semiHidden="1" w:uiPriority="39" w:unhideWhenUsed="1"/>
+    <w:lsdException w:name="toc 7" w:semiHidden="1" w:uiPriority="39" w:unhideWhenUsed="1"/>
+    <w:lsdException w:name="toc 8" w:semiHidden="1" w:uiPriority="39" w:unhideWhenUsed="1"/>
+    <w:lsdException w:name="toc 9" w:semiHidden="1" w:uiPriority="39" w:unhideWhenUsed="1"/>
+    <w:lsdException w:name="Normal Indent" w:semiHidden="1" w:unhideWhenUsed="1"/>
+    <w:lsdException w:name="footnote text" w:semiHidden="1" w:unhideWhenUsed="1"/>
+    <w:lsdException w:name="annotation text" w:semiHidden="1" w:unhideWhenUsed="1"/>
+    <w:lsdException w:name="header" w:semiHidden="1" w:unhideWhenUsed="1"/>
+    <w:lsdException w:name="footer" w:semiHidden="1" w:unhideWhenUsed="1"/>
+    <w:lsdException w:name="index heading" w:semiHidden="1" w:unhideWhenUsed="1"/>
+    <w:lsdException w:name="caption" w:semiHidden="1" w:uiPriority="35" w:unhideWhenUsed="1" w:qFormat="1"/>
+    <w:lsdException w:name="table of figures" w:semiHidden="1" w:unhideWhenUsed="1"/>
+    <w:lsdException w:name="envelope address" w:semiHidden="1" w:unhideWhenUsed="1"/>
+    <w:lsdException w:name="envelope return" w:semiHidden="1" w:unhideWhenUsed="1"/>
+    <w:lsdException w:name="footnote reference" w:semiHidden="1" w:unhideWhenUsed="1"/>
+    <w:lsdException w:name="annotation reference" w:semiHidden="1" w:unhideWhenUsed="1"/>
+    <w:lsdException w:name="line number" w:semiHidden="1" w:unhideWhenUsed="1"/>
+    <w:lsdException w:name="page number" w:semiHidden="1" w:unhideWhenUsed="1"/>
+    <w:lsdException w:name="endnote reference" w:semiHidden="1" w:unhideWhenUsed="1"/>
+    <w:lsdException w:name="endnote text" w:semiHidden="1" w:unhideWhenUsed="1"/>
+    <w:lsdException w:name="table of authorities" w:semiHidden="1" w:unhideWhenUsed="1"/>
+    <w:lsdException w:name="macro" w:semiHidden="1" w:unhideWhenUsed="1"/>
+    <w:lsdException w:name="toa heading" w:semiHidden="1" w:unhideWhenUsed="1"/>
+    <w:lsdException w:name="List" w:semiHidden="1" w:unhideWhenUsed="1"/>
+    <w:lsdException w:name="List Bullet" w:semiHidden="1" w:unhideWhenUsed="1"/>
+    <w:lsdException w:name="List Number" w:semiHidden="1" w:unhideWhenUsed="1"/>
+    <w:lsdException w:name="List 2" w:semiHidden="1" w:unhideWhenUsed="1"/>
+    <w:lsdException w:name="List 3" w:semiHidden="1" w:unhideWhenUsed="1"/>
+    <w:lsdException w:name="List 4" w:semiHidden="1" w:unhideWhenUsed="1"/>
+    <w:lsdException w:name="List 5" w:semiHidden="1" w:unhideWhenUsed="1"/>
+    <w:lsdException w:name="List Bullet 2" w:semiHidden="1" w:unhideWhenUsed="1"/>
+    <w:lsdException w:name="List Bullet 3" w:semiHidden="1" w:unhideWhenUsed="1"/>
+    <w:lsdException w:name="List Bullet 4" w:semiHidden="1" w:unhideWhenUsed="1"/>
+    <w:lsdException w:name="List Bullet 5" w:semiHidden="1" w:unhideWhenUsed="1"/>
+    <w:lsdException w:name="List Number 2" w:semiHidden="1" w:unhideWhenUsed="1"/>
+    <w:lsdException w:name="List Number 3" w:semiHidden="1" w:unhideWhenUsed="1"/>
+    <w:lsdException w:name="List Number 4" w:semiHidden="1" w:unhideWhenUsed="1"/>
+    <w:lsdException w:name="List Number 5" w:semiHidden="1" w:unhideWhenUsed="1"/>
+    <w:lsdException w:name="Title" w:uiPriority="10" w:qFormat="1"/>
+    <w:lsdException w:name="Closing" w:semiHidden="1" w:unhideWhenUsed="1"/>
+    <w:lsdException w:name="Signature" w:semiHidden="1" w:unhideWhenUsed="1"/>
+    <w:lsdException w:name="Default Paragraph Font" w:semiHidden="1" w:uiPriority="1" w:unhideWhenUsed="1"/>
+    <w:lsdException w:name="Body Text" w:semiHidden="1" w:uiPriority="1" w:unhideWhenUsed="1" w:qFormat="1"/>
+    <w:lsdException w:name="Body Text Indent" w:semiHidden="1" w:unhideWhenUsed="1"/>
+    <w:lsdException w:name="List Continue" w:semiHidden="1" w:unhideWhenUsed="1"/>
+    <w:lsdException w:name="List Continue 2" w:semiHidden="1" w:unhideWhenUsed="1"/>
+    <w:lsdException w:name="List Continue 3" w:semiHidden="1" w:unhideWhenUsed="1"/>
+    <w:lsdException w:name="List Continue 4" w:semiHidden="1" w:unhideWhenUsed="1"/>
+    <w:lsdException w:name="List Continue 5" w:semiHidden="1" w:unhideWhenUsed="1"/>
+    <w:lsdException w:name="Message Header" w:semiHidden="1" w:unhideWhenUsed="1"/>
+    <w:lsdException w:name="Subtitle" w:uiPriority="11" w:qFormat="1"/>
+    <w:lsdException w:name="Salutation" w:semiHidden="1" w:unhideWhenUsed="1"/>
+    <w:lsdException w:name="Date" w:semiHidden="1" w:unhideWhenUsed="1"/>
+    <w:lsdException w:name="Body Text First Indent" w:semiHidden="1" w:unhideWhenUsed="1"/>
+    <w:lsdException w:name="Body Text First Indent 2" w:semiHidden="1" w:unhideWhenUsed="1"/>
+    <w:lsdException w:name="Note Heading" w:semiHidden="1" w:unhideWhenUsed="1"/>
+    <w:lsdException w:name="Body Text 2" w:semiHidden="1" w:unhideWhenUsed="1"/>
+    <w:lsdException w:name="Body Text 3" w:semiHidden="1" w:unhideWhenUsed="1"/>
+    <w:lsdException w:name="Body Text Indent 2" w:semiHidden="1" w:unhideWhenUsed="1"/>
+    <w:lsdException w:name="Body Text Indent 3" w:semiHidden="1" w:unhideWhenUsed="1"/>
+    <w:lsdException w:name="Block Text" w:semiHidden="1" w:unhideWhenUsed="1"/>
+    <w:lsdException w:name="Hyperlink" w:semiHidden="1" w:unhideWhenUsed="1"/>
+    <w:lsdException w:name="FollowedHyperlink" w:semiHidden="1" w:unhideWhenUsed="1"/>
+    <w:lsdException w:name="Strong" w:uiPriority="22" w:qFormat="1"/>
+    <w:lsdException w:name="Emphasis" w:uiPriority="20" w:qFormat="1"/>
+    <w:lsdException w:name="Document Map" w:semiHidden="1" w:unhideWhenUsed="1"/>
+    <w:lsdException w:name="Plain Text" w:semiHidden="1" w:unhideWhenUsed="1"/>
+    <w:lsdException w:name="E-mail Signature" w:semiHidden="1" w:unhideWhenUsed="1"/>
+    <w:lsdException w:name="HTML Top of Form" w:semiHidden="1" w:unhideWhenUsed="1"/>
+    <w:lsdException w:name="HTML Bottom of Form" w:semiHidden="1" w:unhideWhenUsed="1"/>
+    <w:lsdException w:name="Normal (Web)" w:semiHidden="1" w:unhideWhenUsed="1"/>
+    <w:lsdException w:name="HTML Acronym" w:semiHidden="1" w:unhideWhenUsed="1"/>
+    <w:lsdException w:name="HTML Address" w:semiHidden="1" w:unhideWhenUsed="1"/>
+    <w:lsdException w:name="HTML Cite" w:semiHidden="1" w:unhideWhenUsed="1"/>
+    <w:lsdException w:name="HTML Code" w:semiHidden="1" w:unhideWhenUsed="1"/>
+    <w:lsdException w:name="HTML Definition" w:semiHidden="1" w:unhideWhenUsed="1"/>
+    <w:lsdException w:name="HTML Keyboard" w:semiHidden="1" w:unhideWhenUsed="1"/>
+    <w:lsdException w:name="HTML Preformatted" w:semiHidden="1" w:unhideWhenUsed="1"/>
+    <w:lsdException w:name="HTML Sample" w:semiHidden="1" w:unhideWhenUsed="1"/>
+    <w:lsdException w:name="HTML Typewriter" w:semiHidden="1" w:unhideWhenUsed="1"/>
+    <w:lsdException w:name="HTML Variable" w:semiHidden="1" w:unhideWhenUsed="1"/>
+    <w:lsdException w:name="Normal Table" w:semiHidden="1" w:unhideWhenUsed="1"/>
+    <w:lsdException w:name="annotation subject" w:semiHidden="1" w:unhideWhenUsed="1"/>
+    <w:lsdException w:name="No List" w:semiHidden="1" w:unhideWhenUsed="1"/>
+    <w:lsdException w:name="Outline List 1" w:semiHidden="1" w:unhideWhenUsed="1"/>
+    <w:lsdException w:name="Outline List 2" w:semiHidden="1" w:unhideWhenUsed="1"/>
+    <w:lsdException w:name="Outline List 3" w:semiHidden="1" w:unhideWhenUsed="1"/>
+    <w:lsdException w:name="Table Simple 1" w:semiHidden="1" w:unhideWhenUsed="1"/>
+    <w:lsdException w:name="Table Simple 2" w:semiHidden="1" w:unhideWhenUsed="1"/>
+    <w:lsdException w:name="Table Simple 3" w:semiHidden="1" w:unhideWhenUsed="1"/>
+    <w:lsdException w:name="Table Classic 1" w:semiHidden="1" w:unhideWhenUsed="1"/>
+    <w:lsdException w:name="Table Classic 2" w:semiHidden="1" w:unhideWhenUsed="1"/>
+    <w:lsdException w:name="Table Classic 3" w:semiHidden="1" w:unhideWhenUsed="1"/>
+    <w:lsdException w:name="Table Classic 4" w:semiHidden="1" w:unhideWhenUsed="1"/>
+    <w:lsdException w:name="Table Colorful 1" w:semiHidden="1" w:unhideWhenUsed="1"/>
+    <w:lsdException w:name="Table Colorful 2" w:semiHidden="1" w:unhideWhenUsed="1"/>
+    <w:lsdException w:name="Table Colorful 3" w:semiHidden="1" w:unhideWhenUsed="1"/>
+    <w:lsdException w:name="Table Columns 1" w:semiHidden="1" w:unhideWhenUsed="1"/>
+    <w:lsdException w:name="Table Columns 2" w:semiHidden="1" w:unhideWhenUsed="1"/>
+    <w:lsdException w:name="Table Columns 3" w:semiHidden="1" w:unhideWhenUsed="1"/>
+    <w:lsdException w:name="Table Columns 4" w:semiHidden="1" w:unhideWhenUsed="1"/>
+    <w:lsdException w:name="Table Columns 5" w:semiHidden="1" w:unhideWhenUsed="1"/>
+    <w:lsdException w:name="Table Grid 1" w:semiHidden="1" w:unhideWhenUsed="1"/>
+    <w:lsdException w:name="Table Grid 2" w:semiHidden="1" w:unhideWhenUsed="1"/>
+    <w:lsdException w:name="Table Grid 3" w:semiHidden="1" w:unhideWhenUsed="1"/>
+    <w:lsdException w:name="Table Grid 4" w:semiHidden="1" w:unhideWhenUsed="1"/>
+    <w:lsdException w:name="Table Grid 5" w:semiHidden="1" w:unhideWhenUsed="1"/>
+    <w:lsdException w:name="Table Grid 6" w:semiHidden="1" w:unhideWhenUsed="1"/>
+    <w:lsdException w:name="Table Grid 7" w:semiHidden="1" w:unhideWhenUsed="1"/>
+    <w:lsdException w:name="Table Grid 8" w:semiHidden="1" w:unhideWhenUsed="1"/>
+    <w:lsdException w:name="Table List 1" w:semiHidden="1" w:unhideWhenUsed="1"/>
+    <w:lsdException w:name="Table List 2" w:semiHidden="1" w:unhideWhenUsed="1"/>
+    <w:lsdException w:name="Table List 3" w:semiHidden="1" w:unhideWhenUsed="1"/>
+    <w:lsdException w:name="Table List 4" w:semiHidden="1" w:unhideWhenUsed="1"/>
+    <w:lsdException w:name="Table List 5" w:semiHidden="1" w:unhideWhenUsed="1"/>
+    <w:lsdException w:name="Table List 6" w:semiHidden="1" w:unhideWhenUsed="1"/>
+    <w:lsdException w:name="Table List 7" w:semiHidden="1" w:unhideWhenUsed="1"/>
+    <w:lsdException w:name="Table List 8" w:semiHidden="1" w:unhideWhenUsed="1"/>
+    <w:lsdException w:name="Table 3D effects 1" w:semiHidden="1" w:unhideWhenUsed="1"/>
+    <w:lsdException w:name="Table 3D effects 2" w:semiHidden="1" w:unhideWhenUsed="1"/>
+    <w:lsdException w:name="Table 3D effects 3" w:semiHidden="1" w:unhideWhenUsed="1"/>
+    <w:lsdException w:name="Table Contemporary" w:semiHidden="1" w:unhideWhenUsed="1"/>
+    <w:lsdException w:name="Table Elegant" w:semiHidden="1" w:unhideWhenUsed="1"/>
+    <w:lsdException w:name="Table Professional" w:semiHidden="1" w:unhideWhenUsed="1"/>
+    <w:lsdException w:name="Table Subtle 1" w:semiHidden="1" w:unhideWhenUsed="1"/>
+    <w:lsdException w:name="Table Subtle 2" w:semiHidden="1" w:unhideWhenUsed="1"/>
+    <w:lsdException w:name="Table Web 1" w:semiHidden="1" w:unhideWhenUsed="1"/>
+    <w:lsdException w:name="Table Web 2" w:semiHidden="1" w:unhideWhenUsed="1"/>
+    <w:lsdException w:name="Table Web 3" w:semiHidden="1" w:unhideWhenUsed="1"/>
+    <w:lsdException w:name="Balloon Text" w:semiHidden="1" w:unhideWhenUsed="1"/>
+    <w:lsdException w:name="Table Grid" w:uiPriority="59"/>
+    <w:lsdException w:name="Table Theme" w:semiHidden="1" w:unhideWhenUsed="1"/>
+    <w:lsdException w:name="Placeholder Text" w:semiHidden="1"/>
+    <w:lsdException w:name="No Spacing" w:uiPriority="1" w:qFormat="1"/>
+    <w:lsdException w:name="Light Shading" w:uiPriority="60"/>
+    <w:lsdException w:name="Light List" w:uiPriority="61"/>
+    <w:lsdException w:name="Light Grid" w:uiPriority="62"/>
+    <w:lsdException w:name="Medium Shading 1" w:uiPriority="63"/>
+    <w:lsdException w:name="Medium Shading 2" w:uiPriority="64"/>
+    <w:lsdException w:name="Medium List 1" w:uiPriority="65"/>
+    <w:lsdException w:name="Medium List 2" w:uiPriority="66"/>
+    <w:lsdException w:name="Medium Grid 1" w:uiPriority="67"/>
+    <w:lsdException w:name="Medium Grid 2" w:uiPriority="68"/>
+    <w:lsdException w:name="Medium Grid 3" w:uiPriority="69"/>
+    <w:lsdException w:name="Dark List" w:uiPriority="70"/>
+    <w:lsdException w:name="Colorful Shading" w:uiPriority="71"/>
+    <w:lsdException w:name="Colorful List" w:uiPriority="72"/>
+    <w:lsdException w:name="Colorful Grid" w:uiPriority="73"/>
+    <w:lsdException w:name="Light Shading Accent 1" w:uiPriority="60"/>
+    <w:lsdException w:name="Light List Accent 1" w:uiPriority="61"/>
+    <w:lsdException w:name="Light Grid Accent 1" w:uiPriority="62"/>
+    <w:lsdException w:name="Medium Shading 1 Accent 1" w:uiPriority="63"/>
+    <w:lsdException w:name="Medium Shading 2 Accent 1" w:uiPriority="64"/>
+    <w:lsdException w:name="Medium List 1 Accent 1" w:uiPriority="65"/>
+    <w:lsdException w:name="Revision" w:semiHidden="1"/>
+    <w:lsdException w:name="List Paragraph" w:uiPriority="1" w:qFormat="1"/>
+    <w:lsdException w:name="Quote" w:uiPriority="29" w:qFormat="1"/>
+    <w:lsdException w:name="Intense Quote" w:uiPriority="30" w:qFormat="1"/>
+    <w:lsdException w:name="Medium List 2 Accent 1" w:uiPriority="66"/>
+    <w:lsdException w:name="Medium Grid 1 Accent 1" w:uiPriority="67"/>
+    <w:lsdException w:name="Medium Grid 2 Accent 1" w:uiPriority="68"/>
+    <w:lsdException w:name="Medium Grid 3 Accent 1" w:uiPriority="69"/>
+    <w:lsdException w:name="Dark List Accent 1" w:uiPriority="70"/>
+    <w:lsdException w:name="Colorful Shading Accent 1" w:uiPriority="71"/>
+    <w:lsdException w:name="Colorful List Accent 1" w:uiPriority="72"/>
+    <w:lsdException w:name="Colorful Grid Accent 1" w:uiPriority="73"/>
+    <w:lsdException w:name="Light Shading Accent 2" w:uiPriority="60"/>
+    <w:lsdException w:name="Light List Accent 2" w:uiPriority="61"/>
+    <w:lsdException w:name="Light Grid Accent 2" w:uiPriority="62"/>
+    <w:lsdException w:name="Medium Shading 1 Accent 2" w:uiPriority="63"/>
+    <w:lsdException w:name="Medium Shading 2 Accent 2" w:uiPriority="64"/>
+    <w:lsdException w:name="Medium List 1 Accent 2" w:uiPriority="65"/>
+    <w:lsdException w:name="Medium List 2 Accent 2" w:uiPriority="66"/>
+    <w:lsdException w:name="Medium Grid 1 Accent 2" w:uiPriority="67"/>
+    <w:lsdException w:name="Medium Grid 2 Accent 2" w:uiPriority="68"/>
+    <w:lsdException w:name="Medium Grid 3 Accent 2" w:uiPriority="69"/>
+    <w:lsdException w:name="Dark List Accent 2" w:uiPriority="70"/>
+    <w:lsdException w:name="Colorful Shading Accent 2" w:uiPriority="71"/>
+    <w:lsdException w:name="Colorful List Accent 2" w:uiPriority="72"/>
+    <w:lsdException w:name="Colorful Grid Accent 2" w:uiPriority="73"/>
+    <w:lsdException w:name="Light Shading Accent 3" w:uiPriority="60"/>
+    <w:lsdException w:name="Light List Accent 3" w:uiPriority="61"/>
+    <w:lsdException w:name="Light Grid Accent 3" w:uiPriority="62"/>
+    <w:lsdException w:name="Medium Shading 1 Accent 3" w:uiPriority="63"/>
+    <w:lsdException w:name="Medium Shading 2 Accent 3" w:uiPriority="64"/>
+    <w:lsdException w:name="Medium List 1 Accent 3" w:uiPriority="65"/>
+    <w:lsdException w:name="Medium List 2 Accent 3" w:uiPriority="66"/>
+    <w:lsdException w:name="Medium Grid 1 Accent 3" w:uiPriority="67"/>
+    <w:lsdException w:name="Medium Grid 2 Accent 3" w:uiPriority="68"/>
+    <w:lsdException w:name="Medium Grid 3 Accent 3" w:uiPriority="69"/>
+    <w:lsdException w:name="Dark List Accent 3" w:uiPriority="70"/>
+    <w:lsdException w:name="Colorful Shading Accent 3" w:uiPriority="71"/>
+    <w:lsdException w:name="Colorful List Accent 3" w:uiPriority="72"/>
+    <w:lsdException w:name="Colorful Grid Accent 3" w:uiPriority="73"/>
+    <w:lsdException w:name="Light Shading Accent 4" w:uiPriority="60"/>
+    <w:lsdException w:name="Light List Accent 4" w:uiPriority="61"/>
+    <w:lsdException w:name="Light Grid Accent 4" w:uiPriority="62"/>
+    <w:lsdException w:name="Medium Shading 1 Accent 4" w:uiPriority="63"/>
+    <w:lsdException w:name="Medium Shading 2 Accent 4" w:uiPriority="64"/>
+    <w:lsdException w:name="Medium List 1 Accent 4" w:uiPriority="65"/>
+    <w:lsdException w:name="Medium List 2 Accent 4" w:uiPriority="66"/>
+    <w:lsdException w:name="Medium Grid 1 Accent 4" w:uiPriority="67"/>
+    <w:lsdException w:name="Medium Grid 2 Accent 4" w:uiPriority="68"/>
+    <w:lsdException w:name="Medium Grid 3 Accent 4" w:uiPriority="69"/>
+    <w:lsdException w:name="Dark List Accent 4" w:uiPriority="70"/>
+    <w:lsdException w:name="Colorful Shading Accent 4" w:uiPriority="71"/>
+    <w:lsdException w:name="Colorful List Accent 4" w:uiPriority="72"/>
+    <w:lsdException w:name="Colorful Grid Accent 4" w:uiPriority="73"/>
+    <w:lsdException w:name="Light Shading Accent 5" w:uiPriority="60"/>
+    <w:lsdException w:name="Light List Accent 5" w:uiPriority="61"/>
+    <w:lsdException w:name="Light Grid Accent 5" w:uiPriority="62"/>
+    <w:lsdException w:name="Medium Shading 1 Accent 5" w:uiPriority="63"/>
+    <w:lsdException w:name="Medium Shading 2 Accent 5" w:uiPriority="64"/>
+    <w:lsdException w:name="Medium List 1 Accent 5" w:uiPriority="65"/>
+    <w:lsdException w:name="Medium List 2 Accent 5" w:uiPriority="66"/>
+    <w:lsdException w:name="Medium Grid 1 Accent 5" w:uiPriority="67"/>
+    <w:lsdException w:name="Medium Grid 2 Accent 5" w:uiPriority="68"/>
+    <w:lsdException w:name="Medium Grid 3 Accent 5" w:uiPriority="69"/>
+    <w:lsdException w:name="Dark List Accent 5" w:uiPriority="70"/>
+    <w:lsdException w:name="Colorful Shading Accent 5" w:uiPriority="71"/>
+    <w:lsdException w:name="Colorful List Accent 5" w:uiPriority="72"/>
+    <w:lsdException w:name="Colorful Grid Accent 5" w:uiPriority="73"/>
+    <w:lsdException w:name="Light Shading Accent 6" w:uiPriority="60"/>
+    <w:lsdException w:name="Light List Accent 6" w:uiPriority="61"/>
+    <w:lsdException w:name="Light Grid Accent 6" w:uiPriority="62"/>
+    <w:lsdException w:name="Medium Shading 1 Accent 6" w:uiPriority="63"/>
+    <w:lsdException w:name="Medium Shading 2 Accent 6" w:uiPriority="64"/>
+    <w:lsdException w:name="Medium List 1 Accent 6" w:uiPriority="65"/>
+    <w:lsdException w:name="Medium List 2 Accent 6" w:uiPriority="66"/>
+    <w:lsdException w:name="Medium Grid 1 Accent 6" w:uiPriority="67"/>
+    <w:lsdException w:name="Medium Grid 2 Accent 6" w:uiPriority="68"/>
+    <w:lsdException w:name="Medium Grid 3 Accent 6" w:uiPriority="69"/>
+    <w:lsdException w:name="Dark List Accent 6" w:uiPriority="70"/>
+    <w:lsdException w:name="Colorful Shading Accent 6" w:uiPriority="71"/>
+    <w:lsdException w:name="Colorful List Accent 6" w:uiPriority="72"/>
+    <w:lsdException w:name="Colorful Grid Accent 6" w:uiPriority="73"/>
+    <w:lsdException w:name="Subtle Emphasis" w:uiPriority="19" w:qFormat="1"/>
+    <w:lsdException w:name="Intense Emphasis" w:uiPriority="21" w:qFormat="1"/>
+    <w:lsdException w:name="Subtle Reference" w:uiPriority="31" w:qFormat="1"/>
+    <w:lsdException w:name="Intense Reference" w:uiPriority="32" w:qFormat="1"/>
+    <w:lsdException w:name="Book Title" w:uiPriority="33" w:qFormat="1"/>
+    <w:lsdException w:name="Bibliography" w:semiHidden="1" w:uiPriority="37" w:unhideWhenUsed="1"/>
+    <w:lsdException w:name="TOC Heading" w:semiHidden="1" w:uiPriority="39" w:unhideWhenUsed="1" w:qFormat="1"/>
+    <w:lsdException w:name="Plain Table 1" w:uiPriority="41"/>
+    <w:lsdException w:name="Plain Table 2" w:uiPriority="42"/>
+    <w:lsdException w:name="Plain Table 3" w:uiPriority="43"/>
+    <w:lsdException w:name="Plain Table 4" w:uiPriority="44"/>
+    <w:lsdException w:name="Plain Table 5" w:uiPriority="45"/>
+    <w:lsdException w:name="Grid Table Light" w:uiPriority="40"/>
+    <w:lsdException w:name="Grid Table 1 Light" w:uiPriority="46"/>
+    <w:lsdException w:name="Grid Table 2" w:uiPriority="47"/>
+    <w:lsdException w:name="Grid Table 3" w:uiPriority="48"/>
+    <w:lsdException w:name="Grid Table 4" w:uiPriority="49"/>
+    <w:lsdException w:name="Grid Table 5 Dark" w:uiPriority="50"/>
+    <w:lsdException w:name="Grid Table 6 Colorful" w:uiPriority="51"/>
+    <w:lsdException w:name="Grid Table 7 Colorful" w:uiPriority="52"/>
+    <w:lsdException w:name="Grid Table 1 Light Accent 1" w:uiPriority="46"/>
+    <w:lsdException w:name="Grid Table 2 Accent 1" w:uiPriority="47"/>
+    <w:lsdException w:name="Grid Table 3 Accent 1" w:uiPriority="48"/>
+    <w:lsdException w:name="Grid Table 4 Accent 1" w:uiPriority="49"/>
+    <w:lsdException w:name="Grid Table 5 Dark Accent 1" w:uiPriority="50"/>
+    <w:lsdException w:name="Grid Table 6 Colorful Accent 1" w:uiPriority="51"/>
+    <w:lsdException w:name="Grid Table 7 Colorful Accent 1" w:uiPriority="52"/>
+    <w:lsdException w:name="Grid Table 1 Light Accent 2" w:uiPriority="46"/>
+    <w:lsdException w:name="Grid Table 2 Accent 2" w:uiPriority="47"/>
+    <w:lsdException w:name="Grid Table 3 Accent 2" w:uiPriority="48"/>
+    <w:lsdException w:name="Grid Table 4 Accent 2" w:uiPriority="49"/>
+    <w:lsdException w:name="Grid Table 5 Dark Accent 2" w:uiPriority="50"/>
+    <w:lsdException w:name="Grid Table 6 Colorful Accent 2" w:uiPriority="51"/>
+    <w:lsdException w:name="Grid Table 7 Colorful Accent 2" w:uiPriority="52"/>
+    <w:lsdException w:name="Grid Table 1 Light Accent 3" w:uiPriority="46"/>
+    <w:lsdException w:name="Grid Table 2 Accent 3" w:uiPriority="47"/>
+    <w:lsdException w:name="Grid Table 3 Accent 3" w:uiPriority="48"/>
+    <w:lsdException w:name="Grid Table 4 Accent 3" w:uiPriority="49"/>
+    <w:lsdException w:name="Grid Table 5 Dark Accent 3" w:uiPriority="50"/>
+    <w:lsdException w:name="Grid Table 6 Colorful Accent 3" w:uiPriority="51"/>
+    <w:lsdException w:name="Grid Table 7 Colorful Accent 3" w:uiPriority="52"/>
+    <w:lsdException w:name="Grid Table 1 Light Accent 4" w:uiPriority="46"/>
+    <w:lsdException w:name="Grid Table 2 Accent 4" w:uiPriority="47"/>
+    <w:lsdException w:name="Grid Table 3 Accent 4" w:uiPriority="48"/>
+    <w:lsdException w:name="Grid Table 4 Accent 4" w:uiPriority="49"/>
+    <w:lsdException w:name="Grid Table 5 Dark Accent 4" w:uiPriority="50"/>
+    <w:lsdException w:name="Grid Table 6 Colorful Accent 4" w:uiPriority="51"/>
+    <w:lsdException w:name="Grid Table 7 Colorful Accent 4" w:uiPriority="52"/>
+    <w:lsdException w:name="Grid Table 1 Light Accent 5" w:uiPriority="46"/>
+    <w:lsdException w:name="Grid Table 2 Accent 5" w:uiPriority="47"/>
+    <w:lsdException w:name="Grid Table 3 Accent 5" w:uiPriority="48"/>
+    <w:lsdException w:name="Grid Table 4 Accent 5" w:uiPriority="49"/>
+    <w:lsdException w:name="Grid Table 5 Dark Accent 5" w:uiPriority="50"/>
+    <w:lsdException w:name="Grid Table 6 Colorful Accent 5" w:uiPriority="51"/>
+    <w:lsdException w:name="Grid Table 7 Colorful Accent 5" w:uiPriority="52"/>
+    <w:lsdException w:name="Grid Table 1 Light Accent 6" w:uiPriority="46"/>
+    <w:lsdException w:name="Grid Table 2 Accent 6" w:uiPriority="47"/>
+    <w:lsdException w:name="Grid Table 3 Accent 6" w:uiPriority="48"/>
+    <w:lsdException w:name="Grid Table 4 Accent 6" w:uiPriority="49"/>
+    <w:lsdException w:name="Grid Table 5 Dark Accent 6" w:uiPriority="50"/>
+    <w:lsdException w:name="Grid Table 6 Colorful Accent 6" w:uiPriority="51"/>
+    <w:lsdException w:name="Grid Table 7 Colorful Accent 6" w:uiPriority="52"/>
+    <w:lsdException w:name="List Table 1 Light" w:uiPriority="46"/>
+    <w:lsdException w:name="List Table 2" w:uiPriority="47"/>
+    <w:lsdException w:name="List Table 3" w:uiPriority="48"/>
+    <w:lsdException w:name="List Table 4" w:uiPriority="49"/>
+    <w:lsdException w:name="List Table 5 Dark" w:uiPriority="50"/>
+    <w:lsdException w:name="List Table 6 Colorful" w:uiPriority="51"/>
+    <w:lsdException w:name="List Table 7 Colorful" w:uiPriority="52"/>
+    <w:lsdException w:name="List Table 1 Light Accent 1" w:uiPriority="46"/>
+    <w:lsdException w:name="List Table 2 Accent 1" w:uiPriority="47"/>
+    <w:lsdException w:name="List Table 3 Accent 1" w:uiPriority="48"/>
+    <w:lsdException w:name="List Table 4 Accent 1" w:uiPriority="49"/>
+    <w:lsdException w:name="List Table 5 Dark Accent 1" w:uiPriority="50"/>
+    <w:lsdException w:name="List Table 6 Colorful Accent 1" w:uiPriority="51"/>
+    <w:lsdException w:name="List Table 7 Colorful Accent 1" w:uiPriority="52"/>
+    <w:lsdException w:name="List Table 1 Light Accent 2" w:uiPriority="46"/>
+    <w:lsdException w:name="List Table 2 Accent 2" w:uiPriority="47"/>
+    <w:lsdException w:name="List Table 3 Accent 2" w:uiPriority="48"/>
+    <w:lsdException w:name="List Table 4 Accent 2" w:uiPriority="49"/>
+    <w:lsdException w:name="List Table 5 Dark Accent 2" w:uiPriority="50"/>
+    <w:lsdException w:name="List Table 6 Colorful Accent 2" w:uiPriority="51"/>
+    <w:lsdException w:name="List Table 7 Colorful Accent 2" w:uiPriority="52"/>
+    <w:lsdException w:name="List Table 1 Light Accent 3" w:uiPriority="46"/>
+    <w:lsdException w:name="List Table 2 Accent 3" w:uiPriority="47"/>
+    <w:lsdException w:name="List Table 3 Accent 3" w:uiPriority="48"/>
+    <w:lsdException w:name="List Table 4 Accent 3" w:uiPriority="49"/>
+    <w:lsdException w:name="List Table 5 Dark Accent 3" w:uiPriority="50"/>
+    <w:lsdException w:name="List Table 6 Colorful Accent 3" w:uiPriority="51"/>
+    <w:lsdException w:name="List Table 7 Colorful Accent 3" w:uiPriority="52"/>
+    <w:lsdException w:name="List Table 1 Light Accent 4" w:uiPriority="46"/>
+    <w:lsdException w:name="List Table 2 Accent 4" w:uiPriority="47"/>
+    <w:lsdException w:name="List Table 3 Accent 4" w:uiPriority="48"/>
+    <w:lsdException w:name="List Table 4 Accent 4" w:uiPriority="49"/>
+    <w:lsdException w:name="List Table 5 Dark Accent 4" w:uiPriority="50"/>
+    <w:lsdException w:name="List Table 6 Colorful Accent 4" w:uiPriority="51"/>
+    <w:lsdException w:name="List Table 7 Colorful Accent 4" w:uiPriority="52"/>
+    <w:lsdException w:name="List Table 1 Light Accent 5" w:uiPriority="46"/>
+    <w:lsdException w:name="List Table 2 Accent 5" w:uiPriority="47"/>
+    <w:lsdException w:name="List Table 3 Accent 5" w:uiPriority="48"/>
+    <w:lsdException w:name="List Table 4 Accent 5" w:uiPriority="49"/>
+    <w:lsdException w:name="List Table 5 Dark Accent 5" w:uiPriority="50"/>
+    <w:lsdException w:name="List Table 6 Colorful Accent 5" w:uiPriority="51"/>
+    <w:lsdException w:name="List Table 7 Colorful Accent 5" w:uiPriority="52"/>
+    <w:lsdException w:name="List Table 1 Light Accent 6" w:uiPriority="46"/>
+    <w:lsdException w:name="List Table 2 Accent 6" w:uiPriority="47"/>
+    <w:lsdException w:name="List Table 3 Accent 6" w:uiPriority="48"/>
+    <w:lsdException w:name="List Table 4 Accent 6" w:uiPriority="49"/>
+    <w:lsdException w:name="List Table 5 Dark Accent 6" w:uiPriority="50"/>
+    <w:lsdException w:name="List Table 6 Colorful Accent 6" w:uiPriority="51"/>
+    <w:lsdException w:name="List Table 7 Colorful Accent 6" w:uiPriority="52"/>
+    <w:lsdException w:name="Mention" w:semiHidden="1" w:unhideWhenUsed="1"/>
+    <w:lsdException w:name="Smart Hyperlink" w:semiHidden="1" w:unhideWhenUsed="1"/>
+    <w:lsdException w:name="Hashtag" w:semiHidden="1" w:unhideWhenUsed="1"/>
+    <w:lsdException w:name="Unresolved Mention" w:semiHidden="1" w:unhideWhenUsed="1"/>
+    <w:lsdException w:name="Smart Link" w:semiHidden="1" w:unhideWhenUsed="1"/>
   </w:latentStyles>
   <w:style w:type="paragraph" w:default="1" w:styleId="Normal">
     <w:name w:val="Normal"/>
@@ -4362,7 +3806,6 @@
   <w:style w:type="character" w:default="1" w:styleId="DefaultParagraphFont">
     <w:name w:val="Default Paragraph Font"/>
     <w:uiPriority w:val="1"/>
-    <w:semiHidden/>
     <w:unhideWhenUsed/>
   </w:style>
   <w:style w:type="table" w:default="1" w:styleId="TableNormal">
@@ -4482,7 +3925,6 @@
       <w:spacing w:after="0" w:line="240" w:lineRule="auto"/>
     </w:pPr>
     <w:tblPr>
-      <w:tblInd w:w="0" w:type="dxa"/>
       <w:tblBorders>
         <w:top w:val="single" w:sz="4" w:space="0" w:color="000000" w:themeColor="text1"/>
         <w:left w:val="single" w:sz="4" w:space="0" w:color="000000" w:themeColor="text1"/>
@@ -4491,12 +3933,6 @@
         <w:insideH w:val="single" w:sz="4" w:space="0" w:color="000000" w:themeColor="text1"/>
         <w:insideV w:val="single" w:sz="4" w:space="0" w:color="000000" w:themeColor="text1"/>
       </w:tblBorders>
-      <w:tblCellMar>
-        <w:top w:w="0" w:type="dxa"/>
-        <w:left w:w="108" w:type="dxa"/>
-        <w:bottom w:w="0" w:type="dxa"/>
-        <w:right w:w="108" w:type="dxa"/>
-      </w:tblCellMar>
     </w:tblPr>
   </w:style>
   <w:style w:type="character" w:customStyle="1" w:styleId="Heading1Char">
@@ -4605,485 +4041,7 @@
 </w:styles>
 </file>
 
-<file path=word\stylesWithEffects.xml><?xml version="1.0" encoding="utf-8"?>
-<w:styles xmlns:wpc="http://schemas.microsoft.com/office/word/2010/wordprocessingCanvas" xmlns:mc="http://schemas.openxmlformats.org/markup-compatibility/2006" xmlns:o="urn:schemas-microsoft-com:office:office" xmlns:r="http://schemas.openxmlformats.org/officeDocument/2006/relationships" xmlns:m="http://schemas.openxmlformats.org/officeDocument/2006/math" xmlns:v="urn:schemas-microsoft-com:vml" xmlns:wp14="http://schemas.microsoft.com/office/word/2010/wordprocessingDrawing" xmlns:wp="http://schemas.openxmlformats.org/drawingml/2006/wordprocessingDrawing" xmlns:w10="urn:schemas-microsoft-com:office:word" xmlns:w="http://schemas.openxmlformats.org/wordprocessingml/2006/main" xmlns:w14="http://schemas.microsoft.com/office/word/2010/wordml" xmlns:wpg="http://schemas.microsoft.com/office/word/2010/wordprocessingGroup" xmlns:wpi="http://schemas.microsoft.com/office/word/2010/wordprocessingInk" xmlns:wne="http://schemas.microsoft.com/office/word/2006/wordml" xmlns:wps="http://schemas.microsoft.com/office/word/2010/wordprocessingShape" mc:Ignorable="w14 wp14">
-  <w:docDefaults>
-    <w:rPrDefault>
-      <w:rPr>
-        <w:rFonts w:asciiTheme="minorHAnsi" w:eastAsiaTheme="minorEastAsia" w:hAnsiTheme="minorHAnsi" w:cstheme="minorBidi"/>
-        <w:sz w:val="22"/>
-        <w:szCs w:val="22"/>
-        <w:lang w:val="en-IN" w:eastAsia="en-IN" w:bidi="ar-SA"/>
-      </w:rPr>
-    </w:rPrDefault>
-    <w:pPrDefault>
-      <w:pPr>
-        <w:spacing w:after="200" w:line="276" w:lineRule="auto"/>
-      </w:pPr>
-    </w:pPrDefault>
-  </w:docDefaults>
-  <w:latentStyles w:defLockedState="0" w:defUIPriority="99" w:defSemiHidden="1" w:defUnhideWhenUsed="1" w:defQFormat="0" w:count="267">
-    <w:lsdException w:name="Normal" w:semiHidden="0" w:uiPriority="0" w:unhideWhenUsed="0" w:qFormat="1"/>
-    <w:lsdException w:name="heading 1" w:semiHidden="0" w:uiPriority="1" w:unhideWhenUsed="0" w:qFormat="1"/>
-    <w:lsdException w:name="heading 2" w:uiPriority="9" w:qFormat="1"/>
-    <w:lsdException w:name="heading 3" w:uiPriority="9" w:qFormat="1"/>
-    <w:lsdException w:name="heading 4" w:uiPriority="9" w:qFormat="1"/>
-    <w:lsdException w:name="heading 5" w:uiPriority="9" w:qFormat="1"/>
-    <w:lsdException w:name="heading 6" w:uiPriority="9" w:qFormat="1"/>
-    <w:lsdException w:name="heading 7" w:uiPriority="9" w:qFormat="1"/>
-    <w:lsdException w:name="heading 8" w:uiPriority="9" w:qFormat="1"/>
-    <w:lsdException w:name="heading 9" w:uiPriority="9" w:qFormat="1"/>
-    <w:lsdException w:name="toc 1" w:uiPriority="39"/>
-    <w:lsdException w:name="toc 2" w:uiPriority="39"/>
-    <w:lsdException w:name="toc 3" w:uiPriority="39"/>
-    <w:lsdException w:name="toc 4" w:uiPriority="39"/>
-    <w:lsdException w:name="toc 5" w:uiPriority="39"/>
-    <w:lsdException w:name="toc 6" w:uiPriority="39"/>
-    <w:lsdException w:name="toc 7" w:uiPriority="39"/>
-    <w:lsdException w:name="toc 8" w:uiPriority="39"/>
-    <w:lsdException w:name="toc 9" w:uiPriority="39"/>
-    <w:lsdException w:name="caption" w:uiPriority="35" w:qFormat="1"/>
-    <w:lsdException w:name="Title" w:semiHidden="0" w:uiPriority="10" w:unhideWhenUsed="0" w:qFormat="1"/>
-    <w:lsdException w:name="Default Paragraph Font" w:uiPriority="1"/>
-    <w:lsdException w:name="Body Text" w:uiPriority="1" w:qFormat="1"/>
-    <w:lsdException w:name="Subtitle" w:semiHidden="0" w:uiPriority="11" w:unhideWhenUsed="0" w:qFormat="1"/>
-    <w:lsdException w:name="Strong" w:semiHidden="0" w:uiPriority="22" w:unhideWhenUsed="0" w:qFormat="1"/>
-    <w:lsdException w:name="Emphasis" w:semiHidden="0" w:uiPriority="20" w:unhideWhenUsed="0" w:qFormat="1"/>
-    <w:lsdException w:name="Table Grid" w:semiHidden="0" w:uiPriority="59" w:unhideWhenUsed="0"/>
-    <w:lsdException w:name="Placeholder Text" w:unhideWhenUsed="0"/>
-    <w:lsdException w:name="No Spacing" w:semiHidden="0" w:uiPriority="1" w:unhideWhenUsed="0" w:qFormat="1"/>
-    <w:lsdException w:name="Light Shading" w:semiHidden="0" w:uiPriority="60" w:unhideWhenUsed="0"/>
-    <w:lsdException w:name="Light List" w:semiHidden="0" w:uiPriority="61" w:unhideWhenUsed="0"/>
-    <w:lsdException w:name="Light Grid" w:semiHidden="0" w:uiPriority="62" w:unhideWhenUsed="0"/>
-    <w:lsdException w:name="Medium Shading 1" w:semiHidden="0" w:uiPriority="63" w:unhideWhenUsed="0"/>
-    <w:lsdException w:name="Medium Shading 2" w:semiHidden="0" w:uiPriority="64" w:unhideWhenUsed="0"/>
-    <w:lsdException w:name="Medium List 1" w:semiHidden="0" w:uiPriority="65" w:unhideWhenUsed="0"/>
-    <w:lsdException w:name="Medium List 2" w:semiHidden="0" w:uiPriority="66" w:unhideWhenUsed="0"/>
-    <w:lsdException w:name="Medium Grid 1" w:semiHidden="0" w:uiPriority="67" w:unhideWhenUsed="0"/>
-    <w:lsdException w:name="Medium Grid 2" w:semiHidden="0" w:uiPriority="68" w:unhideWhenUsed="0"/>
-    <w:lsdException w:name="Medium Grid 3" w:semiHidden="0" w:uiPriority="69" w:unhideWhenUsed="0"/>
-    <w:lsdException w:name="Dark List" w:semiHidden="0" w:uiPriority="70" w:unhideWhenUsed="0"/>
-    <w:lsdException w:name="Colorful Shading" w:semiHidden="0" w:uiPriority="71" w:unhideWhenUsed="0"/>
-    <w:lsdException w:name="Colorful List" w:semiHidden="0" w:uiPriority="72" w:unhideWhenUsed="0"/>
-    <w:lsdException w:name="Colorful Grid" w:semiHidden="0" w:uiPriority="73" w:unhideWhenUsed="0"/>
-    <w:lsdException w:name="Light Shading Accent 1" w:semiHidden="0" w:uiPriority="60" w:unhideWhenUsed="0"/>
-    <w:lsdException w:name="Light List Accent 1" w:semiHidden="0" w:uiPriority="61" w:unhideWhenUsed="0"/>
-    <w:lsdException w:name="Light Grid Accent 1" w:semiHidden="0" w:uiPriority="62" w:unhideWhenUsed="0"/>
-    <w:lsdException w:name="Medium Shading 1 Accent 1" w:semiHidden="0" w:uiPriority="63" w:unhideWhenUsed="0"/>
-    <w:lsdException w:name="Medium Shading 2 Accent 1" w:semiHidden="0" w:uiPriority="64" w:unhideWhenUsed="0"/>
-    <w:lsdException w:name="Medium List 1 Accent 1" w:semiHidden="0" w:uiPriority="65" w:unhideWhenUsed="0"/>
-    <w:lsdException w:name="Revision" w:unhideWhenUsed="0"/>
-    <w:lsdException w:name="List Paragraph" w:semiHidden="0" w:uiPriority="1" w:unhideWhenUsed="0" w:qFormat="1"/>
-    <w:lsdException w:name="Quote" w:semiHidden="0" w:uiPriority="29" w:unhideWhenUsed="0" w:qFormat="1"/>
-    <w:lsdException w:name="Intense Quote" w:semiHidden="0" w:uiPriority="30" w:unhideWhenUsed="0" w:qFormat="1"/>
-    <w:lsdException w:name="Medium List 2 Accent 1" w:semiHidden="0" w:uiPriority="66" w:unhideWhenUsed="0"/>
-    <w:lsdException w:name="Medium Grid 1 Accent 1" w:semiHidden="0" w:uiPriority="67" w:unhideWhenUsed="0"/>
-    <w:lsdException w:name="Medium Grid 2 Accent 1" w:semiHidden="0" w:uiPriority="68" w:unhideWhenUsed="0"/>
-    <w:lsdException w:name="Medium Grid 3 Accent 1" w:semiHidden="0" w:uiPriority="69" w:unhideWhenUsed="0"/>
-    <w:lsdException w:name="Dark List Accent 1" w:semiHidden="0" w:uiPriority="70" w:unhideWhenUsed="0"/>
-    <w:lsdException w:name="Colorful Shading Accent 1" w:semiHidden="0" w:uiPriority="71" w:unhideWhenUsed="0"/>
-    <w:lsdException w:name="Colorful List Accent 1" w:semiHidden="0" w:uiPriority="72" w:unhideWhenUsed="0"/>
-    <w:lsdException w:name="Colorful Grid Accent 1" w:semiHidden="0" w:uiPriority="73" w:unhideWhenUsed="0"/>
-    <w:lsdException w:name="Light Shading Accent 2" w:semiHidden="0" w:uiPriority="60" w:unhideWhenUsed="0"/>
-    <w:lsdException w:name="Light List Accent 2" w:semiHidden="0" w:uiPriority="61" w:unhideWhenUsed="0"/>
-    <w:lsdException w:name="Light Grid Accent 2" w:semiHidden="0" w:uiPriority="62" w:unhideWhenUsed="0"/>
-    <w:lsdException w:name="Medium Shading 1 Accent 2" w:semiHidden="0" w:uiPriority="63" w:unhideWhenUsed="0"/>
-    <w:lsdException w:name="Medium Shading 2 Accent 2" w:semiHidden="0" w:uiPriority="64" w:unhideWhenUsed="0"/>
-    <w:lsdException w:name="Medium List 1 Accent 2" w:semiHidden="0" w:uiPriority="65" w:unhideWhenUsed="0"/>
-    <w:lsdException w:name="Medium List 2 Accent 2" w:semiHidden="0" w:uiPriority="66" w:unhideWhenUsed="0"/>
-    <w:lsdException w:name="Medium Grid 1 Accent 2" w:semiHidden="0" w:uiPriority="67" w:unhideWhenUsed="0"/>
-    <w:lsdException w:name="Medium Grid 2 Accent 2" w:semiHidden="0" w:uiPriority="68" w:unhideWhenUsed="0"/>
-    <w:lsdException w:name="Medium Grid 3 Accent 2" w:semiHidden="0" w:uiPriority="69" w:unhideWhenUsed="0"/>
-    <w:lsdException w:name="Dark List Accent 2" w:semiHidden="0" w:uiPriority="70" w:unhideWhenUsed="0"/>
-    <w:lsdException w:name="Colorful Shading Accent 2" w:semiHidden="0" w:uiPriority="71" w:unhideWhenUsed="0"/>
-    <w:lsdException w:name="Colorful List Accent 2" w:semiHidden="0" w:uiPriority="72" w:unhideWhenUsed="0"/>
-    <w:lsdException w:name="Colorful Grid Accent 2" w:semiHidden="0" w:uiPriority="73" w:unhideWhenUsed="0"/>
-    <w:lsdException w:name="Light Shading Accent 3" w:semiHidden="0" w:uiPriority="60" w:unhideWhenUsed="0"/>
-    <w:lsdException w:name="Light List Accent 3" w:semiHidden="0" w:uiPriority="61" w:unhideWhenUsed="0"/>
-    <w:lsdException w:name="Light Grid Accent 3" w:semiHidden="0" w:uiPriority="62" w:unhideWhenUsed="0"/>
-    <w:lsdException w:name="Medium Shading 1 Accent 3" w:semiHidden="0" w:uiPriority="63" w:unhideWhenUsed="0"/>
-    <w:lsdException w:name="Medium Shading 2 Accent 3" w:semiHidden="0" w:uiPriority="64" w:unhideWhenUsed="0"/>
-    <w:lsdException w:name="Medium List 1 Accent 3" w:semiHidden="0" w:uiPriority="65" w:unhideWhenUsed="0"/>
-    <w:lsdException w:name="Medium List 2 Accent 3" w:semiHidden="0" w:uiPriority="66" w:unhideWhenUsed="0"/>
-    <w:lsdException w:name="Medium Grid 1 Accent 3" w:semiHidden="0" w:uiPriority="67" w:unhideWhenUsed="0"/>
-    <w:lsdException w:name="Medium Grid 2 Accent 3" w:semiHidden="0" w:uiPriority="68" w:unhideWhenUsed="0"/>
-    <w:lsdException w:name="Medium Grid 3 Accent 3" w:semiHidden="0" w:uiPriority="69" w:unhideWhenUsed="0"/>
-    <w:lsdException w:name="Dark List Accent 3" w:semiHidden="0" w:uiPriority="70" w:unhideWhenUsed="0"/>
-    <w:lsdException w:name="Colorful Shading Accent 3" w:semiHidden="0" w:uiPriority="71" w:unhideWhenUsed="0"/>
-    <w:lsdException w:name="Colorful List Accent 3" w:semiHidden="0" w:uiPriority="72" w:unhideWhenUsed="0"/>
-    <w:lsdException w:name="Colorful Grid Accent 3" w:semiHidden="0" w:uiPriority="73" w:unhideWhenUsed="0"/>
-    <w:lsdException w:name="Light Shading Accent 4" w:semiHidden="0" w:uiPriority="60" w:unhideWhenUsed="0"/>
-    <w:lsdException w:name="Light List Accent 4" w:semiHidden="0" w:uiPriority="61" w:unhideWhenUsed="0"/>
-    <w:lsdException w:name="Light Grid Accent 4" w:semiHidden="0" w:uiPriority="62" w:unhideWhenUsed="0"/>
-    <w:lsdException w:name="Medium Shading 1 Accent 4" w:semiHidden="0" w:uiPriority="63" w:unhideWhenUsed="0"/>
-    <w:lsdException w:name="Medium Shading 2 Accent 4" w:semiHidden="0" w:uiPriority="64" w:unhideWhenUsed="0"/>
-    <w:lsdException w:name="Medium List 1 Accent 4" w:semiHidden="0" w:uiPriority="65" w:unhideWhenUsed="0"/>
-    <w:lsdException w:name="Medium List 2 Accent 4" w:semiHidden="0" w:uiPriority="66" w:unhideWhenUsed="0"/>
-    <w:lsdException w:name="Medium Grid 1 Accent 4" w:semiHidden="0" w:uiPriority="67" w:unhideWhenUsed="0"/>
-    <w:lsdException w:name="Medium Grid 2 Accent 4" w:semiHidden="0" w:uiPriority="68" w:unhideWhenUsed="0"/>
-    <w:lsdException w:name="Medium Grid 3 Accent 4" w:semiHidden="0" w:uiPriority="69" w:unhideWhenUsed="0"/>
-    <w:lsdException w:name="Dark List Accent 4" w:semiHidden="0" w:uiPriority="70" w:unhideWhenUsed="0"/>
-    <w:lsdException w:name="Colorful Shading Accent 4" w:semiHidden="0" w:uiPriority="71" w:unhideWhenUsed="0"/>
-    <w:lsdException w:name="Colorful List Accent 4" w:semiHidden="0" w:uiPriority="72" w:unhideWhenUsed="0"/>
-    <w:lsdException w:name="Colorful Grid Accent 4" w:semiHidden="0" w:uiPriority="73" w:unhideWhenUsed="0"/>
-    <w:lsdException w:name="Light Shading Accent 5" w:semiHidden="0" w:uiPriority="60" w:unhideWhenUsed="0"/>
-    <w:lsdException w:name="Light List Accent 5" w:semiHidden="0" w:uiPriority="61" w:unhideWhenUsed="0"/>
-    <w:lsdException w:name="Light Grid Accent 5" w:semiHidden="0" w:uiPriority="62" w:unhideWhenUsed="0"/>
-    <w:lsdException w:name="Medium Shading 1 Accent 5" w:semiHidden="0" w:uiPriority="63" w:unhideWhenUsed="0"/>
-    <w:lsdException w:name="Medium Shading 2 Accent 5" w:semiHidden="0" w:uiPriority="64" w:unhideWhenUsed="0"/>
-    <w:lsdException w:name="Medium List 1 Accent 5" w:semiHidden="0" w:uiPriority="65" w:unhideWhenUsed="0"/>
-    <w:lsdException w:name="Medium List 2 Accent 5" w:semiHidden="0" w:uiPriority="66" w:unhideWhenUsed="0"/>
-    <w:lsdException w:name="Medium Grid 1 Accent 5" w:semiHidden="0" w:uiPriority="67" w:unhideWhenUsed="0"/>
-    <w:lsdException w:name="Medium Grid 2 Accent 5" w:semiHidden="0" w:uiPriority="68" w:unhideWhenUsed="0"/>
-    <w:lsdException w:name="Medium Grid 3 Accent 5" w:semiHidden="0" w:uiPriority="69" w:unhideWhenUsed="0"/>
-    <w:lsdException w:name="Dark List Accent 5" w:semiHidden="0" w:uiPriority="70" w:unhideWhenUsed="0"/>
-    <w:lsdException w:name="Colorful Shading Accent 5" w:semiHidden="0" w:uiPriority="71" w:unhideWhenUsed="0"/>
-    <w:lsdException w:name="Colorful List Accent 5" w:semiHidden="0" w:uiPriority="72" w:unhideWhenUsed="0"/>
-    <w:lsdException w:name="Colorful Grid Accent 5" w:semiHidden="0" w:uiPriority="73" w:unhideWhenUsed="0"/>
-    <w:lsdException w:name="Light Shading Accent 6" w:semiHidden="0" w:uiPriority="60" w:unhideWhenUsed="0"/>
-    <w:lsdException w:name="Light List Accent 6" w:semiHidden="0" w:uiPriority="61" w:unhideWhenUsed="0"/>
-    <w:lsdException w:name="Light Grid Accent 6" w:semiHidden="0" w:uiPriority="62" w:unhideWhenUsed="0"/>
-    <w:lsdException w:name="Medium Shading 1 Accent 6" w:semiHidden="0" w:uiPriority="63" w:unhideWhenUsed="0"/>
-    <w:lsdException w:name="Medium Shading 2 Accent 6" w:semiHidden="0" w:uiPriority="64" w:unhideWhenUsed="0"/>
-    <w:lsdException w:name="Medium List 1 Accent 6" w:semiHidden="0" w:uiPriority="65" w:unhideWhenUsed="0"/>
-    <w:lsdException w:name="Medium List 2 Accent 6" w:semiHidden="0" w:uiPriority="66" w:unhideWhenUsed="0"/>
-    <w:lsdException w:name="Medium Grid 1 Accent 6" w:semiHidden="0" w:uiPriority="67" w:unhideWhenUsed="0"/>
-    <w:lsdException w:name="Medium Grid 2 Accent 6" w:semiHidden="0" w:uiPriority="68" w:unhideWhenUsed="0"/>
-    <w:lsdException w:name="Medium Grid 3 Accent 6" w:semiHidden="0" w:uiPriority="69" w:unhideWhenUsed="0"/>
-    <w:lsdException w:name="Dark List Accent 6" w:semiHidden="0" w:uiPriority="70" w:unhideWhenUsed="0"/>
-    <w:lsdException w:name="Colorful Shading Accent 6" w:semiHidden="0" w:uiPriority="71" w:unhideWhenUsed="0"/>
-    <w:lsdException w:name="Colorful List Accent 6" w:semiHidden="0" w:uiPriority="72" w:unhideWhenUsed="0"/>
-    <w:lsdException w:name="Colorful Grid Accent 6" w:semiHidden="0" w:uiPriority="73" w:unhideWhenUsed="0"/>
-    <w:lsdException w:name="Subtle Emphasis" w:semiHidden="0" w:uiPriority="19" w:unhideWhenUsed="0" w:qFormat="1"/>
-    <w:lsdException w:name="Intense Emphasis" w:semiHidden="0" w:uiPriority="21" w:unhideWhenUsed="0" w:qFormat="1"/>
-    <w:lsdException w:name="Subtle Reference" w:semiHidden="0" w:uiPriority="31" w:unhideWhenUsed="0" w:qFormat="1"/>
-    <w:lsdException w:name="Intense Reference" w:semiHidden="0" w:uiPriority="32" w:unhideWhenUsed="0" w:qFormat="1"/>
-    <w:lsdException w:name="Book Title" w:semiHidden="0" w:uiPriority="33" w:unhideWhenUsed="0" w:qFormat="1"/>
-    <w:lsdException w:name="Bibliography" w:uiPriority="37"/>
-    <w:lsdException w:name="TOC Heading" w:uiPriority="39" w:qFormat="1"/>
-  </w:latentStyles>
-  <w:style w:type="paragraph" w:default="1" w:styleId="Normal">
-    <w:name w:val="Normal"/>
-    <w:qFormat/>
-  </w:style>
-  <w:style w:type="paragraph" w:styleId="Heading1">
-    <w:name w:val="heading 1"/>
-    <w:basedOn w:val="Normal"/>
-    <w:link w:val="Heading1Char"/>
-    <w:uiPriority w:val="1"/>
-    <w:qFormat/>
-    <w:rsid w:val="002C6551"/>
-    <w:pPr>
-      <w:widowControl w:val="0"/>
-      <w:autoSpaceDE w:val="0"/>
-      <w:autoSpaceDN w:val="0"/>
-      <w:spacing w:before="15" w:after="0" w:line="240" w:lineRule="auto"/>
-      <w:ind w:left="740"/>
-      <w:outlineLvl w:val="0"/>
-    </w:pPr>
-    <w:rPr>
-      <w:rFonts w:ascii="Times New Roman" w:eastAsia="Times New Roman" w:hAnsi="Times New Roman" w:cs="Times New Roman"/>
-      <w:b/>
-      <w:bCs/>
-      <w:sz w:val="32"/>
-      <w:szCs w:val="32"/>
-      <w:lang w:bidi="en-US"/>
-    </w:rPr>
-  </w:style>
-  <w:style w:type="paragraph" w:styleId="Heading2">
-    <w:name w:val="heading 2"/>
-    <w:basedOn w:val="Normal"/>
-    <w:next w:val="Normal"/>
-    <w:link w:val="Heading2Char"/>
-    <w:uiPriority w:val="9"/>
-    <w:semiHidden/>
-    <w:unhideWhenUsed/>
-    <w:qFormat/>
-    <w:rsid w:val="002C6551"/>
-    <w:pPr>
-      <w:keepNext/>
-      <w:keepLines/>
-      <w:spacing w:before="200" w:after="0"/>
-      <w:outlineLvl w:val="1"/>
-    </w:pPr>
-    <w:rPr>
-      <w:rFonts w:asciiTheme="majorHAnsi" w:eastAsiaTheme="majorEastAsia" w:hAnsiTheme="majorHAnsi" w:cstheme="majorBidi"/>
-      <w:b/>
-      <w:bCs/>
-      <w:color w:val="4F81BD" w:themeColor="accent1"/>
-      <w:sz w:val="26"/>
-      <w:szCs w:val="26"/>
-    </w:rPr>
-  </w:style>
-  <w:style w:type="paragraph" w:styleId="Heading3">
-    <w:name w:val="heading 3"/>
-    <w:basedOn w:val="Normal"/>
-    <w:next w:val="Normal"/>
-    <w:link w:val="Heading3Char"/>
-    <w:uiPriority w:val="9"/>
-    <w:unhideWhenUsed/>
-    <w:qFormat/>
-    <w:rsid w:val="002C6551"/>
-    <w:pPr>
-      <w:keepNext/>
-      <w:keepLines/>
-      <w:spacing w:before="200" w:after="0"/>
-      <w:outlineLvl w:val="2"/>
-    </w:pPr>
-    <w:rPr>
-      <w:rFonts w:asciiTheme="majorHAnsi" w:eastAsiaTheme="majorEastAsia" w:hAnsiTheme="majorHAnsi" w:cstheme="majorBidi"/>
-      <w:b/>
-      <w:bCs/>
-      <w:color w:val="4F81BD" w:themeColor="accent1"/>
-    </w:rPr>
-  </w:style>
-  <w:style w:type="character" w:default="1" w:styleId="DefaultParagraphFont">
-    <w:name w:val="Default Paragraph Font"/>
-    <w:uiPriority w:val="1"/>
-    <w:semiHidden/>
-    <w:unhideWhenUsed/>
-  </w:style>
-  <w:style w:type="table" w:default="1" w:styleId="TableNormal">
-    <w:name w:val="Normal Table"/>
-    <w:uiPriority w:val="99"/>
-    <w:semiHidden/>
-    <w:unhideWhenUsed/>
-    <w:tblPr>
-      <w:tblInd w:w="0" w:type="dxa"/>
-      <w:tblCellMar>
-        <w:top w:w="0" w:type="dxa"/>
-        <w:left w:w="108" w:type="dxa"/>
-        <w:bottom w:w="0" w:type="dxa"/>
-        <w:right w:w="108" w:type="dxa"/>
-      </w:tblCellMar>
-    </w:tblPr>
-  </w:style>
-  <w:style w:type="numbering" w:default="1" w:styleId="NoList">
-    <w:name w:val="No List"/>
-    <w:uiPriority w:val="99"/>
-    <w:semiHidden/>
-    <w:unhideWhenUsed/>
-  </w:style>
-  <w:style w:type="paragraph" w:styleId="ListParagraph">
-    <w:name w:val="List Paragraph"/>
-    <w:basedOn w:val="Normal"/>
-    <w:uiPriority w:val="1"/>
-    <w:qFormat/>
-    <w:rsid w:val="002C0CF1"/>
-    <w:pPr>
-      <w:ind w:left="720"/>
-      <w:contextualSpacing/>
-    </w:pPr>
-  </w:style>
-  <w:style w:type="paragraph" w:styleId="Header">
-    <w:name w:val="header"/>
-    <w:basedOn w:val="Normal"/>
-    <w:link w:val="HeaderChar"/>
-    <w:uiPriority w:val="99"/>
-    <w:semiHidden/>
-    <w:unhideWhenUsed/>
-    <w:rsid w:val="007A3164"/>
-    <w:pPr>
-      <w:tabs>
-        <w:tab w:val="center" w:pos="4680"/>
-        <w:tab w:val="right" w:pos="9360"/>
-      </w:tabs>
-      <w:spacing w:after="0" w:line="240" w:lineRule="auto"/>
-    </w:pPr>
-  </w:style>
-  <w:style w:type="character" w:customStyle="1" w:styleId="HeaderChar">
-    <w:name w:val="Header Char"/>
-    <w:basedOn w:val="DefaultParagraphFont"/>
-    <w:link w:val="Header"/>
-    <w:uiPriority w:val="99"/>
-    <w:semiHidden/>
-    <w:rsid w:val="007A3164"/>
-  </w:style>
-  <w:style w:type="paragraph" w:styleId="Footer">
-    <w:name w:val="footer"/>
-    <w:basedOn w:val="Normal"/>
-    <w:link w:val="FooterChar"/>
-    <w:uiPriority w:val="99"/>
-    <w:unhideWhenUsed/>
-    <w:rsid w:val="007A3164"/>
-    <w:pPr>
-      <w:tabs>
-        <w:tab w:val="center" w:pos="4680"/>
-        <w:tab w:val="right" w:pos="9360"/>
-      </w:tabs>
-      <w:spacing w:after="0" w:line="240" w:lineRule="auto"/>
-    </w:pPr>
-  </w:style>
-  <w:style w:type="character" w:customStyle="1" w:styleId="FooterChar">
-    <w:name w:val="Footer Char"/>
-    <w:basedOn w:val="DefaultParagraphFont"/>
-    <w:link w:val="Footer"/>
-    <w:uiPriority w:val="99"/>
-    <w:rsid w:val="007A3164"/>
-  </w:style>
-  <w:style w:type="paragraph" w:styleId="BalloonText">
-    <w:name w:val="Balloon Text"/>
-    <w:basedOn w:val="Normal"/>
-    <w:link w:val="BalloonTextChar"/>
-    <w:uiPriority w:val="99"/>
-    <w:semiHidden/>
-    <w:unhideWhenUsed/>
-    <w:rsid w:val="00742B0D"/>
-    <w:pPr>
-      <w:spacing w:after="0" w:line="240" w:lineRule="auto"/>
-    </w:pPr>
-    <w:rPr>
-      <w:rFonts w:ascii="Tahoma" w:hAnsi="Tahoma" w:cs="Tahoma"/>
-      <w:sz w:val="16"/>
-      <w:szCs w:val="16"/>
-    </w:rPr>
-  </w:style>
-  <w:style w:type="character" w:customStyle="1" w:styleId="BalloonTextChar">
-    <w:name w:val="Balloon Text Char"/>
-    <w:basedOn w:val="DefaultParagraphFont"/>
-    <w:link w:val="BalloonText"/>
-    <w:uiPriority w:val="99"/>
-    <w:semiHidden/>
-    <w:rsid w:val="00742B0D"/>
-    <w:rPr>
-      <w:rFonts w:ascii="Tahoma" w:hAnsi="Tahoma" w:cs="Tahoma"/>
-      <w:sz w:val="16"/>
-      <w:szCs w:val="16"/>
-    </w:rPr>
-  </w:style>
-  <w:style w:type="table" w:styleId="TableGrid">
-    <w:name w:val="Table Grid"/>
-    <w:basedOn w:val="TableNormal"/>
-    <w:uiPriority w:val="59"/>
-    <w:rsid w:val="00D250B7"/>
-    <w:pPr>
-      <w:spacing w:after="0" w:line="240" w:lineRule="auto"/>
-    </w:pPr>
-    <w:tblPr>
-      <w:tblInd w:w="0" w:type="dxa"/>
-      <w:tblBorders>
-        <w:top w:val="single" w:sz="4" w:space="0" w:color="000000" w:themeColor="text1"/>
-        <w:left w:val="single" w:sz="4" w:space="0" w:color="000000" w:themeColor="text1"/>
-        <w:bottom w:val="single" w:sz="4" w:space="0" w:color="000000" w:themeColor="text1"/>
-        <w:right w:val="single" w:sz="4" w:space="0" w:color="000000" w:themeColor="text1"/>
-        <w:insideH w:val="single" w:sz="4" w:space="0" w:color="000000" w:themeColor="text1"/>
-        <w:insideV w:val="single" w:sz="4" w:space="0" w:color="000000" w:themeColor="text1"/>
-      </w:tblBorders>
-      <w:tblCellMar>
-        <w:top w:w="0" w:type="dxa"/>
-        <w:left w:w="108" w:type="dxa"/>
-        <w:bottom w:w="0" w:type="dxa"/>
-        <w:right w:w="108" w:type="dxa"/>
-      </w:tblCellMar>
-    </w:tblPr>
-  </w:style>
-  <w:style w:type="character" w:customStyle="1" w:styleId="Heading1Char">
-    <w:name w:val="Heading 1 Char"/>
-    <w:basedOn w:val="DefaultParagraphFont"/>
-    <w:link w:val="Heading1"/>
-    <w:uiPriority w:val="1"/>
-    <w:rsid w:val="002C6551"/>
-    <w:rPr>
-      <w:rFonts w:ascii="Times New Roman" w:eastAsia="Times New Roman" w:hAnsi="Times New Roman" w:cs="Times New Roman"/>
-      <w:b/>
-      <w:bCs/>
-      <w:sz w:val="32"/>
-      <w:szCs w:val="32"/>
-      <w:lang w:bidi="en-US"/>
-    </w:rPr>
-  </w:style>
-  <w:style w:type="character" w:customStyle="1" w:styleId="Heading2Char">
-    <w:name w:val="Heading 2 Char"/>
-    <w:basedOn w:val="DefaultParagraphFont"/>
-    <w:link w:val="Heading2"/>
-    <w:uiPriority w:val="9"/>
-    <w:semiHidden/>
-    <w:rsid w:val="002C6551"/>
-    <w:rPr>
-      <w:rFonts w:asciiTheme="majorHAnsi" w:eastAsiaTheme="majorEastAsia" w:hAnsiTheme="majorHAnsi" w:cstheme="majorBidi"/>
-      <w:b/>
-      <w:bCs/>
-      <w:color w:val="4F81BD" w:themeColor="accent1"/>
-      <w:sz w:val="26"/>
-      <w:szCs w:val="26"/>
-    </w:rPr>
-  </w:style>
-  <w:style w:type="character" w:customStyle="1" w:styleId="Heading3Char">
-    <w:name w:val="Heading 3 Char"/>
-    <w:basedOn w:val="DefaultParagraphFont"/>
-    <w:link w:val="Heading3"/>
-    <w:uiPriority w:val="9"/>
-    <w:rsid w:val="002C6551"/>
-    <w:rPr>
-      <w:rFonts w:asciiTheme="majorHAnsi" w:eastAsiaTheme="majorEastAsia" w:hAnsiTheme="majorHAnsi" w:cstheme="majorBidi"/>
-      <w:b/>
-      <w:bCs/>
-      <w:color w:val="4F81BD" w:themeColor="accent1"/>
-    </w:rPr>
-  </w:style>
-  <w:style w:type="paragraph" w:styleId="BodyText">
-    <w:name w:val="Body Text"/>
-    <w:basedOn w:val="Normal"/>
-    <w:link w:val="BodyTextChar"/>
-    <w:uiPriority w:val="1"/>
-    <w:qFormat/>
-    <w:rsid w:val="002C6551"/>
-    <w:pPr>
-      <w:widowControl w:val="0"/>
-      <w:autoSpaceDE w:val="0"/>
-      <w:autoSpaceDN w:val="0"/>
-      <w:spacing w:after="0" w:line="240" w:lineRule="auto"/>
-    </w:pPr>
-    <w:rPr>
-      <w:rFonts w:ascii="Times New Roman" w:eastAsia="Times New Roman" w:hAnsi="Times New Roman" w:cs="Times New Roman"/>
-      <w:lang w:bidi="en-US"/>
-    </w:rPr>
-  </w:style>
-  <w:style w:type="character" w:customStyle="1" w:styleId="BodyTextChar">
-    <w:name w:val="Body Text Char"/>
-    <w:basedOn w:val="DefaultParagraphFont"/>
-    <w:link w:val="BodyText"/>
-    <w:uiPriority w:val="1"/>
-    <w:rsid w:val="002C6551"/>
-    <w:rPr>
-      <w:rFonts w:ascii="Times New Roman" w:eastAsia="Times New Roman" w:hAnsi="Times New Roman" w:cs="Times New Roman"/>
-      <w:lang w:bidi="en-US"/>
-    </w:rPr>
-  </w:style>
-  <w:style w:type="paragraph" w:customStyle="1" w:styleId="TableParagraph">
-    <w:name w:val="Table Paragraph"/>
-    <w:basedOn w:val="Normal"/>
-    <w:uiPriority w:val="1"/>
-    <w:qFormat/>
-    <w:rsid w:val="00DD51E4"/>
-    <w:pPr>
-      <w:widowControl w:val="0"/>
-      <w:autoSpaceDE w:val="0"/>
-      <w:autoSpaceDN w:val="0"/>
-      <w:spacing w:after="0" w:line="232" w:lineRule="exact"/>
-      <w:ind w:left="105"/>
-      <w:jc w:val="center"/>
-    </w:pPr>
-    <w:rPr>
-      <w:rFonts w:ascii="Times New Roman" w:eastAsia="Times New Roman" w:hAnsi="Times New Roman" w:cs="Times New Roman"/>
-      <w:lang w:bidi="en-US"/>
-    </w:rPr>
-  </w:style>
-  <w:style w:type="character" w:styleId="Hyperlink">
-    <w:name w:val="Hyperlink"/>
-    <w:basedOn w:val="DefaultParagraphFont"/>
-    <w:uiPriority w:val="99"/>
-    <w:unhideWhenUsed/>
-    <w:rsid w:val="00B060BF"/>
-    <w:rPr>
-      <w:color w:val="0000FF" w:themeColor="hyperlink"/>
-      <w:u w:val="single"/>
-    </w:rPr>
-  </w:style>
-</w:styles>
-</file>
-
-<file path=word\theme\theme1.xml><?xml version="1.0" encoding="utf-8"?>
+<file path=word/theme/theme1.xml><?xml version="1.0" encoding="utf-8"?>
 <a:theme xmlns:a="http://schemas.openxmlformats.org/drawingml/2006/main" name="Office Theme">
   <a:themeElements>
     <a:clrScheme name="Office">
@@ -5366,10 +4324,14 @@
 </a:theme>
 </file>
 
-<file path=word\webSettings.xml><?xml version="1.0" encoding="utf-8"?>
-<w:webSettings xmlns:mc="http://schemas.openxmlformats.org/markup-compatibility/2006" xmlns:r="http://schemas.openxmlformats.org/officeDocument/2006/relationships" xmlns:w="http://schemas.openxmlformats.org/wordprocessingml/2006/main" xmlns:w14="http://schemas.microsoft.com/office/word/2010/wordml" mc:Ignorable="w14">
-  <w:optimizeForBrowser/>
-  <w:relyOnVML/>
-  <w:allowPNG/>
-</w:webSettings>
+<file path=customXml/item1.xml><?xml version="1.0" encoding="utf-8"?>
+<b:Sources xmlns:b="http://schemas.openxmlformats.org/officeDocument/2006/bibliography" xmlns="http://schemas.openxmlformats.org/officeDocument/2006/bibliography" SelectedStyle="\APA.XSL" StyleName="APA"/>
+</file>
+
+<file path=customXml/itemProps1.xml><?xml version="1.0" encoding="utf-8"?>
+<ds:datastoreItem xmlns:ds="http://schemas.openxmlformats.org/officeDocument/2006/customXml" ds:itemID="{3E4D47A2-15CB-4879-A8F5-A991E66A0441}">
+  <ds:schemaRefs>
+    <ds:schemaRef ds:uri="http://schemas.openxmlformats.org/officeDocument/2006/bibliography"/>
+  </ds:schemaRefs>
+</ds:datastoreItem>
 </file>